--- a/lab3/АСиС_ЛР3.docx
+++ b/lab3/АСиС_ЛР3.docx
@@ -70,6 +70,7 @@
         <w:ind w:right="14"/>
         <w:jc w:val="center"/>
       </w:pPr>
+      <w:proofErr w:type="gramStart"/>
       <w:r>
         <w:rPr>
           <w:rFonts w:ascii="Arial" w:eastAsia="Arial" w:hAnsi="Arial" w:cs="Arial"/>
@@ -77,6 +78,7 @@
         </w:rPr>
         <w:t>Вариант ???</w:t>
       </w:r>
+      <w:proofErr w:type="gramEnd"/>
     </w:p>
     <w:p>
       <w:pPr>
@@ -110,21 +112,23 @@
           <w:lang w:val="en-US"/>
         </w:rPr>
       </w:pPr>
+      <w:proofErr w:type="spellStart"/>
       <w:r>
         <w:rPr>
           <w:rFonts w:ascii="Arial" w:eastAsia="Arial" w:hAnsi="Arial" w:cs="Arial"/>
           <w:b/>
           <w:sz w:val="30"/>
         </w:rPr>
-        <w:t>Трикашный М</w:t>
-      </w:r>
+        <w:t>Трикашный</w:t>
+      </w:r>
+      <w:proofErr w:type="spellEnd"/>
       <w:r>
         <w:rPr>
           <w:rFonts w:ascii="Arial" w:eastAsia="Arial" w:hAnsi="Arial" w:cs="Arial"/>
           <w:b/>
           <w:sz w:val="30"/>
         </w:rPr>
-        <w:t>.</w:t>
+        <w:t xml:space="preserve"> М</w:t>
       </w:r>
       <w:r>
         <w:rPr>
@@ -132,13 +136,21 @@
           <w:b/>
           <w:sz w:val="30"/>
         </w:rPr>
-        <w:t xml:space="preserve">Д </w:t>
+        <w:t>.</w:t>
       </w:r>
       <w:r>
         <w:rPr>
           <w:rFonts w:ascii="Arial" w:eastAsia="Arial" w:hAnsi="Arial" w:cs="Arial"/>
           <w:b/>
           <w:sz w:val="30"/>
+        </w:rPr>
+        <w:t xml:space="preserve">Д </w:t>
+      </w:r>
+      <w:r>
+        <w:rPr>
+          <w:rFonts w:ascii="Arial" w:eastAsia="Arial" w:hAnsi="Arial" w:cs="Arial"/>
+          <w:b/>
+          <w:sz w:val="30"/>
           <w:lang w:val="en-US"/>
         </w:rPr>
         <w:t>P3406</w:t>
@@ -319,20 +331,19 @@
         <w:ind w:left="675"/>
       </w:pPr>
       <w:r>
-        <w:rPr>
-          <w:noProof/>
-        </w:rPr>
         <w:drawing>
-          <wp:inline distT="0" distB="0" distL="0" distR="0" wp14:anchorId="74EDBC74" wp14:editId="5F63A187">
-            <wp:extent cx="5943600" cy="2276475"/>
+          <wp:inline distT="0" distB="0" distL="0" distR="0" wp14:anchorId="0869A1FC" wp14:editId="76C5BC6C">
+            <wp:extent cx="5226050" cy="2409158"/>
             <wp:effectExtent l="0" t="0" r="0" b="0"/>
-            <wp:docPr id="267" name="Picture 267"/>
-            <wp:cNvGraphicFramePr/>
+            <wp:docPr id="1" name="Рисунок 1"/>
+            <wp:cNvGraphicFramePr>
+              <a:graphicFrameLocks xmlns:a="http://schemas.openxmlformats.org/drawingml/2006/main" noChangeAspect="1"/>
+            </wp:cNvGraphicFramePr>
             <a:graphic xmlns:a="http://schemas.openxmlformats.org/drawingml/2006/main">
               <a:graphicData uri="http://schemas.openxmlformats.org/drawingml/2006/picture">
                 <pic:pic xmlns:pic="http://schemas.openxmlformats.org/drawingml/2006/picture">
                   <pic:nvPicPr>
-                    <pic:cNvPr id="267" name="Picture 267"/>
+                    <pic:cNvPr id="1" name=""/>
                     <pic:cNvPicPr/>
                   </pic:nvPicPr>
                   <pic:blipFill>
@@ -344,7 +355,7 @@
                   <pic:spPr>
                     <a:xfrm>
                       <a:off x="0" y="0"/>
-                      <a:ext cx="5943600" cy="2276475"/>
+                      <a:ext cx="5238062" cy="2414695"/>
                     </a:xfrm>
                     <a:prstGeom prst="rect">
                       <a:avLst/>
@@ -401,7 +412,25 @@
           <w:sz w:val="20"/>
           <w:lang w:val="en-US"/>
         </w:rPr>
-        <w:t>[S1]interface g0/0/11</w:t>
+        <w:t>[S</w:t>
+      </w:r>
+      <w:proofErr w:type="gramStart"/>
+      <w:r>
+        <w:rPr>
+          <w:rFonts w:ascii="Courier New" w:eastAsia="Courier New" w:hAnsi="Courier New" w:cs="Courier New"/>
+          <w:sz w:val="20"/>
+          <w:lang w:val="en-US"/>
+        </w:rPr>
+        <w:t>1]interface</w:t>
+      </w:r>
+      <w:proofErr w:type="gramEnd"/>
+      <w:r>
+        <w:rPr>
+          <w:rFonts w:ascii="Courier New" w:eastAsia="Courier New" w:hAnsi="Courier New" w:cs="Courier New"/>
+          <w:sz w:val="20"/>
+          <w:lang w:val="en-US"/>
+        </w:rPr>
+        <w:t xml:space="preserve"> g0/0/11</w:t>
       </w:r>
     </w:p>
     <w:p>
@@ -424,8 +453,18 @@
           <w:sz w:val="20"/>
           <w:lang w:val="en-US"/>
         </w:rPr>
-        <w:t>[S1-GigabitEthernet0/0/11]shutdown</w:t>
-      </w:r>
+        <w:t>[S1-GigabitEthernet0/0/</w:t>
+      </w:r>
+      <w:proofErr w:type="gramStart"/>
+      <w:r>
+        <w:rPr>
+          <w:rFonts w:ascii="Courier New" w:eastAsia="Courier New" w:hAnsi="Courier New" w:cs="Courier New"/>
+          <w:sz w:val="20"/>
+          <w:lang w:val="en-US"/>
+        </w:rPr>
+        <w:t>11]shutdown</w:t>
+      </w:r>
+      <w:proofErr w:type="gramEnd"/>
     </w:p>
     <w:p>
       <w:pPr>
@@ -447,7 +486,25 @@
           <w:sz w:val="20"/>
           <w:lang w:val="en-US"/>
         </w:rPr>
-        <w:t>[S1]interface g0/0/12</w:t>
+        <w:t>[S</w:t>
+      </w:r>
+      <w:proofErr w:type="gramStart"/>
+      <w:r>
+        <w:rPr>
+          <w:rFonts w:ascii="Courier New" w:eastAsia="Courier New" w:hAnsi="Courier New" w:cs="Courier New"/>
+          <w:sz w:val="20"/>
+          <w:lang w:val="en-US"/>
+        </w:rPr>
+        <w:t>1]interface</w:t>
+      </w:r>
+      <w:proofErr w:type="gramEnd"/>
+      <w:r>
+        <w:rPr>
+          <w:rFonts w:ascii="Courier New" w:eastAsia="Courier New" w:hAnsi="Courier New" w:cs="Courier New"/>
+          <w:sz w:val="20"/>
+          <w:lang w:val="en-US"/>
+        </w:rPr>
+        <w:t xml:space="preserve"> g0/0/12</w:t>
       </w:r>
     </w:p>
     <w:p>
@@ -470,8 +527,18 @@
           <w:sz w:val="20"/>
           <w:lang w:val="en-US"/>
         </w:rPr>
-        <w:t>[S1-GigabitEthernet0/0/12]shutdown</w:t>
-      </w:r>
+        <w:t>[S1-GigabitEthernet0/0/</w:t>
+      </w:r>
+      <w:proofErr w:type="gramStart"/>
+      <w:r>
+        <w:rPr>
+          <w:rFonts w:ascii="Courier New" w:eastAsia="Courier New" w:hAnsi="Courier New" w:cs="Courier New"/>
+          <w:sz w:val="20"/>
+          <w:lang w:val="en-US"/>
+        </w:rPr>
+        <w:t>12]shutdown</w:t>
+      </w:r>
+      <w:proofErr w:type="gramEnd"/>
     </w:p>
     <w:p>
       <w:pPr>
@@ -493,7 +560,25 @@
           <w:sz w:val="20"/>
           <w:lang w:val="en-US"/>
         </w:rPr>
-        <w:t>[S2]interface g0/0/11</w:t>
+        <w:t>[S</w:t>
+      </w:r>
+      <w:proofErr w:type="gramStart"/>
+      <w:r>
+        <w:rPr>
+          <w:rFonts w:ascii="Courier New" w:eastAsia="Courier New" w:hAnsi="Courier New" w:cs="Courier New"/>
+          <w:sz w:val="20"/>
+          <w:lang w:val="en-US"/>
+        </w:rPr>
+        <w:t>2]interface</w:t>
+      </w:r>
+      <w:proofErr w:type="gramEnd"/>
+      <w:r>
+        <w:rPr>
+          <w:rFonts w:ascii="Courier New" w:eastAsia="Courier New" w:hAnsi="Courier New" w:cs="Courier New"/>
+          <w:sz w:val="20"/>
+          <w:lang w:val="en-US"/>
+        </w:rPr>
+        <w:t xml:space="preserve"> g0/0/11</w:t>
       </w:r>
     </w:p>
     <w:p>
@@ -516,8 +601,18 @@
           <w:sz w:val="20"/>
           <w:lang w:val="en-US"/>
         </w:rPr>
-        <w:t>[S2-GigabitEthernet0/0/11]shutdown</w:t>
-      </w:r>
+        <w:t>[S2-GigabitEthernet0/0/</w:t>
+      </w:r>
+      <w:proofErr w:type="gramStart"/>
+      <w:r>
+        <w:rPr>
+          <w:rFonts w:ascii="Courier New" w:eastAsia="Courier New" w:hAnsi="Courier New" w:cs="Courier New"/>
+          <w:sz w:val="20"/>
+          <w:lang w:val="en-US"/>
+        </w:rPr>
+        <w:t>11]shutdown</w:t>
+      </w:r>
+      <w:proofErr w:type="gramEnd"/>
     </w:p>
     <w:p>
       <w:pPr>
@@ -539,7 +634,25 @@
           <w:sz w:val="20"/>
           <w:lang w:val="en-US"/>
         </w:rPr>
-        <w:t>[S2]interface g0/0/12</w:t>
+        <w:t>[S</w:t>
+      </w:r>
+      <w:proofErr w:type="gramStart"/>
+      <w:r>
+        <w:rPr>
+          <w:rFonts w:ascii="Courier New" w:eastAsia="Courier New" w:hAnsi="Courier New" w:cs="Courier New"/>
+          <w:sz w:val="20"/>
+          <w:lang w:val="en-US"/>
+        </w:rPr>
+        <w:t>2]interface</w:t>
+      </w:r>
+      <w:proofErr w:type="gramEnd"/>
+      <w:r>
+        <w:rPr>
+          <w:rFonts w:ascii="Courier New" w:eastAsia="Courier New" w:hAnsi="Courier New" w:cs="Courier New"/>
+          <w:sz w:val="20"/>
+          <w:lang w:val="en-US"/>
+        </w:rPr>
+        <w:t xml:space="preserve"> g0/0/12</w:t>
       </w:r>
     </w:p>
     <w:p>
@@ -562,8 +675,18 @@
           <w:sz w:val="20"/>
           <w:lang w:val="en-US"/>
         </w:rPr>
-        <w:t>[S2-GigabitEthernet0/0/12]shutdown</w:t>
-      </w:r>
+        <w:t>[S2-GigabitEthernet0/0/</w:t>
+      </w:r>
+      <w:proofErr w:type="gramStart"/>
+      <w:r>
+        <w:rPr>
+          <w:rFonts w:ascii="Courier New" w:eastAsia="Courier New" w:hAnsi="Courier New" w:cs="Courier New"/>
+          <w:sz w:val="20"/>
+          <w:lang w:val="en-US"/>
+        </w:rPr>
+        <w:t>12]shutdown</w:t>
+      </w:r>
+      <w:proofErr w:type="gramEnd"/>
     </w:p>
     <w:p>
       <w:pPr>
@@ -608,7 +731,25 @@
           <w:sz w:val="20"/>
           <w:lang w:val="en-US"/>
         </w:rPr>
-        <w:t>[R1]interface g0/0/1</w:t>
+        <w:t>[R</w:t>
+      </w:r>
+      <w:proofErr w:type="gramStart"/>
+      <w:r>
+        <w:rPr>
+          <w:rFonts w:ascii="Courier New" w:eastAsia="Courier New" w:hAnsi="Courier New" w:cs="Courier New"/>
+          <w:sz w:val="20"/>
+          <w:lang w:val="en-US"/>
+        </w:rPr>
+        <w:t>1]interface</w:t>
+      </w:r>
+      <w:proofErr w:type="gramEnd"/>
+      <w:r>
+        <w:rPr>
+          <w:rFonts w:ascii="Courier New" w:eastAsia="Courier New" w:hAnsi="Courier New" w:cs="Courier New"/>
+          <w:sz w:val="20"/>
+          <w:lang w:val="en-US"/>
+        </w:rPr>
+        <w:t xml:space="preserve"> g0/0/1</w:t>
       </w:r>
     </w:p>
     <w:p>
@@ -631,7 +772,35 @@
           <w:sz w:val="20"/>
           <w:lang w:val="en-US"/>
         </w:rPr>
-        <w:t>[R1-GigabitEthernet0/0/1]ip address 10.1.2.1 24</w:t>
+        <w:t>[R1-GigabitEthernet0/0/</w:t>
+      </w:r>
+      <w:proofErr w:type="gramStart"/>
+      <w:r>
+        <w:rPr>
+          <w:rFonts w:ascii="Courier New" w:eastAsia="Courier New" w:hAnsi="Courier New" w:cs="Courier New"/>
+          <w:sz w:val="20"/>
+          <w:lang w:val="en-US"/>
+        </w:rPr>
+        <w:t>1]</w:t>
+      </w:r>
+      <w:proofErr w:type="spellStart"/>
+      <w:r>
+        <w:rPr>
+          <w:rFonts w:ascii="Courier New" w:eastAsia="Courier New" w:hAnsi="Courier New" w:cs="Courier New"/>
+          <w:sz w:val="20"/>
+          <w:lang w:val="en-US"/>
+        </w:rPr>
+        <w:t>ip</w:t>
+      </w:r>
+      <w:proofErr w:type="spellEnd"/>
+      <w:proofErr w:type="gramEnd"/>
+      <w:r>
+        <w:rPr>
+          <w:rFonts w:ascii="Courier New" w:eastAsia="Courier New" w:hAnsi="Courier New" w:cs="Courier New"/>
+          <w:sz w:val="20"/>
+          <w:lang w:val="en-US"/>
+        </w:rPr>
+        <w:t xml:space="preserve"> address 10.1.2.1 24</w:t>
       </w:r>
     </w:p>
     <w:p>
@@ -654,7 +823,25 @@
           <w:sz w:val="20"/>
           <w:lang w:val="en-US"/>
         </w:rPr>
-        <w:t>[R3]interface g0/0/2</w:t>
+        <w:t>[R</w:t>
+      </w:r>
+      <w:proofErr w:type="gramStart"/>
+      <w:r>
+        <w:rPr>
+          <w:rFonts w:ascii="Courier New" w:eastAsia="Courier New" w:hAnsi="Courier New" w:cs="Courier New"/>
+          <w:sz w:val="20"/>
+          <w:lang w:val="en-US"/>
+        </w:rPr>
+        <w:t>3]interface</w:t>
+      </w:r>
+      <w:proofErr w:type="gramEnd"/>
+      <w:r>
+        <w:rPr>
+          <w:rFonts w:ascii="Courier New" w:eastAsia="Courier New" w:hAnsi="Courier New" w:cs="Courier New"/>
+          <w:sz w:val="20"/>
+          <w:lang w:val="en-US"/>
+        </w:rPr>
+        <w:t xml:space="preserve"> g0/0/2</w:t>
       </w:r>
     </w:p>
     <w:p>
@@ -677,7 +864,35 @@
           <w:sz w:val="20"/>
           <w:lang w:val="en-US"/>
         </w:rPr>
-        <w:t>[R3-GigabitEthernet0/0/2]ip address 10.1.10.1 24</w:t>
+        <w:t>[R3-GigabitEthernet0/0/</w:t>
+      </w:r>
+      <w:proofErr w:type="gramStart"/>
+      <w:r>
+        <w:rPr>
+          <w:rFonts w:ascii="Courier New" w:eastAsia="Courier New" w:hAnsi="Courier New" w:cs="Courier New"/>
+          <w:sz w:val="20"/>
+          <w:lang w:val="en-US"/>
+        </w:rPr>
+        <w:t>2]</w:t>
+      </w:r>
+      <w:proofErr w:type="spellStart"/>
+      <w:r>
+        <w:rPr>
+          <w:rFonts w:ascii="Courier New" w:eastAsia="Courier New" w:hAnsi="Courier New" w:cs="Courier New"/>
+          <w:sz w:val="20"/>
+          <w:lang w:val="en-US"/>
+        </w:rPr>
+        <w:t>ip</w:t>
+      </w:r>
+      <w:proofErr w:type="spellEnd"/>
+      <w:proofErr w:type="gramEnd"/>
+      <w:r>
+        <w:rPr>
+          <w:rFonts w:ascii="Courier New" w:eastAsia="Courier New" w:hAnsi="Courier New" w:cs="Courier New"/>
+          <w:sz w:val="20"/>
+          <w:lang w:val="en-US"/>
+        </w:rPr>
+        <w:t xml:space="preserve"> address 10.1.10.1 24</w:t>
       </w:r>
     </w:p>
     <w:p>
@@ -709,7 +924,32 @@
           <w:sz w:val="20"/>
         </w:rPr>
         <w:lastRenderedPageBreak/>
-        <w:t>[S3]vlan 3</w:t>
+        <w:t>[S</w:t>
+      </w:r>
+      <w:proofErr w:type="gramStart"/>
+      <w:r>
+        <w:rPr>
+          <w:rFonts w:ascii="Courier New" w:eastAsia="Courier New" w:hAnsi="Courier New" w:cs="Courier New"/>
+          <w:sz w:val="20"/>
+        </w:rPr>
+        <w:t>3]</w:t>
+      </w:r>
+      <w:proofErr w:type="spellStart"/>
+      <w:r>
+        <w:rPr>
+          <w:rFonts w:ascii="Courier New" w:eastAsia="Courier New" w:hAnsi="Courier New" w:cs="Courier New"/>
+          <w:sz w:val="20"/>
+        </w:rPr>
+        <w:t>vlan</w:t>
+      </w:r>
+      <w:proofErr w:type="spellEnd"/>
+      <w:proofErr w:type="gramEnd"/>
+      <w:r>
+        <w:rPr>
+          <w:rFonts w:ascii="Courier New" w:eastAsia="Courier New" w:hAnsi="Courier New" w:cs="Courier New"/>
+          <w:sz w:val="20"/>
+        </w:rPr>
+        <w:t xml:space="preserve"> 3</w:t>
       </w:r>
     </w:p>
     <w:p>
@@ -728,7 +968,32 @@
           <w:rFonts w:ascii="Courier New" w:eastAsia="Courier New" w:hAnsi="Courier New" w:cs="Courier New"/>
           <w:sz w:val="20"/>
         </w:rPr>
-        <w:t>[S4]vlan 3</w:t>
+        <w:t>[S</w:t>
+      </w:r>
+      <w:proofErr w:type="gramStart"/>
+      <w:r>
+        <w:rPr>
+          <w:rFonts w:ascii="Courier New" w:eastAsia="Courier New" w:hAnsi="Courier New" w:cs="Courier New"/>
+          <w:sz w:val="20"/>
+        </w:rPr>
+        <w:t>4]</w:t>
+      </w:r>
+      <w:proofErr w:type="spellStart"/>
+      <w:r>
+        <w:rPr>
+          <w:rFonts w:ascii="Courier New" w:eastAsia="Courier New" w:hAnsi="Courier New" w:cs="Courier New"/>
+          <w:sz w:val="20"/>
+        </w:rPr>
+        <w:t>vlan</w:t>
+      </w:r>
+      <w:proofErr w:type="spellEnd"/>
+      <w:proofErr w:type="gramEnd"/>
+      <w:r>
+        <w:rPr>
+          <w:rFonts w:ascii="Courier New" w:eastAsia="Courier New" w:hAnsi="Courier New" w:cs="Courier New"/>
+          <w:sz w:val="20"/>
+        </w:rPr>
+        <w:t xml:space="preserve"> 3</w:t>
       </w:r>
     </w:p>
     <w:p>
@@ -763,7 +1028,25 @@
           <w:sz w:val="20"/>
           <w:lang w:val="en-US"/>
         </w:rPr>
-        <w:t>[S3]interface g0/0/1</w:t>
+        <w:t>[S</w:t>
+      </w:r>
+      <w:proofErr w:type="gramStart"/>
+      <w:r>
+        <w:rPr>
+          <w:rFonts w:ascii="Courier New" w:eastAsia="Courier New" w:hAnsi="Courier New" w:cs="Courier New"/>
+          <w:sz w:val="20"/>
+          <w:lang w:val="en-US"/>
+        </w:rPr>
+        <w:t>3]interface</w:t>
+      </w:r>
+      <w:proofErr w:type="gramEnd"/>
+      <w:r>
+        <w:rPr>
+          <w:rFonts w:ascii="Courier New" w:eastAsia="Courier New" w:hAnsi="Courier New" w:cs="Courier New"/>
+          <w:sz w:val="20"/>
+          <w:lang w:val="en-US"/>
+        </w:rPr>
+        <w:t xml:space="preserve"> g0/0/1</w:t>
       </w:r>
     </w:p>
     <w:p>
@@ -786,7 +1069,25 @@
           <w:sz w:val="20"/>
           <w:lang w:val="en-US"/>
         </w:rPr>
-        <w:t>[S3-GigabitEthernet0/0/1]port link-type access</w:t>
+        <w:t>[S3-GigabitEthernet0/0/</w:t>
+      </w:r>
+      <w:proofErr w:type="gramStart"/>
+      <w:r>
+        <w:rPr>
+          <w:rFonts w:ascii="Courier New" w:eastAsia="Courier New" w:hAnsi="Courier New" w:cs="Courier New"/>
+          <w:sz w:val="20"/>
+          <w:lang w:val="en-US"/>
+        </w:rPr>
+        <w:t>1]port</w:t>
+      </w:r>
+      <w:proofErr w:type="gramEnd"/>
+      <w:r>
+        <w:rPr>
+          <w:rFonts w:ascii="Courier New" w:eastAsia="Courier New" w:hAnsi="Courier New" w:cs="Courier New"/>
+          <w:sz w:val="20"/>
+          <w:lang w:val="en-US"/>
+        </w:rPr>
+        <w:t xml:space="preserve"> link-type access</w:t>
       </w:r>
     </w:p>
     <w:p>
@@ -809,7 +1110,43 @@
           <w:sz w:val="20"/>
           <w:lang w:val="en-US"/>
         </w:rPr>
-        <w:t>[S3-GigabitEthernet0/0/1]port default vlan 3</w:t>
+        <w:t>[S3-GigabitEthernet0/0/</w:t>
+      </w:r>
+      <w:proofErr w:type="gramStart"/>
+      <w:r>
+        <w:rPr>
+          <w:rFonts w:ascii="Courier New" w:eastAsia="Courier New" w:hAnsi="Courier New" w:cs="Courier New"/>
+          <w:sz w:val="20"/>
+          <w:lang w:val="en-US"/>
+        </w:rPr>
+        <w:t>1]port</w:t>
+      </w:r>
+      <w:proofErr w:type="gramEnd"/>
+      <w:r>
+        <w:rPr>
+          <w:rFonts w:ascii="Courier New" w:eastAsia="Courier New" w:hAnsi="Courier New" w:cs="Courier New"/>
+          <w:sz w:val="20"/>
+          <w:lang w:val="en-US"/>
+        </w:rPr>
+        <w:t xml:space="preserve"> default </w:t>
+      </w:r>
+      <w:proofErr w:type="spellStart"/>
+      <w:r>
+        <w:rPr>
+          <w:rFonts w:ascii="Courier New" w:eastAsia="Courier New" w:hAnsi="Courier New" w:cs="Courier New"/>
+          <w:sz w:val="20"/>
+          <w:lang w:val="en-US"/>
+        </w:rPr>
+        <w:t>vlan</w:t>
+      </w:r>
+      <w:proofErr w:type="spellEnd"/>
+      <w:r>
+        <w:rPr>
+          <w:rFonts w:ascii="Courier New" w:eastAsia="Courier New" w:hAnsi="Courier New" w:cs="Courier New"/>
+          <w:sz w:val="20"/>
+          <w:lang w:val="en-US"/>
+        </w:rPr>
+        <w:t xml:space="preserve"> 3</w:t>
       </w:r>
     </w:p>
     <w:p>
@@ -832,7 +1169,25 @@
           <w:sz w:val="20"/>
           <w:lang w:val="en-US"/>
         </w:rPr>
-        <w:t>[S4]interface g0/0/2</w:t>
+        <w:t>[S</w:t>
+      </w:r>
+      <w:proofErr w:type="gramStart"/>
+      <w:r>
+        <w:rPr>
+          <w:rFonts w:ascii="Courier New" w:eastAsia="Courier New" w:hAnsi="Courier New" w:cs="Courier New"/>
+          <w:sz w:val="20"/>
+          <w:lang w:val="en-US"/>
+        </w:rPr>
+        <w:t>4]interface</w:t>
+      </w:r>
+      <w:proofErr w:type="gramEnd"/>
+      <w:r>
+        <w:rPr>
+          <w:rFonts w:ascii="Courier New" w:eastAsia="Courier New" w:hAnsi="Courier New" w:cs="Courier New"/>
+          <w:sz w:val="20"/>
+          <w:lang w:val="en-US"/>
+        </w:rPr>
+        <w:t xml:space="preserve"> g0/0/2</w:t>
       </w:r>
     </w:p>
     <w:p>
@@ -855,7 +1210,25 @@
           <w:sz w:val="20"/>
           <w:lang w:val="en-US"/>
         </w:rPr>
-        <w:t>[S4-GigabitEthernet0/0/2]port link-type access</w:t>
+        <w:t>[S4-GigabitEthernet0/0/</w:t>
+      </w:r>
+      <w:proofErr w:type="gramStart"/>
+      <w:r>
+        <w:rPr>
+          <w:rFonts w:ascii="Courier New" w:eastAsia="Courier New" w:hAnsi="Courier New" w:cs="Courier New"/>
+          <w:sz w:val="20"/>
+          <w:lang w:val="en-US"/>
+        </w:rPr>
+        <w:t>2]port</w:t>
+      </w:r>
+      <w:proofErr w:type="gramEnd"/>
+      <w:r>
+        <w:rPr>
+          <w:rFonts w:ascii="Courier New" w:eastAsia="Courier New" w:hAnsi="Courier New" w:cs="Courier New"/>
+          <w:sz w:val="20"/>
+          <w:lang w:val="en-US"/>
+        </w:rPr>
+        <w:t xml:space="preserve"> link-type access</w:t>
       </w:r>
     </w:p>
     <w:p>
@@ -878,7 +1251,43 @@
           <w:sz w:val="20"/>
           <w:lang w:val="en-US"/>
         </w:rPr>
-        <w:t>[S4-GigabitEthernet0/0/2]port default vlan 3</w:t>
+        <w:t>[S4-GigabitEthernet0/0/</w:t>
+      </w:r>
+      <w:proofErr w:type="gramStart"/>
+      <w:r>
+        <w:rPr>
+          <w:rFonts w:ascii="Courier New" w:eastAsia="Courier New" w:hAnsi="Courier New" w:cs="Courier New"/>
+          <w:sz w:val="20"/>
+          <w:lang w:val="en-US"/>
+        </w:rPr>
+        <w:t>2]port</w:t>
+      </w:r>
+      <w:proofErr w:type="gramEnd"/>
+      <w:r>
+        <w:rPr>
+          <w:rFonts w:ascii="Courier New" w:eastAsia="Courier New" w:hAnsi="Courier New" w:cs="Courier New"/>
+          <w:sz w:val="20"/>
+          <w:lang w:val="en-US"/>
+        </w:rPr>
+        <w:t xml:space="preserve"> default </w:t>
+      </w:r>
+      <w:proofErr w:type="spellStart"/>
+      <w:r>
+        <w:rPr>
+          <w:rFonts w:ascii="Courier New" w:eastAsia="Courier New" w:hAnsi="Courier New" w:cs="Courier New"/>
+          <w:sz w:val="20"/>
+          <w:lang w:val="en-US"/>
+        </w:rPr>
+        <w:t>vlan</w:t>
+      </w:r>
+      <w:proofErr w:type="spellEnd"/>
+      <w:r>
+        <w:rPr>
+          <w:rFonts w:ascii="Courier New" w:eastAsia="Courier New" w:hAnsi="Courier New" w:cs="Courier New"/>
+          <w:sz w:val="20"/>
+          <w:lang w:val="en-US"/>
+        </w:rPr>
+        <w:t xml:space="preserve"> 3</w:t>
       </w:r>
     </w:p>
     <w:p>
@@ -913,7 +1322,43 @@
           <w:sz w:val="20"/>
           <w:lang w:val="en-US"/>
         </w:rPr>
-        <w:t>[S3]interface Vlanif 3</w:t>
+        <w:t>[S</w:t>
+      </w:r>
+      <w:proofErr w:type="gramStart"/>
+      <w:r>
+        <w:rPr>
+          <w:rFonts w:ascii="Courier New" w:eastAsia="Courier New" w:hAnsi="Courier New" w:cs="Courier New"/>
+          <w:sz w:val="20"/>
+          <w:lang w:val="en-US"/>
+        </w:rPr>
+        <w:t>3]interface</w:t>
+      </w:r>
+      <w:proofErr w:type="gramEnd"/>
+      <w:r>
+        <w:rPr>
+          <w:rFonts w:ascii="Courier New" w:eastAsia="Courier New" w:hAnsi="Courier New" w:cs="Courier New"/>
+          <w:sz w:val="20"/>
+          <w:lang w:val="en-US"/>
+        </w:rPr>
+        <w:t xml:space="preserve"> </w:t>
+      </w:r>
+      <w:proofErr w:type="spellStart"/>
+      <w:r>
+        <w:rPr>
+          <w:rFonts w:ascii="Courier New" w:eastAsia="Courier New" w:hAnsi="Courier New" w:cs="Courier New"/>
+          <w:sz w:val="20"/>
+          <w:lang w:val="en-US"/>
+        </w:rPr>
+        <w:t>Vlanif</w:t>
+      </w:r>
+      <w:proofErr w:type="spellEnd"/>
+      <w:r>
+        <w:rPr>
+          <w:rFonts w:ascii="Courier New" w:eastAsia="Courier New" w:hAnsi="Courier New" w:cs="Courier New"/>
+          <w:sz w:val="20"/>
+          <w:lang w:val="en-US"/>
+        </w:rPr>
+        <w:t xml:space="preserve"> 3</w:t>
       </w:r>
     </w:p>
     <w:p>
@@ -936,7 +1381,35 @@
           <w:sz w:val="20"/>
           <w:lang w:val="en-US"/>
         </w:rPr>
-        <w:t>[S3-Vlanif3]ip address 10.1.3.1 24</w:t>
+        <w:t>[S3-Vlanif</w:t>
+      </w:r>
+      <w:proofErr w:type="gramStart"/>
+      <w:r>
+        <w:rPr>
+          <w:rFonts w:ascii="Courier New" w:eastAsia="Courier New" w:hAnsi="Courier New" w:cs="Courier New"/>
+          <w:sz w:val="20"/>
+          <w:lang w:val="en-US"/>
+        </w:rPr>
+        <w:t>3]</w:t>
+      </w:r>
+      <w:proofErr w:type="spellStart"/>
+      <w:r>
+        <w:rPr>
+          <w:rFonts w:ascii="Courier New" w:eastAsia="Courier New" w:hAnsi="Courier New" w:cs="Courier New"/>
+          <w:sz w:val="20"/>
+          <w:lang w:val="en-US"/>
+        </w:rPr>
+        <w:t>ip</w:t>
+      </w:r>
+      <w:proofErr w:type="spellEnd"/>
+      <w:proofErr w:type="gramEnd"/>
+      <w:r>
+        <w:rPr>
+          <w:rFonts w:ascii="Courier New" w:eastAsia="Courier New" w:hAnsi="Courier New" w:cs="Courier New"/>
+          <w:sz w:val="20"/>
+          <w:lang w:val="en-US"/>
+        </w:rPr>
+        <w:t xml:space="preserve"> address 10.1.3.1 24</w:t>
       </w:r>
     </w:p>
     <w:p>
@@ -959,7 +1432,43 @@
           <w:sz w:val="20"/>
           <w:lang w:val="en-US"/>
         </w:rPr>
-        <w:t>[S4]interface Vlanif 3</w:t>
+        <w:t>[S</w:t>
+      </w:r>
+      <w:proofErr w:type="gramStart"/>
+      <w:r>
+        <w:rPr>
+          <w:rFonts w:ascii="Courier New" w:eastAsia="Courier New" w:hAnsi="Courier New" w:cs="Courier New"/>
+          <w:sz w:val="20"/>
+          <w:lang w:val="en-US"/>
+        </w:rPr>
+        <w:t>4]interface</w:t>
+      </w:r>
+      <w:proofErr w:type="gramEnd"/>
+      <w:r>
+        <w:rPr>
+          <w:rFonts w:ascii="Courier New" w:eastAsia="Courier New" w:hAnsi="Courier New" w:cs="Courier New"/>
+          <w:sz w:val="20"/>
+          <w:lang w:val="en-US"/>
+        </w:rPr>
+        <w:t xml:space="preserve"> </w:t>
+      </w:r>
+      <w:proofErr w:type="spellStart"/>
+      <w:r>
+        <w:rPr>
+          <w:rFonts w:ascii="Courier New" w:eastAsia="Courier New" w:hAnsi="Courier New" w:cs="Courier New"/>
+          <w:sz w:val="20"/>
+          <w:lang w:val="en-US"/>
+        </w:rPr>
+        <w:t>Vlanif</w:t>
+      </w:r>
+      <w:proofErr w:type="spellEnd"/>
+      <w:r>
+        <w:rPr>
+          <w:rFonts w:ascii="Courier New" w:eastAsia="Courier New" w:hAnsi="Courier New" w:cs="Courier New"/>
+          <w:sz w:val="20"/>
+          <w:lang w:val="en-US"/>
+        </w:rPr>
+        <w:t xml:space="preserve"> 3</w:t>
       </w:r>
     </w:p>
     <w:p>
@@ -982,7 +1491,35 @@
           <w:sz w:val="20"/>
           <w:lang w:val="en-US"/>
         </w:rPr>
-        <w:t>[S4-Vlanif3]ip address 10.1.3.2 24</w:t>
+        <w:t>[S4-Vlanif</w:t>
+      </w:r>
+      <w:proofErr w:type="gramStart"/>
+      <w:r>
+        <w:rPr>
+          <w:rFonts w:ascii="Courier New" w:eastAsia="Courier New" w:hAnsi="Courier New" w:cs="Courier New"/>
+          <w:sz w:val="20"/>
+          <w:lang w:val="en-US"/>
+        </w:rPr>
+        <w:t>3]</w:t>
+      </w:r>
+      <w:proofErr w:type="spellStart"/>
+      <w:r>
+        <w:rPr>
+          <w:rFonts w:ascii="Courier New" w:eastAsia="Courier New" w:hAnsi="Courier New" w:cs="Courier New"/>
+          <w:sz w:val="20"/>
+          <w:lang w:val="en-US"/>
+        </w:rPr>
+        <w:t>ip</w:t>
+      </w:r>
+      <w:proofErr w:type="spellEnd"/>
+      <w:proofErr w:type="gramEnd"/>
+      <w:r>
+        <w:rPr>
+          <w:rFonts w:ascii="Courier New" w:eastAsia="Courier New" w:hAnsi="Courier New" w:cs="Courier New"/>
+          <w:sz w:val="20"/>
+          <w:lang w:val="en-US"/>
+        </w:rPr>
+        <w:t xml:space="preserve"> address 10.1.3.2 24</w:t>
       </w:r>
     </w:p>
     <w:p>
@@ -1028,7 +1565,35 @@
           <w:sz w:val="20"/>
           <w:lang w:val="en-US"/>
         </w:rPr>
-        <w:t>[S1]vlan batch 2 to 3 10</w:t>
+        <w:t>[S</w:t>
+      </w:r>
+      <w:proofErr w:type="gramStart"/>
+      <w:r>
+        <w:rPr>
+          <w:rFonts w:ascii="Courier New" w:eastAsia="Courier New" w:hAnsi="Courier New" w:cs="Courier New"/>
+          <w:sz w:val="20"/>
+          <w:lang w:val="en-US"/>
+        </w:rPr>
+        <w:t>1]</w:t>
+      </w:r>
+      <w:proofErr w:type="spellStart"/>
+      <w:r>
+        <w:rPr>
+          <w:rFonts w:ascii="Courier New" w:eastAsia="Courier New" w:hAnsi="Courier New" w:cs="Courier New"/>
+          <w:sz w:val="20"/>
+          <w:lang w:val="en-US"/>
+        </w:rPr>
+        <w:t>vlan</w:t>
+      </w:r>
+      <w:proofErr w:type="spellEnd"/>
+      <w:proofErr w:type="gramEnd"/>
+      <w:r>
+        <w:rPr>
+          <w:rFonts w:ascii="Courier New" w:eastAsia="Courier New" w:hAnsi="Courier New" w:cs="Courier New"/>
+          <w:sz w:val="20"/>
+          <w:lang w:val="en-US"/>
+        </w:rPr>
+        <w:t xml:space="preserve"> batch 2 to 3 10</w:t>
       </w:r>
     </w:p>
     <w:p>
@@ -1051,7 +1616,35 @@
           <w:sz w:val="20"/>
           <w:lang w:val="en-US"/>
         </w:rPr>
-        <w:t>[S2]vlan batch 2 to 3 10</w:t>
+        <w:t>[S</w:t>
+      </w:r>
+      <w:proofErr w:type="gramStart"/>
+      <w:r>
+        <w:rPr>
+          <w:rFonts w:ascii="Courier New" w:eastAsia="Courier New" w:hAnsi="Courier New" w:cs="Courier New"/>
+          <w:sz w:val="20"/>
+          <w:lang w:val="en-US"/>
+        </w:rPr>
+        <w:t>2]</w:t>
+      </w:r>
+      <w:proofErr w:type="spellStart"/>
+      <w:r>
+        <w:rPr>
+          <w:rFonts w:ascii="Courier New" w:eastAsia="Courier New" w:hAnsi="Courier New" w:cs="Courier New"/>
+          <w:sz w:val="20"/>
+          <w:lang w:val="en-US"/>
+        </w:rPr>
+        <w:t>vlan</w:t>
+      </w:r>
+      <w:proofErr w:type="spellEnd"/>
+      <w:proofErr w:type="gramEnd"/>
+      <w:r>
+        <w:rPr>
+          <w:rFonts w:ascii="Courier New" w:eastAsia="Courier New" w:hAnsi="Courier New" w:cs="Courier New"/>
+          <w:sz w:val="20"/>
+          <w:lang w:val="en-US"/>
+        </w:rPr>
+        <w:t xml:space="preserve"> batch 2 to 3 10</w:t>
       </w:r>
     </w:p>
     <w:p>
@@ -1097,7 +1690,25 @@
           <w:sz w:val="20"/>
           <w:lang w:val="en-US"/>
         </w:rPr>
-        <w:t>[S1]interface g0/0/1</w:t>
+        <w:t>[S</w:t>
+      </w:r>
+      <w:proofErr w:type="gramStart"/>
+      <w:r>
+        <w:rPr>
+          <w:rFonts w:ascii="Courier New" w:eastAsia="Courier New" w:hAnsi="Courier New" w:cs="Courier New"/>
+          <w:sz w:val="20"/>
+          <w:lang w:val="en-US"/>
+        </w:rPr>
+        <w:t>1]interface</w:t>
+      </w:r>
+      <w:proofErr w:type="gramEnd"/>
+      <w:r>
+        <w:rPr>
+          <w:rFonts w:ascii="Courier New" w:eastAsia="Courier New" w:hAnsi="Courier New" w:cs="Courier New"/>
+          <w:sz w:val="20"/>
+          <w:lang w:val="en-US"/>
+        </w:rPr>
+        <w:t xml:space="preserve"> g0/0/1</w:t>
       </w:r>
     </w:p>
     <w:p>
@@ -1120,7 +1731,25 @@
           <w:sz w:val="20"/>
           <w:lang w:val="en-US"/>
         </w:rPr>
-        <w:t>[S1-GigabitEthernet0/0/1]port link-type access</w:t>
+        <w:t>[S1-GigabitEthernet0/0/</w:t>
+      </w:r>
+      <w:proofErr w:type="gramStart"/>
+      <w:r>
+        <w:rPr>
+          <w:rFonts w:ascii="Courier New" w:eastAsia="Courier New" w:hAnsi="Courier New" w:cs="Courier New"/>
+          <w:sz w:val="20"/>
+          <w:lang w:val="en-US"/>
+        </w:rPr>
+        <w:t>1]port</w:t>
+      </w:r>
+      <w:proofErr w:type="gramEnd"/>
+      <w:r>
+        <w:rPr>
+          <w:rFonts w:ascii="Courier New" w:eastAsia="Courier New" w:hAnsi="Courier New" w:cs="Courier New"/>
+          <w:sz w:val="20"/>
+          <w:lang w:val="en-US"/>
+        </w:rPr>
+        <w:t xml:space="preserve"> link-type access</w:t>
       </w:r>
     </w:p>
     <w:p>
@@ -1143,7 +1772,43 @@
           <w:sz w:val="20"/>
           <w:lang w:val="en-US"/>
         </w:rPr>
-        <w:t>[S1-GigabitEthernet0/0/1]port default vlan 2</w:t>
+        <w:t>[S1-GigabitEthernet0/0/</w:t>
+      </w:r>
+      <w:proofErr w:type="gramStart"/>
+      <w:r>
+        <w:rPr>
+          <w:rFonts w:ascii="Courier New" w:eastAsia="Courier New" w:hAnsi="Courier New" w:cs="Courier New"/>
+          <w:sz w:val="20"/>
+          <w:lang w:val="en-US"/>
+        </w:rPr>
+        <w:t>1]port</w:t>
+      </w:r>
+      <w:proofErr w:type="gramEnd"/>
+      <w:r>
+        <w:rPr>
+          <w:rFonts w:ascii="Courier New" w:eastAsia="Courier New" w:hAnsi="Courier New" w:cs="Courier New"/>
+          <w:sz w:val="20"/>
+          <w:lang w:val="en-US"/>
+        </w:rPr>
+        <w:t xml:space="preserve"> default </w:t>
+      </w:r>
+      <w:proofErr w:type="spellStart"/>
+      <w:r>
+        <w:rPr>
+          <w:rFonts w:ascii="Courier New" w:eastAsia="Courier New" w:hAnsi="Courier New" w:cs="Courier New"/>
+          <w:sz w:val="20"/>
+          <w:lang w:val="en-US"/>
+        </w:rPr>
+        <w:t>vlan</w:t>
+      </w:r>
+      <w:proofErr w:type="spellEnd"/>
+      <w:r>
+        <w:rPr>
+          <w:rFonts w:ascii="Courier New" w:eastAsia="Courier New" w:hAnsi="Courier New" w:cs="Courier New"/>
+          <w:sz w:val="20"/>
+          <w:lang w:val="en-US"/>
+        </w:rPr>
+        <w:t xml:space="preserve"> 2</w:t>
       </w:r>
     </w:p>
     <w:p>
@@ -1166,7 +1831,25 @@
           <w:sz w:val="20"/>
           <w:lang w:val="en-US"/>
         </w:rPr>
-        <w:t>[S1]interface g0/0/13</w:t>
+        <w:t>[S</w:t>
+      </w:r>
+      <w:proofErr w:type="gramStart"/>
+      <w:r>
+        <w:rPr>
+          <w:rFonts w:ascii="Courier New" w:eastAsia="Courier New" w:hAnsi="Courier New" w:cs="Courier New"/>
+          <w:sz w:val="20"/>
+          <w:lang w:val="en-US"/>
+        </w:rPr>
+        <w:t>1]interface</w:t>
+      </w:r>
+      <w:proofErr w:type="gramEnd"/>
+      <w:r>
+        <w:rPr>
+          <w:rFonts w:ascii="Courier New" w:eastAsia="Courier New" w:hAnsi="Courier New" w:cs="Courier New"/>
+          <w:sz w:val="20"/>
+          <w:lang w:val="en-US"/>
+        </w:rPr>
+        <w:t xml:space="preserve"> g0/0/13</w:t>
       </w:r>
     </w:p>
     <w:p>
@@ -1189,7 +1872,25 @@
           <w:sz w:val="20"/>
           <w:lang w:val="en-US"/>
         </w:rPr>
-        <w:t>[S1-GigabitEthernet0/0/13]port link-type access</w:t>
+        <w:t>[S1-GigabitEthernet0/0/</w:t>
+      </w:r>
+      <w:proofErr w:type="gramStart"/>
+      <w:r>
+        <w:rPr>
+          <w:rFonts w:ascii="Courier New" w:eastAsia="Courier New" w:hAnsi="Courier New" w:cs="Courier New"/>
+          <w:sz w:val="20"/>
+          <w:lang w:val="en-US"/>
+        </w:rPr>
+        <w:t>13]port</w:t>
+      </w:r>
+      <w:proofErr w:type="gramEnd"/>
+      <w:r>
+        <w:rPr>
+          <w:rFonts w:ascii="Courier New" w:eastAsia="Courier New" w:hAnsi="Courier New" w:cs="Courier New"/>
+          <w:sz w:val="20"/>
+          <w:lang w:val="en-US"/>
+        </w:rPr>
+        <w:t xml:space="preserve"> link-type access</w:t>
       </w:r>
     </w:p>
     <w:p>
@@ -1212,7 +1913,43 @@
           <w:sz w:val="20"/>
           <w:lang w:val="en-US"/>
         </w:rPr>
-        <w:t>[S1-GigabitEthernet0/0/13]port default vlan 3</w:t>
+        <w:t>[S1-GigabitEthernet0/0/</w:t>
+      </w:r>
+      <w:proofErr w:type="gramStart"/>
+      <w:r>
+        <w:rPr>
+          <w:rFonts w:ascii="Courier New" w:eastAsia="Courier New" w:hAnsi="Courier New" w:cs="Courier New"/>
+          <w:sz w:val="20"/>
+          <w:lang w:val="en-US"/>
+        </w:rPr>
+        <w:t>13]port</w:t>
+      </w:r>
+      <w:proofErr w:type="gramEnd"/>
+      <w:r>
+        <w:rPr>
+          <w:rFonts w:ascii="Courier New" w:eastAsia="Courier New" w:hAnsi="Courier New" w:cs="Courier New"/>
+          <w:sz w:val="20"/>
+          <w:lang w:val="en-US"/>
+        </w:rPr>
+        <w:t xml:space="preserve"> default </w:t>
+      </w:r>
+      <w:proofErr w:type="spellStart"/>
+      <w:r>
+        <w:rPr>
+          <w:rFonts w:ascii="Courier New" w:eastAsia="Courier New" w:hAnsi="Courier New" w:cs="Courier New"/>
+          <w:sz w:val="20"/>
+          <w:lang w:val="en-US"/>
+        </w:rPr>
+        <w:t>vlan</w:t>
+      </w:r>
+      <w:proofErr w:type="spellEnd"/>
+      <w:r>
+        <w:rPr>
+          <w:rFonts w:ascii="Courier New" w:eastAsia="Courier New" w:hAnsi="Courier New" w:cs="Courier New"/>
+          <w:sz w:val="20"/>
+          <w:lang w:val="en-US"/>
+        </w:rPr>
+        <w:t xml:space="preserve"> 3</w:t>
       </w:r>
     </w:p>
     <w:p>
@@ -1235,7 +1972,25 @@
           <w:sz w:val="20"/>
           <w:lang w:val="en-US"/>
         </w:rPr>
-        <w:t>[S2]interface g0/0/14</w:t>
+        <w:t>[S</w:t>
+      </w:r>
+      <w:proofErr w:type="gramStart"/>
+      <w:r>
+        <w:rPr>
+          <w:rFonts w:ascii="Courier New" w:eastAsia="Courier New" w:hAnsi="Courier New" w:cs="Courier New"/>
+          <w:sz w:val="20"/>
+          <w:lang w:val="en-US"/>
+        </w:rPr>
+        <w:t>2]interface</w:t>
+      </w:r>
+      <w:proofErr w:type="gramEnd"/>
+      <w:r>
+        <w:rPr>
+          <w:rFonts w:ascii="Courier New" w:eastAsia="Courier New" w:hAnsi="Courier New" w:cs="Courier New"/>
+          <w:sz w:val="20"/>
+          <w:lang w:val="en-US"/>
+        </w:rPr>
+        <w:t xml:space="preserve"> g0/0/14</w:t>
       </w:r>
     </w:p>
     <w:p>
@@ -1258,7 +2013,25 @@
           <w:sz w:val="20"/>
           <w:lang w:val="en-US"/>
         </w:rPr>
-        <w:t>[S2-GigabitEthernet0/0/14]port link-type access</w:t>
+        <w:t>[S2-GigabitEthernet0/0/</w:t>
+      </w:r>
+      <w:proofErr w:type="gramStart"/>
+      <w:r>
+        <w:rPr>
+          <w:rFonts w:ascii="Courier New" w:eastAsia="Courier New" w:hAnsi="Courier New" w:cs="Courier New"/>
+          <w:sz w:val="20"/>
+          <w:lang w:val="en-US"/>
+        </w:rPr>
+        <w:t>14]port</w:t>
+      </w:r>
+      <w:proofErr w:type="gramEnd"/>
+      <w:r>
+        <w:rPr>
+          <w:rFonts w:ascii="Courier New" w:eastAsia="Courier New" w:hAnsi="Courier New" w:cs="Courier New"/>
+          <w:sz w:val="20"/>
+          <w:lang w:val="en-US"/>
+        </w:rPr>
+        <w:t xml:space="preserve"> link-type access</w:t>
       </w:r>
     </w:p>
     <w:p>
@@ -1281,7 +2054,43 @@
           <w:sz w:val="20"/>
           <w:lang w:val="en-US"/>
         </w:rPr>
-        <w:t>[S2-GigabitEthernet0/0/14]port default vlan 3</w:t>
+        <w:t>[S2-GigabitEthernet0/0/</w:t>
+      </w:r>
+      <w:proofErr w:type="gramStart"/>
+      <w:r>
+        <w:rPr>
+          <w:rFonts w:ascii="Courier New" w:eastAsia="Courier New" w:hAnsi="Courier New" w:cs="Courier New"/>
+          <w:sz w:val="20"/>
+          <w:lang w:val="en-US"/>
+        </w:rPr>
+        <w:t>14]port</w:t>
+      </w:r>
+      <w:proofErr w:type="gramEnd"/>
+      <w:r>
+        <w:rPr>
+          <w:rFonts w:ascii="Courier New" w:eastAsia="Courier New" w:hAnsi="Courier New" w:cs="Courier New"/>
+          <w:sz w:val="20"/>
+          <w:lang w:val="en-US"/>
+        </w:rPr>
+        <w:t xml:space="preserve"> default </w:t>
+      </w:r>
+      <w:proofErr w:type="spellStart"/>
+      <w:r>
+        <w:rPr>
+          <w:rFonts w:ascii="Courier New" w:eastAsia="Courier New" w:hAnsi="Courier New" w:cs="Courier New"/>
+          <w:sz w:val="20"/>
+          <w:lang w:val="en-US"/>
+        </w:rPr>
+        <w:t>vlan</w:t>
+      </w:r>
+      <w:proofErr w:type="spellEnd"/>
+      <w:r>
+        <w:rPr>
+          <w:rFonts w:ascii="Courier New" w:eastAsia="Courier New" w:hAnsi="Courier New" w:cs="Courier New"/>
+          <w:sz w:val="20"/>
+          <w:lang w:val="en-US"/>
+        </w:rPr>
+        <w:t xml:space="preserve"> 3</w:t>
       </w:r>
     </w:p>
     <w:p>
@@ -1317,7 +2126,25 @@
           <w:sz w:val="20"/>
           <w:lang w:val="en-US"/>
         </w:rPr>
-        <w:t>[S1]interface g0/0/10</w:t>
+        <w:t>[S</w:t>
+      </w:r>
+      <w:proofErr w:type="gramStart"/>
+      <w:r>
+        <w:rPr>
+          <w:rFonts w:ascii="Courier New" w:eastAsia="Courier New" w:hAnsi="Courier New" w:cs="Courier New"/>
+          <w:sz w:val="20"/>
+          <w:lang w:val="en-US"/>
+        </w:rPr>
+        <w:t>1]interface</w:t>
+      </w:r>
+      <w:proofErr w:type="gramEnd"/>
+      <w:r>
+        <w:rPr>
+          <w:rFonts w:ascii="Courier New" w:eastAsia="Courier New" w:hAnsi="Courier New" w:cs="Courier New"/>
+          <w:sz w:val="20"/>
+          <w:lang w:val="en-US"/>
+        </w:rPr>
+        <w:t xml:space="preserve"> g0/0/10</w:t>
       </w:r>
     </w:p>
     <w:p>
@@ -1340,7 +2167,25 @@
           <w:sz w:val="20"/>
           <w:lang w:val="en-US"/>
         </w:rPr>
-        <w:t>[S1-GigabitEthernet0/0/10]port link-type trunk</w:t>
+        <w:t>[S1-GigabitEthernet0/0/</w:t>
+      </w:r>
+      <w:proofErr w:type="gramStart"/>
+      <w:r>
+        <w:rPr>
+          <w:rFonts w:ascii="Courier New" w:eastAsia="Courier New" w:hAnsi="Courier New" w:cs="Courier New"/>
+          <w:sz w:val="20"/>
+          <w:lang w:val="en-US"/>
+        </w:rPr>
+        <w:t>10]port</w:t>
+      </w:r>
+      <w:proofErr w:type="gramEnd"/>
+      <w:r>
+        <w:rPr>
+          <w:rFonts w:ascii="Courier New" w:eastAsia="Courier New" w:hAnsi="Courier New" w:cs="Courier New"/>
+          <w:sz w:val="20"/>
+          <w:lang w:val="en-US"/>
+        </w:rPr>
+        <w:t xml:space="preserve"> link-type trunk</w:t>
       </w:r>
     </w:p>
     <w:p>
@@ -1363,7 +2208,43 @@
           <w:sz w:val="20"/>
           <w:lang w:val="en-US"/>
         </w:rPr>
-        <w:t>[S1-GigabitEthernet0/0/10]port trunk allow-pass vlan 2 3</w:t>
+        <w:t>[S1-GigabitEthernet0/0/</w:t>
+      </w:r>
+      <w:proofErr w:type="gramStart"/>
+      <w:r>
+        <w:rPr>
+          <w:rFonts w:ascii="Courier New" w:eastAsia="Courier New" w:hAnsi="Courier New" w:cs="Courier New"/>
+          <w:sz w:val="20"/>
+          <w:lang w:val="en-US"/>
+        </w:rPr>
+        <w:t>10]port</w:t>
+      </w:r>
+      <w:proofErr w:type="gramEnd"/>
+      <w:r>
+        <w:rPr>
+          <w:rFonts w:ascii="Courier New" w:eastAsia="Courier New" w:hAnsi="Courier New" w:cs="Courier New"/>
+          <w:sz w:val="20"/>
+          <w:lang w:val="en-US"/>
+        </w:rPr>
+        <w:t xml:space="preserve"> trunk allow-pass </w:t>
+      </w:r>
+      <w:proofErr w:type="spellStart"/>
+      <w:r>
+        <w:rPr>
+          <w:rFonts w:ascii="Courier New" w:eastAsia="Courier New" w:hAnsi="Courier New" w:cs="Courier New"/>
+          <w:sz w:val="20"/>
+          <w:lang w:val="en-US"/>
+        </w:rPr>
+        <w:t>vlan</w:t>
+      </w:r>
+      <w:proofErr w:type="spellEnd"/>
+      <w:r>
+        <w:rPr>
+          <w:rFonts w:ascii="Courier New" w:eastAsia="Courier New" w:hAnsi="Courier New" w:cs="Courier New"/>
+          <w:sz w:val="20"/>
+          <w:lang w:val="en-US"/>
+        </w:rPr>
+        <w:t xml:space="preserve"> 2 3</w:t>
       </w:r>
     </w:p>
     <w:p>
@@ -1386,7 +2267,43 @@
           <w:sz w:val="20"/>
           <w:lang w:val="en-US"/>
         </w:rPr>
-        <w:t>[S1-GigabitEthernet0/0/10]undo port trunk allow-pass vlan 1</w:t>
+        <w:t>[S1-GigabitEthernet0/0/</w:t>
+      </w:r>
+      <w:proofErr w:type="gramStart"/>
+      <w:r>
+        <w:rPr>
+          <w:rFonts w:ascii="Courier New" w:eastAsia="Courier New" w:hAnsi="Courier New" w:cs="Courier New"/>
+          <w:sz w:val="20"/>
+          <w:lang w:val="en-US"/>
+        </w:rPr>
+        <w:t>10]undo</w:t>
+      </w:r>
+      <w:proofErr w:type="gramEnd"/>
+      <w:r>
+        <w:rPr>
+          <w:rFonts w:ascii="Courier New" w:eastAsia="Courier New" w:hAnsi="Courier New" w:cs="Courier New"/>
+          <w:sz w:val="20"/>
+          <w:lang w:val="en-US"/>
+        </w:rPr>
+        <w:t xml:space="preserve"> port trunk allow-pass </w:t>
+      </w:r>
+      <w:proofErr w:type="spellStart"/>
+      <w:r>
+        <w:rPr>
+          <w:rFonts w:ascii="Courier New" w:eastAsia="Courier New" w:hAnsi="Courier New" w:cs="Courier New"/>
+          <w:sz w:val="20"/>
+          <w:lang w:val="en-US"/>
+        </w:rPr>
+        <w:t>vlan</w:t>
+      </w:r>
+      <w:proofErr w:type="spellEnd"/>
+      <w:r>
+        <w:rPr>
+          <w:rFonts w:ascii="Courier New" w:eastAsia="Courier New" w:hAnsi="Courier New" w:cs="Courier New"/>
+          <w:sz w:val="20"/>
+          <w:lang w:val="en-US"/>
+        </w:rPr>
+        <w:t xml:space="preserve"> 1</w:t>
       </w:r>
     </w:p>
     <w:p>
@@ -1409,7 +2326,25 @@
           <w:sz w:val="20"/>
           <w:lang w:val="en-US"/>
         </w:rPr>
-        <w:t>[S2]interface g0/0/10</w:t>
+        <w:t>[S</w:t>
+      </w:r>
+      <w:proofErr w:type="gramStart"/>
+      <w:r>
+        <w:rPr>
+          <w:rFonts w:ascii="Courier New" w:eastAsia="Courier New" w:hAnsi="Courier New" w:cs="Courier New"/>
+          <w:sz w:val="20"/>
+          <w:lang w:val="en-US"/>
+        </w:rPr>
+        <w:t>2]interface</w:t>
+      </w:r>
+      <w:proofErr w:type="gramEnd"/>
+      <w:r>
+        <w:rPr>
+          <w:rFonts w:ascii="Courier New" w:eastAsia="Courier New" w:hAnsi="Courier New" w:cs="Courier New"/>
+          <w:sz w:val="20"/>
+          <w:lang w:val="en-US"/>
+        </w:rPr>
+        <w:t xml:space="preserve"> g0/0/10</w:t>
       </w:r>
     </w:p>
     <w:p>
@@ -1432,7 +2367,25 @@
           <w:sz w:val="20"/>
           <w:lang w:val="en-US"/>
         </w:rPr>
-        <w:t>[S2-GigabitEthernet0/0/10]port link-type trunk</w:t>
+        <w:t>[S2-GigabitEthernet0/0/</w:t>
+      </w:r>
+      <w:proofErr w:type="gramStart"/>
+      <w:r>
+        <w:rPr>
+          <w:rFonts w:ascii="Courier New" w:eastAsia="Courier New" w:hAnsi="Courier New" w:cs="Courier New"/>
+          <w:sz w:val="20"/>
+          <w:lang w:val="en-US"/>
+        </w:rPr>
+        <w:t>10]port</w:t>
+      </w:r>
+      <w:proofErr w:type="gramEnd"/>
+      <w:r>
+        <w:rPr>
+          <w:rFonts w:ascii="Courier New" w:eastAsia="Courier New" w:hAnsi="Courier New" w:cs="Courier New"/>
+          <w:sz w:val="20"/>
+          <w:lang w:val="en-US"/>
+        </w:rPr>
+        <w:t xml:space="preserve"> link-type trunk</w:t>
       </w:r>
     </w:p>
     <w:p>
@@ -1455,7 +2408,43 @@
           <w:sz w:val="20"/>
           <w:lang w:val="en-US"/>
         </w:rPr>
-        <w:t>[S2-GigabitEthernet0/0/10]port trunk allow-pass vlan 2 3</w:t>
+        <w:t>[S2-GigabitEthernet0/0/</w:t>
+      </w:r>
+      <w:proofErr w:type="gramStart"/>
+      <w:r>
+        <w:rPr>
+          <w:rFonts w:ascii="Courier New" w:eastAsia="Courier New" w:hAnsi="Courier New" w:cs="Courier New"/>
+          <w:sz w:val="20"/>
+          <w:lang w:val="en-US"/>
+        </w:rPr>
+        <w:t>10]port</w:t>
+      </w:r>
+      <w:proofErr w:type="gramEnd"/>
+      <w:r>
+        <w:rPr>
+          <w:rFonts w:ascii="Courier New" w:eastAsia="Courier New" w:hAnsi="Courier New" w:cs="Courier New"/>
+          <w:sz w:val="20"/>
+          <w:lang w:val="en-US"/>
+        </w:rPr>
+        <w:t xml:space="preserve"> trunk allow-pass </w:t>
+      </w:r>
+      <w:proofErr w:type="spellStart"/>
+      <w:r>
+        <w:rPr>
+          <w:rFonts w:ascii="Courier New" w:eastAsia="Courier New" w:hAnsi="Courier New" w:cs="Courier New"/>
+          <w:sz w:val="20"/>
+          <w:lang w:val="en-US"/>
+        </w:rPr>
+        <w:t>vlan</w:t>
+      </w:r>
+      <w:proofErr w:type="spellEnd"/>
+      <w:r>
+        <w:rPr>
+          <w:rFonts w:ascii="Courier New" w:eastAsia="Courier New" w:hAnsi="Courier New" w:cs="Courier New"/>
+          <w:sz w:val="20"/>
+          <w:lang w:val="en-US"/>
+        </w:rPr>
+        <w:t xml:space="preserve"> 2 3</w:t>
       </w:r>
     </w:p>
     <w:p>
@@ -1478,7 +2467,43 @@
           <w:sz w:val="20"/>
           <w:lang w:val="en-US"/>
         </w:rPr>
-        <w:t>[S2-GigabitEthernet0/0/10]undo port trunk allow-pass vlan 1</w:t>
+        <w:t>[S2-GigabitEthernet0/0/</w:t>
+      </w:r>
+      <w:proofErr w:type="gramStart"/>
+      <w:r>
+        <w:rPr>
+          <w:rFonts w:ascii="Courier New" w:eastAsia="Courier New" w:hAnsi="Courier New" w:cs="Courier New"/>
+          <w:sz w:val="20"/>
+          <w:lang w:val="en-US"/>
+        </w:rPr>
+        <w:t>10]undo</w:t>
+      </w:r>
+      <w:proofErr w:type="gramEnd"/>
+      <w:r>
+        <w:rPr>
+          <w:rFonts w:ascii="Courier New" w:eastAsia="Courier New" w:hAnsi="Courier New" w:cs="Courier New"/>
+          <w:sz w:val="20"/>
+          <w:lang w:val="en-US"/>
+        </w:rPr>
+        <w:t xml:space="preserve"> port trunk allow-pass </w:t>
+      </w:r>
+      <w:proofErr w:type="spellStart"/>
+      <w:r>
+        <w:rPr>
+          <w:rFonts w:ascii="Courier New" w:eastAsia="Courier New" w:hAnsi="Courier New" w:cs="Courier New"/>
+          <w:sz w:val="20"/>
+          <w:lang w:val="en-US"/>
+        </w:rPr>
+        <w:t>vlan</w:t>
+      </w:r>
+      <w:proofErr w:type="spellEnd"/>
+      <w:r>
+        <w:rPr>
+          <w:rFonts w:ascii="Courier New" w:eastAsia="Courier New" w:hAnsi="Courier New" w:cs="Courier New"/>
+          <w:sz w:val="20"/>
+          <w:lang w:val="en-US"/>
+        </w:rPr>
+        <w:t xml:space="preserve"> 1</w:t>
       </w:r>
     </w:p>
     <w:p>
@@ -1524,7 +2549,35 @@
           <w:sz w:val="20"/>
           <w:lang w:val="en-US"/>
         </w:rPr>
-        <w:t>[S2]vlan 10</w:t>
+        <w:t>[S</w:t>
+      </w:r>
+      <w:proofErr w:type="gramStart"/>
+      <w:r>
+        <w:rPr>
+          <w:rFonts w:ascii="Courier New" w:eastAsia="Courier New" w:hAnsi="Courier New" w:cs="Courier New"/>
+          <w:sz w:val="20"/>
+          <w:lang w:val="en-US"/>
+        </w:rPr>
+        <w:t>2]</w:t>
+      </w:r>
+      <w:proofErr w:type="spellStart"/>
+      <w:r>
+        <w:rPr>
+          <w:rFonts w:ascii="Courier New" w:eastAsia="Courier New" w:hAnsi="Courier New" w:cs="Courier New"/>
+          <w:sz w:val="20"/>
+          <w:lang w:val="en-US"/>
+        </w:rPr>
+        <w:t>vlan</w:t>
+      </w:r>
+      <w:proofErr w:type="spellEnd"/>
+      <w:proofErr w:type="gramEnd"/>
+      <w:r>
+        <w:rPr>
+          <w:rFonts w:ascii="Courier New" w:eastAsia="Courier New" w:hAnsi="Courier New" w:cs="Courier New"/>
+          <w:sz w:val="20"/>
+          <w:lang w:val="en-US"/>
+        </w:rPr>
+        <w:t xml:space="preserve"> 10</w:t>
       </w:r>
     </w:p>
     <w:p>
@@ -1547,7 +2600,25 @@
           <w:sz w:val="20"/>
           <w:lang w:val="en-US"/>
         </w:rPr>
-        <w:t>[S2-vlan10]mac-vlan mac-address a008-6fe1-9c46</w:t>
+        <w:t>[S2-vlan10]mac-</w:t>
+      </w:r>
+      <w:proofErr w:type="spellStart"/>
+      <w:r>
+        <w:rPr>
+          <w:rFonts w:ascii="Courier New" w:eastAsia="Courier New" w:hAnsi="Courier New" w:cs="Courier New"/>
+          <w:sz w:val="20"/>
+          <w:lang w:val="en-US"/>
+        </w:rPr>
+        <w:t>vlan</w:t>
+      </w:r>
+      <w:proofErr w:type="spellEnd"/>
+      <w:r>
+        <w:rPr>
+          <w:rFonts w:ascii="Courier New" w:eastAsia="Courier New" w:hAnsi="Courier New" w:cs="Courier New"/>
+          <w:sz w:val="20"/>
+          <w:lang w:val="en-US"/>
+        </w:rPr>
+        <w:t xml:space="preserve"> mac-address a008-6fe1-9c46</w:t>
       </w:r>
     </w:p>
     <w:p>
@@ -1582,7 +2653,25 @@
           <w:sz w:val="20"/>
           <w:lang w:val="en-US"/>
         </w:rPr>
-        <w:t>[S2-vlan10]interface g0/0/1</w:t>
+        <w:t>[S2-vlan</w:t>
+      </w:r>
+      <w:proofErr w:type="gramStart"/>
+      <w:r>
+        <w:rPr>
+          <w:rFonts w:ascii="Courier New" w:eastAsia="Courier New" w:hAnsi="Courier New" w:cs="Courier New"/>
+          <w:sz w:val="20"/>
+          <w:lang w:val="en-US"/>
+        </w:rPr>
+        <w:t>10]interface</w:t>
+      </w:r>
+      <w:proofErr w:type="gramEnd"/>
+      <w:r>
+        <w:rPr>
+          <w:rFonts w:ascii="Courier New" w:eastAsia="Courier New" w:hAnsi="Courier New" w:cs="Courier New"/>
+          <w:sz w:val="20"/>
+          <w:lang w:val="en-US"/>
+        </w:rPr>
+        <w:t xml:space="preserve"> g0/0/1</w:t>
       </w:r>
     </w:p>
     <w:p>
@@ -1605,7 +2694,25 @@
           <w:sz w:val="20"/>
           <w:lang w:val="en-US"/>
         </w:rPr>
-        <w:t>[S2-GigabitEthernet0/0/1]port link-type hybrid</w:t>
+        <w:t>[S2-GigabitEthernet0/0/</w:t>
+      </w:r>
+      <w:proofErr w:type="gramStart"/>
+      <w:r>
+        <w:rPr>
+          <w:rFonts w:ascii="Courier New" w:eastAsia="Courier New" w:hAnsi="Courier New" w:cs="Courier New"/>
+          <w:sz w:val="20"/>
+          <w:lang w:val="en-US"/>
+        </w:rPr>
+        <w:t>1]port</w:t>
+      </w:r>
+      <w:proofErr w:type="gramEnd"/>
+      <w:r>
+        <w:rPr>
+          <w:rFonts w:ascii="Courier New" w:eastAsia="Courier New" w:hAnsi="Courier New" w:cs="Courier New"/>
+          <w:sz w:val="20"/>
+          <w:lang w:val="en-US"/>
+        </w:rPr>
+        <w:t xml:space="preserve"> link-type hybrid</w:t>
       </w:r>
     </w:p>
     <w:p>
@@ -1628,7 +2735,43 @@
           <w:sz w:val="20"/>
           <w:lang w:val="en-US"/>
         </w:rPr>
-        <w:t>[S2-GigabitEthernet0/0/1]port hybrid untagged vlan 10</w:t>
+        <w:t>[S2-GigabitEthernet0/0/</w:t>
+      </w:r>
+      <w:proofErr w:type="gramStart"/>
+      <w:r>
+        <w:rPr>
+          <w:rFonts w:ascii="Courier New" w:eastAsia="Courier New" w:hAnsi="Courier New" w:cs="Courier New"/>
+          <w:sz w:val="20"/>
+          <w:lang w:val="en-US"/>
+        </w:rPr>
+        <w:t>1]port</w:t>
+      </w:r>
+      <w:proofErr w:type="gramEnd"/>
+      <w:r>
+        <w:rPr>
+          <w:rFonts w:ascii="Courier New" w:eastAsia="Courier New" w:hAnsi="Courier New" w:cs="Courier New"/>
+          <w:sz w:val="20"/>
+          <w:lang w:val="en-US"/>
+        </w:rPr>
+        <w:t xml:space="preserve"> hybrid untagged </w:t>
+      </w:r>
+      <w:proofErr w:type="spellStart"/>
+      <w:r>
+        <w:rPr>
+          <w:rFonts w:ascii="Courier New" w:eastAsia="Courier New" w:hAnsi="Courier New" w:cs="Courier New"/>
+          <w:sz w:val="20"/>
+          <w:lang w:val="en-US"/>
+        </w:rPr>
+        <w:t>vlan</w:t>
+      </w:r>
+      <w:proofErr w:type="spellEnd"/>
+      <w:r>
+        <w:rPr>
+          <w:rFonts w:ascii="Courier New" w:eastAsia="Courier New" w:hAnsi="Courier New" w:cs="Courier New"/>
+          <w:sz w:val="20"/>
+          <w:lang w:val="en-US"/>
+        </w:rPr>
+        <w:t xml:space="preserve"> 10</w:t>
       </w:r>
     </w:p>
     <w:p>
@@ -1651,7 +2794,25 @@
           <w:sz w:val="20"/>
           <w:lang w:val="en-US"/>
         </w:rPr>
-        <w:t>[S2]interface g0/0/2</w:t>
+        <w:t>[S</w:t>
+      </w:r>
+      <w:proofErr w:type="gramStart"/>
+      <w:r>
+        <w:rPr>
+          <w:rFonts w:ascii="Courier New" w:eastAsia="Courier New" w:hAnsi="Courier New" w:cs="Courier New"/>
+          <w:sz w:val="20"/>
+          <w:lang w:val="en-US"/>
+        </w:rPr>
+        <w:t>2]interface</w:t>
+      </w:r>
+      <w:proofErr w:type="gramEnd"/>
+      <w:r>
+        <w:rPr>
+          <w:rFonts w:ascii="Courier New" w:eastAsia="Courier New" w:hAnsi="Courier New" w:cs="Courier New"/>
+          <w:sz w:val="20"/>
+          <w:lang w:val="en-US"/>
+        </w:rPr>
+        <w:t xml:space="preserve"> g0/0/2</w:t>
       </w:r>
     </w:p>
     <w:p>
@@ -1674,7 +2835,25 @@
           <w:sz w:val="20"/>
           <w:lang w:val="en-US"/>
         </w:rPr>
-        <w:t>[S2-GigabitEthernet0/0/2]port link-type hybrid</w:t>
+        <w:t>[S2-GigabitEthernet0/0/</w:t>
+      </w:r>
+      <w:proofErr w:type="gramStart"/>
+      <w:r>
+        <w:rPr>
+          <w:rFonts w:ascii="Courier New" w:eastAsia="Courier New" w:hAnsi="Courier New" w:cs="Courier New"/>
+          <w:sz w:val="20"/>
+          <w:lang w:val="en-US"/>
+        </w:rPr>
+        <w:t>2]port</w:t>
+      </w:r>
+      <w:proofErr w:type="gramEnd"/>
+      <w:r>
+        <w:rPr>
+          <w:rFonts w:ascii="Courier New" w:eastAsia="Courier New" w:hAnsi="Courier New" w:cs="Courier New"/>
+          <w:sz w:val="20"/>
+          <w:lang w:val="en-US"/>
+        </w:rPr>
+        <w:t xml:space="preserve"> link-type hybrid</w:t>
       </w:r>
     </w:p>
     <w:p>
@@ -1697,7 +2876,43 @@
           <w:sz w:val="20"/>
           <w:lang w:val="en-US"/>
         </w:rPr>
-        <w:t>[S2-GigabitEthernet0/0/2]port hybrid untagged vlan 10</w:t>
+        <w:t>[S2-GigabitEthernet0/0/</w:t>
+      </w:r>
+      <w:proofErr w:type="gramStart"/>
+      <w:r>
+        <w:rPr>
+          <w:rFonts w:ascii="Courier New" w:eastAsia="Courier New" w:hAnsi="Courier New" w:cs="Courier New"/>
+          <w:sz w:val="20"/>
+          <w:lang w:val="en-US"/>
+        </w:rPr>
+        <w:t>2]port</w:t>
+      </w:r>
+      <w:proofErr w:type="gramEnd"/>
+      <w:r>
+        <w:rPr>
+          <w:rFonts w:ascii="Courier New" w:eastAsia="Courier New" w:hAnsi="Courier New" w:cs="Courier New"/>
+          <w:sz w:val="20"/>
+          <w:lang w:val="en-US"/>
+        </w:rPr>
+        <w:t xml:space="preserve"> hybrid untagged </w:t>
+      </w:r>
+      <w:proofErr w:type="spellStart"/>
+      <w:r>
+        <w:rPr>
+          <w:rFonts w:ascii="Courier New" w:eastAsia="Courier New" w:hAnsi="Courier New" w:cs="Courier New"/>
+          <w:sz w:val="20"/>
+          <w:lang w:val="en-US"/>
+        </w:rPr>
+        <w:t>vlan</w:t>
+      </w:r>
+      <w:proofErr w:type="spellEnd"/>
+      <w:r>
+        <w:rPr>
+          <w:rFonts w:ascii="Courier New" w:eastAsia="Courier New" w:hAnsi="Courier New" w:cs="Courier New"/>
+          <w:sz w:val="20"/>
+          <w:lang w:val="en-US"/>
+        </w:rPr>
+        <w:t xml:space="preserve"> 10</w:t>
       </w:r>
     </w:p>
     <w:p>
@@ -1720,7 +2935,25 @@
           <w:sz w:val="20"/>
           <w:lang w:val="en-US"/>
         </w:rPr>
-        <w:t>[S2]interface g0/0/3</w:t>
+        <w:t>[S</w:t>
+      </w:r>
+      <w:proofErr w:type="gramStart"/>
+      <w:r>
+        <w:rPr>
+          <w:rFonts w:ascii="Courier New" w:eastAsia="Courier New" w:hAnsi="Courier New" w:cs="Courier New"/>
+          <w:sz w:val="20"/>
+          <w:lang w:val="en-US"/>
+        </w:rPr>
+        <w:t>2]interface</w:t>
+      </w:r>
+      <w:proofErr w:type="gramEnd"/>
+      <w:r>
+        <w:rPr>
+          <w:rFonts w:ascii="Courier New" w:eastAsia="Courier New" w:hAnsi="Courier New" w:cs="Courier New"/>
+          <w:sz w:val="20"/>
+          <w:lang w:val="en-US"/>
+        </w:rPr>
+        <w:t xml:space="preserve"> g0/0/3</w:t>
       </w:r>
     </w:p>
     <w:p>
@@ -1743,7 +2976,25 @@
           <w:sz w:val="20"/>
           <w:lang w:val="en-US"/>
         </w:rPr>
-        <w:t>[S2-GigabitEthernet0/0/3]port link-type hybrid</w:t>
+        <w:t>[S2-GigabitEthernet0/0/</w:t>
+      </w:r>
+      <w:proofErr w:type="gramStart"/>
+      <w:r>
+        <w:rPr>
+          <w:rFonts w:ascii="Courier New" w:eastAsia="Courier New" w:hAnsi="Courier New" w:cs="Courier New"/>
+          <w:sz w:val="20"/>
+          <w:lang w:val="en-US"/>
+        </w:rPr>
+        <w:t>3]port</w:t>
+      </w:r>
+      <w:proofErr w:type="gramEnd"/>
+      <w:r>
+        <w:rPr>
+          <w:rFonts w:ascii="Courier New" w:eastAsia="Courier New" w:hAnsi="Courier New" w:cs="Courier New"/>
+          <w:sz w:val="20"/>
+          <w:lang w:val="en-US"/>
+        </w:rPr>
+        <w:t xml:space="preserve"> link-type hybrid</w:t>
       </w:r>
     </w:p>
     <w:p>
@@ -1766,7 +3017,43 @@
           <w:sz w:val="20"/>
           <w:lang w:val="en-US"/>
         </w:rPr>
-        <w:t>[S2-GigabitEthernet0/0/3]port hybrid untagged vlan 10</w:t>
+        <w:t>[S2-GigabitEthernet0/0/</w:t>
+      </w:r>
+      <w:proofErr w:type="gramStart"/>
+      <w:r>
+        <w:rPr>
+          <w:rFonts w:ascii="Courier New" w:eastAsia="Courier New" w:hAnsi="Courier New" w:cs="Courier New"/>
+          <w:sz w:val="20"/>
+          <w:lang w:val="en-US"/>
+        </w:rPr>
+        <w:t>3]port</w:t>
+      </w:r>
+      <w:proofErr w:type="gramEnd"/>
+      <w:r>
+        <w:rPr>
+          <w:rFonts w:ascii="Courier New" w:eastAsia="Courier New" w:hAnsi="Courier New" w:cs="Courier New"/>
+          <w:sz w:val="20"/>
+          <w:lang w:val="en-US"/>
+        </w:rPr>
+        <w:t xml:space="preserve"> hybrid untagged </w:t>
+      </w:r>
+      <w:proofErr w:type="spellStart"/>
+      <w:r>
+        <w:rPr>
+          <w:rFonts w:ascii="Courier New" w:eastAsia="Courier New" w:hAnsi="Courier New" w:cs="Courier New"/>
+          <w:sz w:val="20"/>
+          <w:lang w:val="en-US"/>
+        </w:rPr>
+        <w:t>vlan</w:t>
+      </w:r>
+      <w:proofErr w:type="spellEnd"/>
+      <w:r>
+        <w:rPr>
+          <w:rFonts w:ascii="Courier New" w:eastAsia="Courier New" w:hAnsi="Courier New" w:cs="Courier New"/>
+          <w:sz w:val="20"/>
+          <w:lang w:val="en-US"/>
+        </w:rPr>
+        <w:t xml:space="preserve"> 10</w:t>
       </w:r>
     </w:p>
     <w:p>
@@ -1801,7 +3088,25 @@
           <w:sz w:val="20"/>
           <w:lang w:val="en-US"/>
         </w:rPr>
-        <w:t>[S1]interface g0/0/10</w:t>
+        <w:t>[S</w:t>
+      </w:r>
+      <w:proofErr w:type="gramStart"/>
+      <w:r>
+        <w:rPr>
+          <w:rFonts w:ascii="Courier New" w:eastAsia="Courier New" w:hAnsi="Courier New" w:cs="Courier New"/>
+          <w:sz w:val="20"/>
+          <w:lang w:val="en-US"/>
+        </w:rPr>
+        <w:t>1]interface</w:t>
+      </w:r>
+      <w:proofErr w:type="gramEnd"/>
+      <w:r>
+        <w:rPr>
+          <w:rFonts w:ascii="Courier New" w:eastAsia="Courier New" w:hAnsi="Courier New" w:cs="Courier New"/>
+          <w:sz w:val="20"/>
+          <w:lang w:val="en-US"/>
+        </w:rPr>
+        <w:t xml:space="preserve"> g0/0/10</w:t>
       </w:r>
     </w:p>
     <w:p>
@@ -1824,7 +3129,43 @@
           <w:sz w:val="20"/>
           <w:lang w:val="en-US"/>
         </w:rPr>
-        <w:t>[S1-GigabitEthernet0/0/10]port trunk allow-pass vlan 10</w:t>
+        <w:t>[S1-GigabitEthernet0/0/</w:t>
+      </w:r>
+      <w:proofErr w:type="gramStart"/>
+      <w:r>
+        <w:rPr>
+          <w:rFonts w:ascii="Courier New" w:eastAsia="Courier New" w:hAnsi="Courier New" w:cs="Courier New"/>
+          <w:sz w:val="20"/>
+          <w:lang w:val="en-US"/>
+        </w:rPr>
+        <w:t>10]port</w:t>
+      </w:r>
+      <w:proofErr w:type="gramEnd"/>
+      <w:r>
+        <w:rPr>
+          <w:rFonts w:ascii="Courier New" w:eastAsia="Courier New" w:hAnsi="Courier New" w:cs="Courier New"/>
+          <w:sz w:val="20"/>
+          <w:lang w:val="en-US"/>
+        </w:rPr>
+        <w:t xml:space="preserve"> trunk allow-pass </w:t>
+      </w:r>
+      <w:proofErr w:type="spellStart"/>
+      <w:r>
+        <w:rPr>
+          <w:rFonts w:ascii="Courier New" w:eastAsia="Courier New" w:hAnsi="Courier New" w:cs="Courier New"/>
+          <w:sz w:val="20"/>
+          <w:lang w:val="en-US"/>
+        </w:rPr>
+        <w:t>vlan</w:t>
+      </w:r>
+      <w:proofErr w:type="spellEnd"/>
+      <w:r>
+        <w:rPr>
+          <w:rFonts w:ascii="Courier New" w:eastAsia="Courier New" w:hAnsi="Courier New" w:cs="Courier New"/>
+          <w:sz w:val="20"/>
+          <w:lang w:val="en-US"/>
+        </w:rPr>
+        <w:t xml:space="preserve"> 10</w:t>
       </w:r>
     </w:p>
     <w:p>
@@ -1847,7 +3188,25 @@
           <w:sz w:val="20"/>
           <w:lang w:val="en-US"/>
         </w:rPr>
-        <w:t>[S2]interface g0/0/10</w:t>
+        <w:t>[S</w:t>
+      </w:r>
+      <w:proofErr w:type="gramStart"/>
+      <w:r>
+        <w:rPr>
+          <w:rFonts w:ascii="Courier New" w:eastAsia="Courier New" w:hAnsi="Courier New" w:cs="Courier New"/>
+          <w:sz w:val="20"/>
+          <w:lang w:val="en-US"/>
+        </w:rPr>
+        <w:t>2]interface</w:t>
+      </w:r>
+      <w:proofErr w:type="gramEnd"/>
+      <w:r>
+        <w:rPr>
+          <w:rFonts w:ascii="Courier New" w:eastAsia="Courier New" w:hAnsi="Courier New" w:cs="Courier New"/>
+          <w:sz w:val="20"/>
+          <w:lang w:val="en-US"/>
+        </w:rPr>
+        <w:t xml:space="preserve"> g0/0/10</w:t>
       </w:r>
     </w:p>
     <w:p>
@@ -1870,7 +3229,43 @@
           <w:sz w:val="20"/>
           <w:lang w:val="en-US"/>
         </w:rPr>
-        <w:t>[S2-GigabitEthernet0/0/10]port trunk allow-pass vlan 10</w:t>
+        <w:t>[S2-GigabitEthernet0/0/</w:t>
+      </w:r>
+      <w:proofErr w:type="gramStart"/>
+      <w:r>
+        <w:rPr>
+          <w:rFonts w:ascii="Courier New" w:eastAsia="Courier New" w:hAnsi="Courier New" w:cs="Courier New"/>
+          <w:sz w:val="20"/>
+          <w:lang w:val="en-US"/>
+        </w:rPr>
+        <w:t>10]port</w:t>
+      </w:r>
+      <w:proofErr w:type="gramEnd"/>
+      <w:r>
+        <w:rPr>
+          <w:rFonts w:ascii="Courier New" w:eastAsia="Courier New" w:hAnsi="Courier New" w:cs="Courier New"/>
+          <w:sz w:val="20"/>
+          <w:lang w:val="en-US"/>
+        </w:rPr>
+        <w:t xml:space="preserve"> trunk allow-pass </w:t>
+      </w:r>
+      <w:proofErr w:type="spellStart"/>
+      <w:r>
+        <w:rPr>
+          <w:rFonts w:ascii="Courier New" w:eastAsia="Courier New" w:hAnsi="Courier New" w:cs="Courier New"/>
+          <w:sz w:val="20"/>
+          <w:lang w:val="en-US"/>
+        </w:rPr>
+        <w:t>vlan</w:t>
+      </w:r>
+      <w:proofErr w:type="spellEnd"/>
+      <w:r>
+        <w:rPr>
+          <w:rFonts w:ascii="Courier New" w:eastAsia="Courier New" w:hAnsi="Courier New" w:cs="Courier New"/>
+          <w:sz w:val="20"/>
+          <w:lang w:val="en-US"/>
+        </w:rPr>
+        <w:t xml:space="preserve"> 10</w:t>
       </w:r>
     </w:p>
     <w:p>
@@ -1905,7 +3300,25 @@
           <w:sz w:val="20"/>
           <w:lang w:val="en-US"/>
         </w:rPr>
-        <w:t>[S2]interface g0/0/1</w:t>
+        <w:t>[S</w:t>
+      </w:r>
+      <w:proofErr w:type="gramStart"/>
+      <w:r>
+        <w:rPr>
+          <w:rFonts w:ascii="Courier New" w:eastAsia="Courier New" w:hAnsi="Courier New" w:cs="Courier New"/>
+          <w:sz w:val="20"/>
+          <w:lang w:val="en-US"/>
+        </w:rPr>
+        <w:t>2]interface</w:t>
+      </w:r>
+      <w:proofErr w:type="gramEnd"/>
+      <w:r>
+        <w:rPr>
+          <w:rFonts w:ascii="Courier New" w:eastAsia="Courier New" w:hAnsi="Courier New" w:cs="Courier New"/>
+          <w:sz w:val="20"/>
+          <w:lang w:val="en-US"/>
+        </w:rPr>
+        <w:t xml:space="preserve"> g0/0/1</w:t>
       </w:r>
     </w:p>
     <w:p>
@@ -1929,7 +3342,25 @@
           <w:lang w:val="en-US"/>
         </w:rPr>
         <w:lastRenderedPageBreak/>
-        <w:t>[S2-GigabitEthernet0/0/1]mac-vlan enable</w:t>
+        <w:t>[S2-GigabitEthernet0/0/1]mac-</w:t>
+      </w:r>
+      <w:proofErr w:type="spellStart"/>
+      <w:r>
+        <w:rPr>
+          <w:rFonts w:ascii="Courier New" w:eastAsia="Courier New" w:hAnsi="Courier New" w:cs="Courier New"/>
+          <w:sz w:val="20"/>
+          <w:lang w:val="en-US"/>
+        </w:rPr>
+        <w:t>vlan</w:t>
+      </w:r>
+      <w:proofErr w:type="spellEnd"/>
+      <w:r>
+        <w:rPr>
+          <w:rFonts w:ascii="Courier New" w:eastAsia="Courier New" w:hAnsi="Courier New" w:cs="Courier New"/>
+          <w:sz w:val="20"/>
+          <w:lang w:val="en-US"/>
+        </w:rPr>
+        <w:t xml:space="preserve"> enable</w:t>
       </w:r>
     </w:p>
     <w:p>
@@ -1952,7 +3383,25 @@
           <w:sz w:val="20"/>
           <w:lang w:val="en-US"/>
         </w:rPr>
-        <w:t>[S2]interface g0/0/2</w:t>
+        <w:t>[S</w:t>
+      </w:r>
+      <w:proofErr w:type="gramStart"/>
+      <w:r>
+        <w:rPr>
+          <w:rFonts w:ascii="Courier New" w:eastAsia="Courier New" w:hAnsi="Courier New" w:cs="Courier New"/>
+          <w:sz w:val="20"/>
+          <w:lang w:val="en-US"/>
+        </w:rPr>
+        <w:t>2]interface</w:t>
+      </w:r>
+      <w:proofErr w:type="gramEnd"/>
+      <w:r>
+        <w:rPr>
+          <w:rFonts w:ascii="Courier New" w:eastAsia="Courier New" w:hAnsi="Courier New" w:cs="Courier New"/>
+          <w:sz w:val="20"/>
+          <w:lang w:val="en-US"/>
+        </w:rPr>
+        <w:t xml:space="preserve"> g0/0/2</w:t>
       </w:r>
     </w:p>
     <w:p>
@@ -1975,7 +3424,25 @@
           <w:sz w:val="20"/>
           <w:lang w:val="en-US"/>
         </w:rPr>
-        <w:t>[S2-GigabitEthernet0/0/2]mac-vlan enable</w:t>
+        <w:t>[S2-GigabitEthernet0/0/2]mac-</w:t>
+      </w:r>
+      <w:proofErr w:type="spellStart"/>
+      <w:r>
+        <w:rPr>
+          <w:rFonts w:ascii="Courier New" w:eastAsia="Courier New" w:hAnsi="Courier New" w:cs="Courier New"/>
+          <w:sz w:val="20"/>
+          <w:lang w:val="en-US"/>
+        </w:rPr>
+        <w:t>vlan</w:t>
+      </w:r>
+      <w:proofErr w:type="spellEnd"/>
+      <w:r>
+        <w:rPr>
+          <w:rFonts w:ascii="Courier New" w:eastAsia="Courier New" w:hAnsi="Courier New" w:cs="Courier New"/>
+          <w:sz w:val="20"/>
+          <w:lang w:val="en-US"/>
+        </w:rPr>
+        <w:t xml:space="preserve"> enable</w:t>
       </w:r>
     </w:p>
     <w:p>
@@ -1998,7 +3465,25 @@
           <w:sz w:val="20"/>
           <w:lang w:val="en-US"/>
         </w:rPr>
-        <w:t>[S2]interface g0/0/3</w:t>
+        <w:t>[S</w:t>
+      </w:r>
+      <w:proofErr w:type="gramStart"/>
+      <w:r>
+        <w:rPr>
+          <w:rFonts w:ascii="Courier New" w:eastAsia="Courier New" w:hAnsi="Courier New" w:cs="Courier New"/>
+          <w:sz w:val="20"/>
+          <w:lang w:val="en-US"/>
+        </w:rPr>
+        <w:t>2]interface</w:t>
+      </w:r>
+      <w:proofErr w:type="gramEnd"/>
+      <w:r>
+        <w:rPr>
+          <w:rFonts w:ascii="Courier New" w:eastAsia="Courier New" w:hAnsi="Courier New" w:cs="Courier New"/>
+          <w:sz w:val="20"/>
+          <w:lang w:val="en-US"/>
+        </w:rPr>
+        <w:t xml:space="preserve"> g0/0/3</w:t>
       </w:r>
     </w:p>
     <w:p>
@@ -2021,7 +3506,25 @@
           <w:sz w:val="20"/>
           <w:lang w:val="en-US"/>
         </w:rPr>
-        <w:t>[S2-GigabitEthernet0/0/3]mac-vlan enable</w:t>
+        <w:t>[S2-GigabitEthernet0/0/3]mac-</w:t>
+      </w:r>
+      <w:proofErr w:type="spellStart"/>
+      <w:r>
+        <w:rPr>
+          <w:rFonts w:ascii="Courier New" w:eastAsia="Courier New" w:hAnsi="Courier New" w:cs="Courier New"/>
+          <w:sz w:val="20"/>
+          <w:lang w:val="en-US"/>
+        </w:rPr>
+        <w:t>vlan</w:t>
+      </w:r>
+      <w:proofErr w:type="spellEnd"/>
+      <w:r>
+        <w:rPr>
+          <w:rFonts w:ascii="Courier New" w:eastAsia="Courier New" w:hAnsi="Courier New" w:cs="Courier New"/>
+          <w:sz w:val="20"/>
+          <w:lang w:val="en-US"/>
+        </w:rPr>
+        <w:t xml:space="preserve"> enable</w:t>
       </w:r>
     </w:p>
     <w:p>
@@ -2080,8 +3583,36 @@
                 <w:sz w:val="18"/>
                 <w:lang w:val="en-US"/>
               </w:rPr>
-              <w:t>[S1]dis vlan</w:t>
-            </w:r>
+              <w:t>[S</w:t>
+            </w:r>
+            <w:proofErr w:type="gramStart"/>
+            <w:r>
+              <w:rPr>
+                <w:rFonts w:ascii="Courier New" w:eastAsia="Courier New" w:hAnsi="Courier New" w:cs="Courier New"/>
+                <w:sz w:val="18"/>
+                <w:lang w:val="en-US"/>
+              </w:rPr>
+              <w:t>1]dis</w:t>
+            </w:r>
+            <w:proofErr w:type="gramEnd"/>
+            <w:r>
+              <w:rPr>
+                <w:rFonts w:ascii="Courier New" w:eastAsia="Courier New" w:hAnsi="Courier New" w:cs="Courier New"/>
+                <w:sz w:val="18"/>
+                <w:lang w:val="en-US"/>
+              </w:rPr>
+              <w:t xml:space="preserve"> </w:t>
+            </w:r>
+            <w:proofErr w:type="spellStart"/>
+            <w:r>
+              <w:rPr>
+                <w:rFonts w:ascii="Courier New" w:eastAsia="Courier New" w:hAnsi="Courier New" w:cs="Courier New"/>
+                <w:sz w:val="18"/>
+                <w:lang w:val="en-US"/>
+              </w:rPr>
+              <w:t>vlan</w:t>
+            </w:r>
+            <w:proofErr w:type="spellEnd"/>
           </w:p>
           <w:p>
             <w:pPr>
@@ -2096,7 +3627,43 @@
                 <w:sz w:val="18"/>
                 <w:lang w:val="en-US"/>
               </w:rPr>
-              <w:t>The total number of vlans is : 4</w:t>
+              <w:t xml:space="preserve">The total number of </w:t>
+            </w:r>
+            <w:proofErr w:type="spellStart"/>
+            <w:r>
+              <w:rPr>
+                <w:rFonts w:ascii="Courier New" w:eastAsia="Courier New" w:hAnsi="Courier New" w:cs="Courier New"/>
+                <w:sz w:val="18"/>
+                <w:lang w:val="en-US"/>
+              </w:rPr>
+              <w:t>vlans</w:t>
+            </w:r>
+            <w:proofErr w:type="spellEnd"/>
+            <w:r>
+              <w:rPr>
+                <w:rFonts w:ascii="Courier New" w:eastAsia="Courier New" w:hAnsi="Courier New" w:cs="Courier New"/>
+                <w:sz w:val="18"/>
+                <w:lang w:val="en-US"/>
+              </w:rPr>
+              <w:t xml:space="preserve"> </w:t>
+            </w:r>
+            <w:proofErr w:type="gramStart"/>
+            <w:r>
+              <w:rPr>
+                <w:rFonts w:ascii="Courier New" w:eastAsia="Courier New" w:hAnsi="Courier New" w:cs="Courier New"/>
+                <w:sz w:val="18"/>
+                <w:lang w:val="en-US"/>
+              </w:rPr>
+              <w:t>is :</w:t>
+            </w:r>
+            <w:proofErr w:type="gramEnd"/>
+            <w:r>
+              <w:rPr>
+                <w:rFonts w:ascii="Courier New" w:eastAsia="Courier New" w:hAnsi="Courier New" w:cs="Courier New"/>
+                <w:sz w:val="18"/>
+                <w:lang w:val="en-US"/>
+              </w:rPr>
+              <w:t xml:space="preserve"> 4</w:t>
             </w:r>
           </w:p>
           <w:p>
@@ -2128,7 +3695,25 @@
                 <w:sz w:val="18"/>
                 <w:lang w:val="en-US"/>
               </w:rPr>
-              <w:t>U: Up;         D: Down;         TG: Tagged;         UT: Untagged;</w:t>
+              <w:t xml:space="preserve">U: </w:t>
+            </w:r>
+            <w:proofErr w:type="gramStart"/>
+            <w:r>
+              <w:rPr>
+                <w:rFonts w:ascii="Courier New" w:eastAsia="Courier New" w:hAnsi="Courier New" w:cs="Courier New"/>
+                <w:sz w:val="18"/>
+                <w:lang w:val="en-US"/>
+              </w:rPr>
+              <w:t xml:space="preserve">Up;   </w:t>
+            </w:r>
+            <w:proofErr w:type="gramEnd"/>
+            <w:r>
+              <w:rPr>
+                <w:rFonts w:ascii="Courier New" w:eastAsia="Courier New" w:hAnsi="Courier New" w:cs="Courier New"/>
+                <w:sz w:val="18"/>
+                <w:lang w:val="en-US"/>
+              </w:rPr>
+              <w:t xml:space="preserve">      D: Down;         TG: Tagged;         UT: Untagged;</w:t>
             </w:r>
           </w:p>
           <w:p>
@@ -2144,7 +3729,61 @@
                 <w:sz w:val="18"/>
                 <w:lang w:val="en-US"/>
               </w:rPr>
-              <w:t>MP: Vlan-mapping;               ST: Vlan-stacking;</w:t>
+              <w:t xml:space="preserve">MP: </w:t>
+            </w:r>
+            <w:proofErr w:type="spellStart"/>
+            <w:r>
+              <w:rPr>
+                <w:rFonts w:ascii="Courier New" w:eastAsia="Courier New" w:hAnsi="Courier New" w:cs="Courier New"/>
+                <w:sz w:val="18"/>
+                <w:lang w:val="en-US"/>
+              </w:rPr>
+              <w:t>Vlan</w:t>
+            </w:r>
+            <w:proofErr w:type="spellEnd"/>
+            <w:r>
+              <w:rPr>
+                <w:rFonts w:ascii="Courier New" w:eastAsia="Courier New" w:hAnsi="Courier New" w:cs="Courier New"/>
+                <w:sz w:val="18"/>
+                <w:lang w:val="en-US"/>
+              </w:rPr>
+              <w:t>-</w:t>
+            </w:r>
+            <w:proofErr w:type="gramStart"/>
+            <w:r>
+              <w:rPr>
+                <w:rFonts w:ascii="Courier New" w:eastAsia="Courier New" w:hAnsi="Courier New" w:cs="Courier New"/>
+                <w:sz w:val="18"/>
+                <w:lang w:val="en-US"/>
+              </w:rPr>
+              <w:t xml:space="preserve">mapping;   </w:t>
+            </w:r>
+            <w:proofErr w:type="gramEnd"/>
+            <w:r>
+              <w:rPr>
+                <w:rFonts w:ascii="Courier New" w:eastAsia="Courier New" w:hAnsi="Courier New" w:cs="Courier New"/>
+                <w:sz w:val="18"/>
+                <w:lang w:val="en-US"/>
+              </w:rPr>
+              <w:t xml:space="preserve">            ST: </w:t>
+            </w:r>
+            <w:proofErr w:type="spellStart"/>
+            <w:r>
+              <w:rPr>
+                <w:rFonts w:ascii="Courier New" w:eastAsia="Courier New" w:hAnsi="Courier New" w:cs="Courier New"/>
+                <w:sz w:val="18"/>
+                <w:lang w:val="en-US"/>
+              </w:rPr>
+              <w:t>Vlan</w:t>
+            </w:r>
+            <w:proofErr w:type="spellEnd"/>
+            <w:r>
+              <w:rPr>
+                <w:rFonts w:ascii="Courier New" w:eastAsia="Courier New" w:hAnsi="Courier New" w:cs="Courier New"/>
+                <w:sz w:val="18"/>
+                <w:lang w:val="en-US"/>
+              </w:rPr>
+              <w:t>-stacking;</w:t>
             </w:r>
           </w:p>
           <w:p>
@@ -2160,7 +3799,61 @@
                 <w:sz w:val="18"/>
                 <w:lang w:val="en-US"/>
               </w:rPr>
-              <w:t>#: ProtocolTransparent-vlan;    *: Management-vlan;</w:t>
+              <w:t xml:space="preserve">#: </w:t>
+            </w:r>
+            <w:proofErr w:type="spellStart"/>
+            <w:r>
+              <w:rPr>
+                <w:rFonts w:ascii="Courier New" w:eastAsia="Courier New" w:hAnsi="Courier New" w:cs="Courier New"/>
+                <w:sz w:val="18"/>
+                <w:lang w:val="en-US"/>
+              </w:rPr>
+              <w:t>ProtocolTransparent-</w:t>
+            </w:r>
+            <w:proofErr w:type="gramStart"/>
+            <w:r>
+              <w:rPr>
+                <w:rFonts w:ascii="Courier New" w:eastAsia="Courier New" w:hAnsi="Courier New" w:cs="Courier New"/>
+                <w:sz w:val="18"/>
+                <w:lang w:val="en-US"/>
+              </w:rPr>
+              <w:t>vlan</w:t>
+            </w:r>
+            <w:proofErr w:type="spellEnd"/>
+            <w:r>
+              <w:rPr>
+                <w:rFonts w:ascii="Courier New" w:eastAsia="Courier New" w:hAnsi="Courier New" w:cs="Courier New"/>
+                <w:sz w:val="18"/>
+                <w:lang w:val="en-US"/>
+              </w:rPr>
+              <w:t xml:space="preserve">;   </w:t>
+            </w:r>
+            <w:proofErr w:type="gramEnd"/>
+            <w:r>
+              <w:rPr>
+                <w:rFonts w:ascii="Courier New" w:eastAsia="Courier New" w:hAnsi="Courier New" w:cs="Courier New"/>
+                <w:sz w:val="18"/>
+                <w:lang w:val="en-US"/>
+              </w:rPr>
+              <w:t xml:space="preserve"> *: Management-</w:t>
+            </w:r>
+            <w:proofErr w:type="spellStart"/>
+            <w:r>
+              <w:rPr>
+                <w:rFonts w:ascii="Courier New" w:eastAsia="Courier New" w:hAnsi="Courier New" w:cs="Courier New"/>
+                <w:sz w:val="18"/>
+                <w:lang w:val="en-US"/>
+              </w:rPr>
+              <w:t>vlan</w:t>
+            </w:r>
+            <w:proofErr w:type="spellEnd"/>
+            <w:r>
+              <w:rPr>
+                <w:rFonts w:ascii="Courier New" w:eastAsia="Courier New" w:hAnsi="Courier New" w:cs="Courier New"/>
+                <w:sz w:val="18"/>
+                <w:lang w:val="en-US"/>
+              </w:rPr>
+              <w:t>;</w:t>
             </w:r>
           </w:p>
           <w:p>
@@ -2186,13 +3879,23 @@
                 <w:lang w:val="en-US"/>
               </w:rPr>
             </w:pPr>
-            <w:r>
-              <w:rPr>
-                <w:rFonts w:ascii="Courier New" w:eastAsia="Courier New" w:hAnsi="Courier New" w:cs="Courier New"/>
-                <w:sz w:val="18"/>
-                <w:lang w:val="en-US"/>
-              </w:rPr>
-              <w:t>VID  Type    Ports</w:t>
+            <w:proofErr w:type="gramStart"/>
+            <w:r>
+              <w:rPr>
+                <w:rFonts w:ascii="Courier New" w:eastAsia="Courier New" w:hAnsi="Courier New" w:cs="Courier New"/>
+                <w:sz w:val="18"/>
+                <w:lang w:val="en-US"/>
+              </w:rPr>
+              <w:t>VID  Type</w:t>
+            </w:r>
+            <w:proofErr w:type="gramEnd"/>
+            <w:r>
+              <w:rPr>
+                <w:rFonts w:ascii="Courier New" w:eastAsia="Courier New" w:hAnsi="Courier New" w:cs="Courier New"/>
+                <w:sz w:val="18"/>
+                <w:lang w:val="en-US"/>
+              </w:rPr>
+              <w:t xml:space="preserve">    Ports</w:t>
             </w:r>
           </w:p>
           <w:p>
@@ -2218,13 +3921,23 @@
                 <w:lang w:val="en-US"/>
               </w:rPr>
             </w:pPr>
-            <w:r>
-              <w:rPr>
-                <w:rFonts w:ascii="Courier New" w:eastAsia="Courier New" w:hAnsi="Courier New" w:cs="Courier New"/>
-                <w:sz w:val="18"/>
-                <w:lang w:val="en-US"/>
-              </w:rPr>
-              <w:t>common  UT:GE0/0/2(D)      GE0/0/3(D)      GE0/0/4(D)      GE0/0/5(D) GE0/0/6(D)      GE0/0/7(D)      GE0/0/8(D)      GE0/0/9(D)</w:t>
+            <w:proofErr w:type="gramStart"/>
+            <w:r>
+              <w:rPr>
+                <w:rFonts w:ascii="Courier New" w:eastAsia="Courier New" w:hAnsi="Courier New" w:cs="Courier New"/>
+                <w:sz w:val="18"/>
+                <w:lang w:val="en-US"/>
+              </w:rPr>
+              <w:t>common  UT</w:t>
+            </w:r>
+            <w:proofErr w:type="gramEnd"/>
+            <w:r>
+              <w:rPr>
+                <w:rFonts w:ascii="Courier New" w:eastAsia="Courier New" w:hAnsi="Courier New" w:cs="Courier New"/>
+                <w:sz w:val="18"/>
+                <w:lang w:val="en-US"/>
+              </w:rPr>
+              <w:t>:GE0/0/2(D)      GE0/0/3(D)      GE0/0/4(D)      GE0/0/5(D) GE0/0/6(D)      GE0/0/7(D)      GE0/0/8(D)      GE0/0/9(D)</w:t>
             </w:r>
           </w:p>
           <w:p>
@@ -2283,12 +3996,30 @@
               </w:numPr>
               <w:spacing w:after="0"/>
             </w:pPr>
-            <w:r>
-              <w:rPr>
-                <w:rFonts w:ascii="Courier New" w:eastAsia="Courier New" w:hAnsi="Courier New" w:cs="Courier New"/>
-                <w:sz w:val="18"/>
-              </w:rPr>
-              <w:t>common  UT:GE0/0/1(U)</w:t>
+            <w:proofErr w:type="spellStart"/>
+            <w:proofErr w:type="gramStart"/>
+            <w:r>
+              <w:rPr>
+                <w:rFonts w:ascii="Courier New" w:eastAsia="Courier New" w:hAnsi="Courier New" w:cs="Courier New"/>
+                <w:sz w:val="18"/>
+              </w:rPr>
+              <w:t>common</w:t>
+            </w:r>
+            <w:proofErr w:type="spellEnd"/>
+            <w:r>
+              <w:rPr>
+                <w:rFonts w:ascii="Courier New" w:eastAsia="Courier New" w:hAnsi="Courier New" w:cs="Courier New"/>
+                <w:sz w:val="18"/>
+              </w:rPr>
+              <w:t xml:space="preserve">  UT</w:t>
+            </w:r>
+            <w:proofErr w:type="gramEnd"/>
+            <w:r>
+              <w:rPr>
+                <w:rFonts w:ascii="Courier New" w:eastAsia="Courier New" w:hAnsi="Courier New" w:cs="Courier New"/>
+                <w:sz w:val="18"/>
+              </w:rPr>
+              <w:t>:GE0/0/1(U)</w:t>
             </w:r>
           </w:p>
           <w:p>
@@ -2312,12 +4043,30 @@
               </w:numPr>
               <w:spacing w:after="0"/>
             </w:pPr>
-            <w:r>
-              <w:rPr>
-                <w:rFonts w:ascii="Courier New" w:eastAsia="Courier New" w:hAnsi="Courier New" w:cs="Courier New"/>
-                <w:sz w:val="18"/>
-              </w:rPr>
-              <w:t>common  UT:GE0/0/13(U)</w:t>
+            <w:proofErr w:type="spellStart"/>
+            <w:proofErr w:type="gramStart"/>
+            <w:r>
+              <w:rPr>
+                <w:rFonts w:ascii="Courier New" w:eastAsia="Courier New" w:hAnsi="Courier New" w:cs="Courier New"/>
+                <w:sz w:val="18"/>
+              </w:rPr>
+              <w:t>common</w:t>
+            </w:r>
+            <w:proofErr w:type="spellEnd"/>
+            <w:r>
+              <w:rPr>
+                <w:rFonts w:ascii="Courier New" w:eastAsia="Courier New" w:hAnsi="Courier New" w:cs="Courier New"/>
+                <w:sz w:val="18"/>
+              </w:rPr>
+              <w:t xml:space="preserve">  UT</w:t>
+            </w:r>
+            <w:proofErr w:type="gramEnd"/>
+            <w:r>
+              <w:rPr>
+                <w:rFonts w:ascii="Courier New" w:eastAsia="Courier New" w:hAnsi="Courier New" w:cs="Courier New"/>
+                <w:sz w:val="18"/>
+              </w:rPr>
+              <w:t>:GE0/0/13(U)</w:t>
             </w:r>
           </w:p>
           <w:p>
@@ -2342,7 +4091,32 @@
                 <w:rFonts w:ascii="Courier New" w:eastAsia="Courier New" w:hAnsi="Courier New" w:cs="Courier New"/>
                 <w:sz w:val="18"/>
               </w:rPr>
-              <w:t>10   common  TG:GE0/0/10(U)</w:t>
+              <w:t xml:space="preserve">10   </w:t>
+            </w:r>
+            <w:proofErr w:type="spellStart"/>
+            <w:proofErr w:type="gramStart"/>
+            <w:r>
+              <w:rPr>
+                <w:rFonts w:ascii="Courier New" w:eastAsia="Courier New" w:hAnsi="Courier New" w:cs="Courier New"/>
+                <w:sz w:val="18"/>
+              </w:rPr>
+              <w:t>common</w:t>
+            </w:r>
+            <w:proofErr w:type="spellEnd"/>
+            <w:r>
+              <w:rPr>
+                <w:rFonts w:ascii="Courier New" w:eastAsia="Courier New" w:hAnsi="Courier New" w:cs="Courier New"/>
+                <w:sz w:val="18"/>
+              </w:rPr>
+              <w:t xml:space="preserve">  TG</w:t>
+            </w:r>
+            <w:proofErr w:type="gramEnd"/>
+            <w:r>
+              <w:rPr>
+                <w:rFonts w:ascii="Courier New" w:eastAsia="Courier New" w:hAnsi="Courier New" w:cs="Courier New"/>
+                <w:sz w:val="18"/>
+              </w:rPr>
+              <w:t>:GE0/0/10(U)</w:t>
             </w:r>
           </w:p>
           <w:p>
@@ -2352,13 +4126,23 @@
                 <w:lang w:val="en-US"/>
               </w:rPr>
             </w:pPr>
-            <w:r>
-              <w:rPr>
-                <w:rFonts w:ascii="Courier New" w:eastAsia="Courier New" w:hAnsi="Courier New" w:cs="Courier New"/>
-                <w:sz w:val="18"/>
-                <w:lang w:val="en-US"/>
-              </w:rPr>
-              <w:t>VID  Status  Property      MAC-LRN Statistics Description</w:t>
+            <w:proofErr w:type="gramStart"/>
+            <w:r>
+              <w:rPr>
+                <w:rFonts w:ascii="Courier New" w:eastAsia="Courier New" w:hAnsi="Courier New" w:cs="Courier New"/>
+                <w:sz w:val="18"/>
+                <w:lang w:val="en-US"/>
+              </w:rPr>
+              <w:t>VID  Status</w:t>
+            </w:r>
+            <w:proofErr w:type="gramEnd"/>
+            <w:r>
+              <w:rPr>
+                <w:rFonts w:ascii="Courier New" w:eastAsia="Courier New" w:hAnsi="Courier New" w:cs="Courier New"/>
+                <w:sz w:val="18"/>
+                <w:lang w:val="en-US"/>
+              </w:rPr>
+              <w:t xml:space="preserve">  Property      MAC-LRN Statistics Description</w:t>
             </w:r>
           </w:p>
           <w:p>
@@ -2385,13 +4169,23 @@
                 <w:lang w:val="en-US"/>
               </w:rPr>
             </w:pPr>
-            <w:r>
-              <w:rPr>
-                <w:rFonts w:ascii="Courier New" w:eastAsia="Courier New" w:hAnsi="Courier New" w:cs="Courier New"/>
-                <w:sz w:val="18"/>
-                <w:lang w:val="en-US"/>
-              </w:rPr>
-              <w:t>enable  default       enable  disable    VLAN 0001</w:t>
+            <w:proofErr w:type="gramStart"/>
+            <w:r>
+              <w:rPr>
+                <w:rFonts w:ascii="Courier New" w:eastAsia="Courier New" w:hAnsi="Courier New" w:cs="Courier New"/>
+                <w:sz w:val="18"/>
+                <w:lang w:val="en-US"/>
+              </w:rPr>
+              <w:t>enable  default</w:t>
+            </w:r>
+            <w:proofErr w:type="gramEnd"/>
+            <w:r>
+              <w:rPr>
+                <w:rFonts w:ascii="Courier New" w:eastAsia="Courier New" w:hAnsi="Courier New" w:cs="Courier New"/>
+                <w:sz w:val="18"/>
+                <w:lang w:val="en-US"/>
+              </w:rPr>
+              <w:t xml:space="preserve">       enable  disable    VLAN 0001</w:t>
             </w:r>
           </w:p>
           <w:p>
@@ -2406,13 +4200,23 @@
                 <w:lang w:val="en-US"/>
               </w:rPr>
             </w:pPr>
-            <w:r>
-              <w:rPr>
-                <w:rFonts w:ascii="Courier New" w:eastAsia="Courier New" w:hAnsi="Courier New" w:cs="Courier New"/>
-                <w:sz w:val="18"/>
-                <w:lang w:val="en-US"/>
-              </w:rPr>
-              <w:t>enable  default       enable  disable    VLAN 0002</w:t>
+            <w:proofErr w:type="gramStart"/>
+            <w:r>
+              <w:rPr>
+                <w:rFonts w:ascii="Courier New" w:eastAsia="Courier New" w:hAnsi="Courier New" w:cs="Courier New"/>
+                <w:sz w:val="18"/>
+                <w:lang w:val="en-US"/>
+              </w:rPr>
+              <w:t>enable  default</w:t>
+            </w:r>
+            <w:proofErr w:type="gramEnd"/>
+            <w:r>
+              <w:rPr>
+                <w:rFonts w:ascii="Courier New" w:eastAsia="Courier New" w:hAnsi="Courier New" w:cs="Courier New"/>
+                <w:sz w:val="18"/>
+                <w:lang w:val="en-US"/>
+              </w:rPr>
+              <w:t xml:space="preserve">       enable  disable    VLAN 0002</w:t>
             </w:r>
           </w:p>
           <w:p>
@@ -2427,13 +4231,23 @@
                 <w:lang w:val="en-US"/>
               </w:rPr>
             </w:pPr>
-            <w:r>
-              <w:rPr>
-                <w:rFonts w:ascii="Courier New" w:eastAsia="Courier New" w:hAnsi="Courier New" w:cs="Courier New"/>
-                <w:sz w:val="18"/>
-                <w:lang w:val="en-US"/>
-              </w:rPr>
-              <w:t>enable  default       enable  disable    VLAN 0003</w:t>
+            <w:proofErr w:type="gramStart"/>
+            <w:r>
+              <w:rPr>
+                <w:rFonts w:ascii="Courier New" w:eastAsia="Courier New" w:hAnsi="Courier New" w:cs="Courier New"/>
+                <w:sz w:val="18"/>
+                <w:lang w:val="en-US"/>
+              </w:rPr>
+              <w:t>enable  default</w:t>
+            </w:r>
+            <w:proofErr w:type="gramEnd"/>
+            <w:r>
+              <w:rPr>
+                <w:rFonts w:ascii="Courier New" w:eastAsia="Courier New" w:hAnsi="Courier New" w:cs="Courier New"/>
+                <w:sz w:val="18"/>
+                <w:lang w:val="en-US"/>
+              </w:rPr>
+              <w:t xml:space="preserve">       enable  disable    VLAN 0003</w:t>
             </w:r>
           </w:p>
           <w:p>
@@ -2449,7 +4263,25 @@
                 <w:sz w:val="18"/>
                 <w:lang w:val="en-US"/>
               </w:rPr>
-              <w:t>10   enable  default       enable  disable    VLAN 0010</w:t>
+              <w:t xml:space="preserve">10   </w:t>
+            </w:r>
+            <w:proofErr w:type="gramStart"/>
+            <w:r>
+              <w:rPr>
+                <w:rFonts w:ascii="Courier New" w:eastAsia="Courier New" w:hAnsi="Courier New" w:cs="Courier New"/>
+                <w:sz w:val="18"/>
+                <w:lang w:val="en-US"/>
+              </w:rPr>
+              <w:t>enable  default</w:t>
+            </w:r>
+            <w:proofErr w:type="gramEnd"/>
+            <w:r>
+              <w:rPr>
+                <w:rFonts w:ascii="Courier New" w:eastAsia="Courier New" w:hAnsi="Courier New" w:cs="Courier New"/>
+                <w:sz w:val="18"/>
+                <w:lang w:val="en-US"/>
+              </w:rPr>
+              <w:t xml:space="preserve">       enable  disable    VLAN 0010</w:t>
             </w:r>
           </w:p>
         </w:tc>
@@ -2481,8 +4313,36 @@
                 <w:sz w:val="18"/>
                 <w:lang w:val="en-US"/>
               </w:rPr>
-              <w:t>[S2]dis vlan</w:t>
-            </w:r>
+              <w:t>[S</w:t>
+            </w:r>
+            <w:proofErr w:type="gramStart"/>
+            <w:r>
+              <w:rPr>
+                <w:rFonts w:ascii="Courier New" w:eastAsia="Courier New" w:hAnsi="Courier New" w:cs="Courier New"/>
+                <w:sz w:val="18"/>
+                <w:lang w:val="en-US"/>
+              </w:rPr>
+              <w:t>2]dis</w:t>
+            </w:r>
+            <w:proofErr w:type="gramEnd"/>
+            <w:r>
+              <w:rPr>
+                <w:rFonts w:ascii="Courier New" w:eastAsia="Courier New" w:hAnsi="Courier New" w:cs="Courier New"/>
+                <w:sz w:val="18"/>
+                <w:lang w:val="en-US"/>
+              </w:rPr>
+              <w:t xml:space="preserve"> </w:t>
+            </w:r>
+            <w:proofErr w:type="spellStart"/>
+            <w:r>
+              <w:rPr>
+                <w:rFonts w:ascii="Courier New" w:eastAsia="Courier New" w:hAnsi="Courier New" w:cs="Courier New"/>
+                <w:sz w:val="18"/>
+                <w:lang w:val="en-US"/>
+              </w:rPr>
+              <w:t>vlan</w:t>
+            </w:r>
+            <w:proofErr w:type="spellEnd"/>
           </w:p>
           <w:p>
             <w:pPr>
@@ -2497,7 +4357,43 @@
                 <w:sz w:val="18"/>
                 <w:lang w:val="en-US"/>
               </w:rPr>
-              <w:t>The total number of vlans is : 4</w:t>
+              <w:t xml:space="preserve">The total number of </w:t>
+            </w:r>
+            <w:proofErr w:type="spellStart"/>
+            <w:r>
+              <w:rPr>
+                <w:rFonts w:ascii="Courier New" w:eastAsia="Courier New" w:hAnsi="Courier New" w:cs="Courier New"/>
+                <w:sz w:val="18"/>
+                <w:lang w:val="en-US"/>
+              </w:rPr>
+              <w:t>vlans</w:t>
+            </w:r>
+            <w:proofErr w:type="spellEnd"/>
+            <w:r>
+              <w:rPr>
+                <w:rFonts w:ascii="Courier New" w:eastAsia="Courier New" w:hAnsi="Courier New" w:cs="Courier New"/>
+                <w:sz w:val="18"/>
+                <w:lang w:val="en-US"/>
+              </w:rPr>
+              <w:t xml:space="preserve"> </w:t>
+            </w:r>
+            <w:proofErr w:type="gramStart"/>
+            <w:r>
+              <w:rPr>
+                <w:rFonts w:ascii="Courier New" w:eastAsia="Courier New" w:hAnsi="Courier New" w:cs="Courier New"/>
+                <w:sz w:val="18"/>
+                <w:lang w:val="en-US"/>
+              </w:rPr>
+              <w:t>is :</w:t>
+            </w:r>
+            <w:proofErr w:type="gramEnd"/>
+            <w:r>
+              <w:rPr>
+                <w:rFonts w:ascii="Courier New" w:eastAsia="Courier New" w:hAnsi="Courier New" w:cs="Courier New"/>
+                <w:sz w:val="18"/>
+                <w:lang w:val="en-US"/>
+              </w:rPr>
+              <w:t xml:space="preserve"> 4</w:t>
             </w:r>
           </w:p>
           <w:p>
@@ -2529,7 +4425,25 @@
                 <w:sz w:val="18"/>
                 <w:lang w:val="en-US"/>
               </w:rPr>
-              <w:t>U: Up;         D: Down;         TG: Tagged;         UT: Untagged;</w:t>
+              <w:t xml:space="preserve">U: </w:t>
+            </w:r>
+            <w:proofErr w:type="gramStart"/>
+            <w:r>
+              <w:rPr>
+                <w:rFonts w:ascii="Courier New" w:eastAsia="Courier New" w:hAnsi="Courier New" w:cs="Courier New"/>
+                <w:sz w:val="18"/>
+                <w:lang w:val="en-US"/>
+              </w:rPr>
+              <w:t xml:space="preserve">Up;   </w:t>
+            </w:r>
+            <w:proofErr w:type="gramEnd"/>
+            <w:r>
+              <w:rPr>
+                <w:rFonts w:ascii="Courier New" w:eastAsia="Courier New" w:hAnsi="Courier New" w:cs="Courier New"/>
+                <w:sz w:val="18"/>
+                <w:lang w:val="en-US"/>
+              </w:rPr>
+              <w:t xml:space="preserve">      D: Down;         TG: Tagged;         UT: Untagged;</w:t>
             </w:r>
           </w:p>
           <w:p>
@@ -2545,7 +4459,61 @@
                 <w:sz w:val="18"/>
                 <w:lang w:val="en-US"/>
               </w:rPr>
-              <w:t>MP: Vlan-mapping;               ST: Vlan-stacking;</w:t>
+              <w:t xml:space="preserve">MP: </w:t>
+            </w:r>
+            <w:proofErr w:type="spellStart"/>
+            <w:r>
+              <w:rPr>
+                <w:rFonts w:ascii="Courier New" w:eastAsia="Courier New" w:hAnsi="Courier New" w:cs="Courier New"/>
+                <w:sz w:val="18"/>
+                <w:lang w:val="en-US"/>
+              </w:rPr>
+              <w:t>Vlan</w:t>
+            </w:r>
+            <w:proofErr w:type="spellEnd"/>
+            <w:r>
+              <w:rPr>
+                <w:rFonts w:ascii="Courier New" w:eastAsia="Courier New" w:hAnsi="Courier New" w:cs="Courier New"/>
+                <w:sz w:val="18"/>
+                <w:lang w:val="en-US"/>
+              </w:rPr>
+              <w:t>-</w:t>
+            </w:r>
+            <w:proofErr w:type="gramStart"/>
+            <w:r>
+              <w:rPr>
+                <w:rFonts w:ascii="Courier New" w:eastAsia="Courier New" w:hAnsi="Courier New" w:cs="Courier New"/>
+                <w:sz w:val="18"/>
+                <w:lang w:val="en-US"/>
+              </w:rPr>
+              <w:t xml:space="preserve">mapping;   </w:t>
+            </w:r>
+            <w:proofErr w:type="gramEnd"/>
+            <w:r>
+              <w:rPr>
+                <w:rFonts w:ascii="Courier New" w:eastAsia="Courier New" w:hAnsi="Courier New" w:cs="Courier New"/>
+                <w:sz w:val="18"/>
+                <w:lang w:val="en-US"/>
+              </w:rPr>
+              <w:t xml:space="preserve">            ST: </w:t>
+            </w:r>
+            <w:proofErr w:type="spellStart"/>
+            <w:r>
+              <w:rPr>
+                <w:rFonts w:ascii="Courier New" w:eastAsia="Courier New" w:hAnsi="Courier New" w:cs="Courier New"/>
+                <w:sz w:val="18"/>
+                <w:lang w:val="en-US"/>
+              </w:rPr>
+              <w:t>Vlan</w:t>
+            </w:r>
+            <w:proofErr w:type="spellEnd"/>
+            <w:r>
+              <w:rPr>
+                <w:rFonts w:ascii="Courier New" w:eastAsia="Courier New" w:hAnsi="Courier New" w:cs="Courier New"/>
+                <w:sz w:val="18"/>
+                <w:lang w:val="en-US"/>
+              </w:rPr>
+              <w:t>-stacking;</w:t>
             </w:r>
           </w:p>
           <w:p>
@@ -2561,7 +4529,61 @@
                 <w:sz w:val="18"/>
                 <w:lang w:val="en-US"/>
               </w:rPr>
-              <w:t>#: ProtocolTransparent-vlan;    *: Management-vlan;</w:t>
+              <w:t xml:space="preserve">#: </w:t>
+            </w:r>
+            <w:proofErr w:type="spellStart"/>
+            <w:r>
+              <w:rPr>
+                <w:rFonts w:ascii="Courier New" w:eastAsia="Courier New" w:hAnsi="Courier New" w:cs="Courier New"/>
+                <w:sz w:val="18"/>
+                <w:lang w:val="en-US"/>
+              </w:rPr>
+              <w:t>ProtocolTransparent-</w:t>
+            </w:r>
+            <w:proofErr w:type="gramStart"/>
+            <w:r>
+              <w:rPr>
+                <w:rFonts w:ascii="Courier New" w:eastAsia="Courier New" w:hAnsi="Courier New" w:cs="Courier New"/>
+                <w:sz w:val="18"/>
+                <w:lang w:val="en-US"/>
+              </w:rPr>
+              <w:t>vlan</w:t>
+            </w:r>
+            <w:proofErr w:type="spellEnd"/>
+            <w:r>
+              <w:rPr>
+                <w:rFonts w:ascii="Courier New" w:eastAsia="Courier New" w:hAnsi="Courier New" w:cs="Courier New"/>
+                <w:sz w:val="18"/>
+                <w:lang w:val="en-US"/>
+              </w:rPr>
+              <w:t xml:space="preserve">;   </w:t>
+            </w:r>
+            <w:proofErr w:type="gramEnd"/>
+            <w:r>
+              <w:rPr>
+                <w:rFonts w:ascii="Courier New" w:eastAsia="Courier New" w:hAnsi="Courier New" w:cs="Courier New"/>
+                <w:sz w:val="18"/>
+                <w:lang w:val="en-US"/>
+              </w:rPr>
+              <w:t xml:space="preserve"> *: Management-</w:t>
+            </w:r>
+            <w:proofErr w:type="spellStart"/>
+            <w:r>
+              <w:rPr>
+                <w:rFonts w:ascii="Courier New" w:eastAsia="Courier New" w:hAnsi="Courier New" w:cs="Courier New"/>
+                <w:sz w:val="18"/>
+                <w:lang w:val="en-US"/>
+              </w:rPr>
+              <w:t>vlan</w:t>
+            </w:r>
+            <w:proofErr w:type="spellEnd"/>
+            <w:r>
+              <w:rPr>
+                <w:rFonts w:ascii="Courier New" w:eastAsia="Courier New" w:hAnsi="Courier New" w:cs="Courier New"/>
+                <w:sz w:val="18"/>
+                <w:lang w:val="en-US"/>
+              </w:rPr>
+              <w:t>;</w:t>
             </w:r>
           </w:p>
           <w:p>
@@ -2587,13 +4609,23 @@
                 <w:lang w:val="en-US"/>
               </w:rPr>
             </w:pPr>
-            <w:r>
-              <w:rPr>
-                <w:rFonts w:ascii="Courier New" w:eastAsia="Courier New" w:hAnsi="Courier New" w:cs="Courier New"/>
-                <w:sz w:val="18"/>
-                <w:lang w:val="en-US"/>
-              </w:rPr>
-              <w:t>VID  Type    Ports</w:t>
+            <w:proofErr w:type="gramStart"/>
+            <w:r>
+              <w:rPr>
+                <w:rFonts w:ascii="Courier New" w:eastAsia="Courier New" w:hAnsi="Courier New" w:cs="Courier New"/>
+                <w:sz w:val="18"/>
+                <w:lang w:val="en-US"/>
+              </w:rPr>
+              <w:t>VID  Type</w:t>
+            </w:r>
+            <w:proofErr w:type="gramEnd"/>
+            <w:r>
+              <w:rPr>
+                <w:rFonts w:ascii="Courier New" w:eastAsia="Courier New" w:hAnsi="Courier New" w:cs="Courier New"/>
+                <w:sz w:val="18"/>
+                <w:lang w:val="en-US"/>
+              </w:rPr>
+              <w:t xml:space="preserve">    Ports</w:t>
             </w:r>
           </w:p>
           <w:p>
@@ -2627,7 +4659,25 @@
                 <w:sz w:val="18"/>
                 <w:lang w:val="en-US"/>
               </w:rPr>
-              <w:t>1    common  UT:GE0/0/1(U)      GE0/0/2(D)      GE0/0/3(D)      GE0/0/4(D) GE0/0/5(D)      GE0/0/6(D)      GE0/0/7(D)      GE0/0/8(D)</w:t>
+              <w:t xml:space="preserve">1    </w:t>
+            </w:r>
+            <w:proofErr w:type="gramStart"/>
+            <w:r>
+              <w:rPr>
+                <w:rFonts w:ascii="Courier New" w:eastAsia="Courier New" w:hAnsi="Courier New" w:cs="Courier New"/>
+                <w:sz w:val="18"/>
+                <w:lang w:val="en-US"/>
+              </w:rPr>
+              <w:t>common  UT</w:t>
+            </w:r>
+            <w:proofErr w:type="gramEnd"/>
+            <w:r>
+              <w:rPr>
+                <w:rFonts w:ascii="Courier New" w:eastAsia="Courier New" w:hAnsi="Courier New" w:cs="Courier New"/>
+                <w:sz w:val="18"/>
+                <w:lang w:val="en-US"/>
+              </w:rPr>
+              <w:t>:GE0/0/1(U)      GE0/0/2(D)      GE0/0/3(D)      GE0/0/4(D) GE0/0/5(D)      GE0/0/6(D)      GE0/0/7(D)      GE0/0/8(D)</w:t>
             </w:r>
           </w:p>
           <w:p>
@@ -2721,12 +4771,30 @@
               <w:spacing w:after="0"/>
               <w:ind w:hanging="540"/>
             </w:pPr>
-            <w:r>
-              <w:rPr>
-                <w:rFonts w:ascii="Courier New" w:eastAsia="Courier New" w:hAnsi="Courier New" w:cs="Courier New"/>
-                <w:sz w:val="18"/>
-              </w:rPr>
-              <w:t>common  TG:GE0/0/10(U)</w:t>
+            <w:proofErr w:type="spellStart"/>
+            <w:proofErr w:type="gramStart"/>
+            <w:r>
+              <w:rPr>
+                <w:rFonts w:ascii="Courier New" w:eastAsia="Courier New" w:hAnsi="Courier New" w:cs="Courier New"/>
+                <w:sz w:val="18"/>
+              </w:rPr>
+              <w:t>common</w:t>
+            </w:r>
+            <w:proofErr w:type="spellEnd"/>
+            <w:r>
+              <w:rPr>
+                <w:rFonts w:ascii="Courier New" w:eastAsia="Courier New" w:hAnsi="Courier New" w:cs="Courier New"/>
+                <w:sz w:val="18"/>
+              </w:rPr>
+              <w:t xml:space="preserve">  TG</w:t>
+            </w:r>
+            <w:proofErr w:type="gramEnd"/>
+            <w:r>
+              <w:rPr>
+                <w:rFonts w:ascii="Courier New" w:eastAsia="Courier New" w:hAnsi="Courier New" w:cs="Courier New"/>
+                <w:sz w:val="18"/>
+              </w:rPr>
+              <w:t>:GE0/0/10(U)</w:t>
             </w:r>
           </w:p>
           <w:p>
@@ -2738,12 +4806,30 @@
               <w:spacing w:after="0"/>
               <w:ind w:hanging="540"/>
             </w:pPr>
-            <w:r>
-              <w:rPr>
-                <w:rFonts w:ascii="Courier New" w:eastAsia="Courier New" w:hAnsi="Courier New" w:cs="Courier New"/>
-                <w:sz w:val="18"/>
-              </w:rPr>
-              <w:t>common  UT:GE0/0/14(U)</w:t>
+            <w:proofErr w:type="spellStart"/>
+            <w:proofErr w:type="gramStart"/>
+            <w:r>
+              <w:rPr>
+                <w:rFonts w:ascii="Courier New" w:eastAsia="Courier New" w:hAnsi="Courier New" w:cs="Courier New"/>
+                <w:sz w:val="18"/>
+              </w:rPr>
+              <w:t>common</w:t>
+            </w:r>
+            <w:proofErr w:type="spellEnd"/>
+            <w:r>
+              <w:rPr>
+                <w:rFonts w:ascii="Courier New" w:eastAsia="Courier New" w:hAnsi="Courier New" w:cs="Courier New"/>
+                <w:sz w:val="18"/>
+              </w:rPr>
+              <w:t xml:space="preserve">  UT</w:t>
+            </w:r>
+            <w:proofErr w:type="gramEnd"/>
+            <w:r>
+              <w:rPr>
+                <w:rFonts w:ascii="Courier New" w:eastAsia="Courier New" w:hAnsi="Courier New" w:cs="Courier New"/>
+                <w:sz w:val="18"/>
+              </w:rPr>
+              <w:t>:GE0/0/14(U)</w:t>
             </w:r>
           </w:p>
           <w:p>
@@ -2760,7 +4846,25 @@
                 <w:sz w:val="18"/>
                 <w:lang w:val="en-US"/>
               </w:rPr>
-              <w:t>TG:GE0/0/10(U) 10   common  UT:GE0/0/1(U)      GE0/0/2(D)      GE0/0/3(D)</w:t>
+              <w:t xml:space="preserve">TG:GE0/0/10(U) 10   </w:t>
+            </w:r>
+            <w:proofErr w:type="gramStart"/>
+            <w:r>
+              <w:rPr>
+                <w:rFonts w:ascii="Courier New" w:eastAsia="Courier New" w:hAnsi="Courier New" w:cs="Courier New"/>
+                <w:sz w:val="18"/>
+                <w:lang w:val="en-US"/>
+              </w:rPr>
+              <w:t>common  UT</w:t>
+            </w:r>
+            <w:proofErr w:type="gramEnd"/>
+            <w:r>
+              <w:rPr>
+                <w:rFonts w:ascii="Courier New" w:eastAsia="Courier New" w:hAnsi="Courier New" w:cs="Courier New"/>
+                <w:sz w:val="18"/>
+                <w:lang w:val="en-US"/>
+              </w:rPr>
+              <w:t>:GE0/0/1(U)      GE0/0/2(D)      GE0/0/3(D)</w:t>
             </w:r>
           </w:p>
           <w:p>
@@ -2787,13 +4891,23 @@
                 <w:lang w:val="en-US"/>
               </w:rPr>
             </w:pPr>
-            <w:r>
-              <w:rPr>
-                <w:rFonts w:ascii="Courier New" w:eastAsia="Courier New" w:hAnsi="Courier New" w:cs="Courier New"/>
-                <w:sz w:val="18"/>
-                <w:lang w:val="en-US"/>
-              </w:rPr>
-              <w:t>VID  Status  Property      MAC-LRN Statistics Description</w:t>
+            <w:proofErr w:type="gramStart"/>
+            <w:r>
+              <w:rPr>
+                <w:rFonts w:ascii="Courier New" w:eastAsia="Courier New" w:hAnsi="Courier New" w:cs="Courier New"/>
+                <w:sz w:val="18"/>
+                <w:lang w:val="en-US"/>
+              </w:rPr>
+              <w:t>VID  Status</w:t>
+            </w:r>
+            <w:proofErr w:type="gramEnd"/>
+            <w:r>
+              <w:rPr>
+                <w:rFonts w:ascii="Courier New" w:eastAsia="Courier New" w:hAnsi="Courier New" w:cs="Courier New"/>
+                <w:sz w:val="18"/>
+                <w:lang w:val="en-US"/>
+              </w:rPr>
+              <w:t xml:space="preserve">  Property      MAC-LRN Statistics Description</w:t>
             </w:r>
           </w:p>
           <w:p>
@@ -2820,13 +4934,23 @@
                 <w:lang w:val="en-US"/>
               </w:rPr>
             </w:pPr>
-            <w:r>
-              <w:rPr>
-                <w:rFonts w:ascii="Courier New" w:eastAsia="Courier New" w:hAnsi="Courier New" w:cs="Courier New"/>
-                <w:sz w:val="18"/>
-                <w:lang w:val="en-US"/>
-              </w:rPr>
-              <w:t>enable  default       enable  disable    VLAN 0001</w:t>
+            <w:proofErr w:type="gramStart"/>
+            <w:r>
+              <w:rPr>
+                <w:rFonts w:ascii="Courier New" w:eastAsia="Courier New" w:hAnsi="Courier New" w:cs="Courier New"/>
+                <w:sz w:val="18"/>
+                <w:lang w:val="en-US"/>
+              </w:rPr>
+              <w:t>enable  default</w:t>
+            </w:r>
+            <w:proofErr w:type="gramEnd"/>
+            <w:r>
+              <w:rPr>
+                <w:rFonts w:ascii="Courier New" w:eastAsia="Courier New" w:hAnsi="Courier New" w:cs="Courier New"/>
+                <w:sz w:val="18"/>
+                <w:lang w:val="en-US"/>
+              </w:rPr>
+              <w:t xml:space="preserve">       enable  disable    VLAN 0001</w:t>
             </w:r>
           </w:p>
           <w:p>
@@ -2841,13 +4965,23 @@
                 <w:lang w:val="en-US"/>
               </w:rPr>
             </w:pPr>
-            <w:r>
-              <w:rPr>
-                <w:rFonts w:ascii="Courier New" w:eastAsia="Courier New" w:hAnsi="Courier New" w:cs="Courier New"/>
-                <w:sz w:val="18"/>
-                <w:lang w:val="en-US"/>
-              </w:rPr>
-              <w:t>enable  default       enable  disable    VLAN 0002</w:t>
+            <w:proofErr w:type="gramStart"/>
+            <w:r>
+              <w:rPr>
+                <w:rFonts w:ascii="Courier New" w:eastAsia="Courier New" w:hAnsi="Courier New" w:cs="Courier New"/>
+                <w:sz w:val="18"/>
+                <w:lang w:val="en-US"/>
+              </w:rPr>
+              <w:t>enable  default</w:t>
+            </w:r>
+            <w:proofErr w:type="gramEnd"/>
+            <w:r>
+              <w:rPr>
+                <w:rFonts w:ascii="Courier New" w:eastAsia="Courier New" w:hAnsi="Courier New" w:cs="Courier New"/>
+                <w:sz w:val="18"/>
+                <w:lang w:val="en-US"/>
+              </w:rPr>
+              <w:t xml:space="preserve">       enable  disable    VLAN 0002</w:t>
             </w:r>
           </w:p>
           <w:p>
@@ -2862,13 +4996,23 @@
                 <w:lang w:val="en-US"/>
               </w:rPr>
             </w:pPr>
-            <w:r>
-              <w:rPr>
-                <w:rFonts w:ascii="Courier New" w:eastAsia="Courier New" w:hAnsi="Courier New" w:cs="Courier New"/>
-                <w:sz w:val="18"/>
-                <w:lang w:val="en-US"/>
-              </w:rPr>
-              <w:t>enable  default       enable  disable    VLAN 0003</w:t>
+            <w:proofErr w:type="gramStart"/>
+            <w:r>
+              <w:rPr>
+                <w:rFonts w:ascii="Courier New" w:eastAsia="Courier New" w:hAnsi="Courier New" w:cs="Courier New"/>
+                <w:sz w:val="18"/>
+                <w:lang w:val="en-US"/>
+              </w:rPr>
+              <w:t>enable  default</w:t>
+            </w:r>
+            <w:proofErr w:type="gramEnd"/>
+            <w:r>
+              <w:rPr>
+                <w:rFonts w:ascii="Courier New" w:eastAsia="Courier New" w:hAnsi="Courier New" w:cs="Courier New"/>
+                <w:sz w:val="18"/>
+                <w:lang w:val="en-US"/>
+              </w:rPr>
+              <w:t xml:space="preserve">       enable  disable    VLAN 0003</w:t>
             </w:r>
           </w:p>
           <w:p>
@@ -2884,7 +5028,25 @@
                 <w:sz w:val="18"/>
                 <w:lang w:val="en-US"/>
               </w:rPr>
-              <w:t>10   enable  default       enable  disable    VLAN 0010</w:t>
+              <w:t xml:space="preserve">10   </w:t>
+            </w:r>
+            <w:proofErr w:type="gramStart"/>
+            <w:r>
+              <w:rPr>
+                <w:rFonts w:ascii="Courier New" w:eastAsia="Courier New" w:hAnsi="Courier New" w:cs="Courier New"/>
+                <w:sz w:val="18"/>
+                <w:lang w:val="en-US"/>
+              </w:rPr>
+              <w:t>enable  default</w:t>
+            </w:r>
+            <w:proofErr w:type="gramEnd"/>
+            <w:r>
+              <w:rPr>
+                <w:rFonts w:ascii="Courier New" w:eastAsia="Courier New" w:hAnsi="Courier New" w:cs="Courier New"/>
+                <w:sz w:val="18"/>
+                <w:lang w:val="en-US"/>
+              </w:rPr>
+              <w:t xml:space="preserve">       enable  disable    VLAN 0010</w:t>
             </w:r>
           </w:p>
         </w:tc>
@@ -2911,7 +5073,61 @@
           <w:sz w:val="18"/>
           <w:lang w:val="en-US"/>
         </w:rPr>
-        <w:t>[S2]dis mac-vlan vlan 10</w:t>
+        <w:t>[S</w:t>
+      </w:r>
+      <w:proofErr w:type="gramStart"/>
+      <w:r>
+        <w:rPr>
+          <w:rFonts w:ascii="Courier New" w:eastAsia="Courier New" w:hAnsi="Courier New" w:cs="Courier New"/>
+          <w:sz w:val="18"/>
+          <w:lang w:val="en-US"/>
+        </w:rPr>
+        <w:t>2]dis</w:t>
+      </w:r>
+      <w:proofErr w:type="gramEnd"/>
+      <w:r>
+        <w:rPr>
+          <w:rFonts w:ascii="Courier New" w:eastAsia="Courier New" w:hAnsi="Courier New" w:cs="Courier New"/>
+          <w:sz w:val="18"/>
+          <w:lang w:val="en-US"/>
+        </w:rPr>
+        <w:t xml:space="preserve"> mac-</w:t>
+      </w:r>
+      <w:proofErr w:type="spellStart"/>
+      <w:r>
+        <w:rPr>
+          <w:rFonts w:ascii="Courier New" w:eastAsia="Courier New" w:hAnsi="Courier New" w:cs="Courier New"/>
+          <w:sz w:val="18"/>
+          <w:lang w:val="en-US"/>
+        </w:rPr>
+        <w:t>vlan</w:t>
+      </w:r>
+      <w:proofErr w:type="spellEnd"/>
+      <w:r>
+        <w:rPr>
+          <w:rFonts w:ascii="Courier New" w:eastAsia="Courier New" w:hAnsi="Courier New" w:cs="Courier New"/>
+          <w:sz w:val="18"/>
+          <w:lang w:val="en-US"/>
+        </w:rPr>
+        <w:t xml:space="preserve"> </w:t>
+      </w:r>
+      <w:proofErr w:type="spellStart"/>
+      <w:r>
+        <w:rPr>
+          <w:rFonts w:ascii="Courier New" w:eastAsia="Courier New" w:hAnsi="Courier New" w:cs="Courier New"/>
+          <w:sz w:val="18"/>
+          <w:lang w:val="en-US"/>
+        </w:rPr>
+        <w:t>vlan</w:t>
+      </w:r>
+      <w:proofErr w:type="spellEnd"/>
+      <w:r>
+        <w:rPr>
+          <w:rFonts w:ascii="Courier New" w:eastAsia="Courier New" w:hAnsi="Courier New" w:cs="Courier New"/>
+          <w:sz w:val="18"/>
+          <w:lang w:val="en-US"/>
+        </w:rPr>
+        <w:t xml:space="preserve"> 10</w:t>
       </w:r>
     </w:p>
     <w:p>
@@ -2974,16 +5190,78 @@
         <w:ind w:left="745" w:right="4390" w:hanging="10"/>
         <w:jc w:val="both"/>
         <w:rPr>
-          <w:lang w:val="en-US"/>
-        </w:rPr>
-      </w:pPr>
-      <w:r>
-        <w:rPr>
           <w:rFonts w:ascii="Courier New" w:eastAsia="Courier New" w:hAnsi="Courier New" w:cs="Courier New"/>
           <w:sz w:val="18"/>
           <w:lang w:val="en-US"/>
         </w:rPr>
-        <w:t>--------------------------------------------------a008-6fe1-9c46  ffff-ffff-ffff  10      0 Total MAC VLAN address count: 1</w:t>
+      </w:pPr>
+      <w:r>
+        <w:rPr>
+          <w:rFonts w:ascii="Courier New" w:eastAsia="Courier New" w:hAnsi="Courier New" w:cs="Courier New"/>
+          <w:sz w:val="18"/>
+          <w:lang w:val="en-US"/>
+        </w:rPr>
+        <w:t>--------------------------------------------------a008-6fe1-9c</w:t>
+      </w:r>
+      <w:proofErr w:type="gramStart"/>
+      <w:r>
+        <w:rPr>
+          <w:rFonts w:ascii="Courier New" w:eastAsia="Courier New" w:hAnsi="Courier New" w:cs="Courier New"/>
+          <w:sz w:val="18"/>
+          <w:lang w:val="en-US"/>
+        </w:rPr>
+        <w:t xml:space="preserve">46  </w:t>
+      </w:r>
+      <w:proofErr w:type="spellStart"/>
+      <w:r>
+        <w:rPr>
+          <w:rFonts w:ascii="Courier New" w:eastAsia="Courier New" w:hAnsi="Courier New" w:cs="Courier New"/>
+          <w:sz w:val="18"/>
+          <w:lang w:val="en-US"/>
+        </w:rPr>
+        <w:t>ffff</w:t>
+      </w:r>
+      <w:proofErr w:type="gramEnd"/>
+      <w:r>
+        <w:rPr>
+          <w:rFonts w:ascii="Courier New" w:eastAsia="Courier New" w:hAnsi="Courier New" w:cs="Courier New"/>
+          <w:sz w:val="18"/>
+          <w:lang w:val="en-US"/>
+        </w:rPr>
+        <w:t>-ffff-ffff</w:t>
+      </w:r>
+      <w:proofErr w:type="spellEnd"/>
+      <w:r>
+        <w:rPr>
+          <w:rFonts w:ascii="Courier New" w:eastAsia="Courier New" w:hAnsi="Courier New" w:cs="Courier New"/>
+          <w:sz w:val="18"/>
+          <w:lang w:val="en-US"/>
+        </w:rPr>
+        <w:t xml:space="preserve">  10      </w:t>
+      </w:r>
+    </w:p>
+    <w:p>
+      <w:pPr>
+        <w:pBdr>
+          <w:top w:val="single" w:sz="8" w:space="0" w:color="000000"/>
+          <w:left w:val="single" w:sz="8" w:space="0" w:color="000000"/>
+          <w:bottom w:val="single" w:sz="8" w:space="0" w:color="000000"/>
+          <w:right w:val="single" w:sz="8" w:space="0" w:color="000000"/>
+        </w:pBdr>
+        <w:spacing w:after="791" w:line="393" w:lineRule="auto"/>
+        <w:ind w:left="745" w:right="4390" w:hanging="10"/>
+        <w:jc w:val="both"/>
+        <w:rPr>
+          <w:lang w:val="en-US"/>
+        </w:rPr>
+      </w:pPr>
+      <w:r>
+        <w:rPr>
+          <w:rFonts w:ascii="Courier New" w:eastAsia="Courier New" w:hAnsi="Courier New" w:cs="Courier New"/>
+          <w:sz w:val="18"/>
+          <w:lang w:val="en-US"/>
+        </w:rPr>
+        <w:t>0 Total MAC VLAN address count: 1</w:t>
       </w:r>
     </w:p>
     <w:p>
@@ -3003,11 +5281,19 @@
         <w:spacing w:after="0" w:line="268" w:lineRule="auto"/>
         <w:ind w:left="640" w:right="650" w:hanging="10"/>
       </w:pPr>
+      <w:proofErr w:type="spellStart"/>
       <w:r>
         <w:rPr>
           <w:rFonts w:ascii="Arial" w:eastAsia="Arial" w:hAnsi="Arial" w:cs="Arial"/>
         </w:rPr>
-        <w:t>Ping на S4 для проверки связи с S3. Операция успешно выполняется:</w:t>
+        <w:t>Ping</w:t>
+      </w:r>
+      <w:proofErr w:type="spellEnd"/>
+      <w:r>
+        <w:rPr>
+          <w:rFonts w:ascii="Arial" w:eastAsia="Arial" w:hAnsi="Arial" w:cs="Arial"/>
+        </w:rPr>
+        <w:t xml:space="preserve"> на S4 для проверки связи с S3. Операция успешно выполняется:</w:t>
       </w:r>
     </w:p>
     <w:tbl>
@@ -3054,7 +5340,25 @@
                 <w:sz w:val="18"/>
                 <w:lang w:val="en-US"/>
               </w:rPr>
-              <w:t>[S4]ping 10.1.3.2</w:t>
+              <w:t>[S</w:t>
+            </w:r>
+            <w:proofErr w:type="gramStart"/>
+            <w:r>
+              <w:rPr>
+                <w:rFonts w:ascii="Courier New" w:eastAsia="Courier New" w:hAnsi="Courier New" w:cs="Courier New"/>
+                <w:sz w:val="18"/>
+                <w:lang w:val="en-US"/>
+              </w:rPr>
+              <w:t>4]ping</w:t>
+            </w:r>
+            <w:proofErr w:type="gramEnd"/>
+            <w:r>
+              <w:rPr>
+                <w:rFonts w:ascii="Courier New" w:eastAsia="Courier New" w:hAnsi="Courier New" w:cs="Courier New"/>
+                <w:sz w:val="18"/>
+                <w:lang w:val="en-US"/>
+              </w:rPr>
+              <w:t xml:space="preserve"> 10.1.3.2</w:t>
             </w:r>
           </w:p>
           <w:p>
@@ -3071,7 +5375,25 @@
                 <w:sz w:val="18"/>
                 <w:lang w:val="en-US"/>
               </w:rPr>
-              <w:t>PING 10.1.3.2: 56  data bytes, press CTRL_C to break</w:t>
+              <w:t xml:space="preserve">PING 10.1.3.2: </w:t>
+            </w:r>
+            <w:proofErr w:type="gramStart"/>
+            <w:r>
+              <w:rPr>
+                <w:rFonts w:ascii="Courier New" w:eastAsia="Courier New" w:hAnsi="Courier New" w:cs="Courier New"/>
+                <w:sz w:val="18"/>
+                <w:lang w:val="en-US"/>
+              </w:rPr>
+              <w:t>56  data</w:t>
+            </w:r>
+            <w:proofErr w:type="gramEnd"/>
+            <w:r>
+              <w:rPr>
+                <w:rFonts w:ascii="Courier New" w:eastAsia="Courier New" w:hAnsi="Courier New" w:cs="Courier New"/>
+                <w:sz w:val="18"/>
+                <w:lang w:val="en-US"/>
+              </w:rPr>
+              <w:t xml:space="preserve"> bytes, press CTRL_C to break</w:t>
             </w:r>
           </w:p>
           <w:p>
@@ -3088,8 +5410,36 @@
                 <w:sz w:val="18"/>
                 <w:lang w:val="en-US"/>
               </w:rPr>
-              <w:t>Reply from 10.1.3.2: bytes=56 Sequence=1 ttl=255 time=30 ms</w:t>
-            </w:r>
+              <w:t xml:space="preserve">Reply from 10.1.3.2: bytes=56 Sequence=1 </w:t>
+            </w:r>
+            <w:proofErr w:type="spellStart"/>
+            <w:r>
+              <w:rPr>
+                <w:rFonts w:ascii="Courier New" w:eastAsia="Courier New" w:hAnsi="Courier New" w:cs="Courier New"/>
+                <w:sz w:val="18"/>
+                <w:lang w:val="en-US"/>
+              </w:rPr>
+              <w:t>ttl</w:t>
+            </w:r>
+            <w:proofErr w:type="spellEnd"/>
+            <w:r>
+              <w:rPr>
+                <w:rFonts w:ascii="Courier New" w:eastAsia="Courier New" w:hAnsi="Courier New" w:cs="Courier New"/>
+                <w:sz w:val="18"/>
+                <w:lang w:val="en-US"/>
+              </w:rPr>
+              <w:t xml:space="preserve">=255 time=30 </w:t>
+            </w:r>
+            <w:proofErr w:type="spellStart"/>
+            <w:r>
+              <w:rPr>
+                <w:rFonts w:ascii="Courier New" w:eastAsia="Courier New" w:hAnsi="Courier New" w:cs="Courier New"/>
+                <w:sz w:val="18"/>
+                <w:lang w:val="en-US"/>
+              </w:rPr>
+              <w:t>ms</w:t>
+            </w:r>
+            <w:proofErr w:type="spellEnd"/>
           </w:p>
           <w:p>
             <w:pPr>
@@ -3105,8 +5455,36 @@
                 <w:sz w:val="18"/>
                 <w:lang w:val="en-US"/>
               </w:rPr>
-              <w:t>Reply from 10.1.3.2: bytes=56 Sequence=2 ttl=255 time=30 ms</w:t>
-            </w:r>
+              <w:t xml:space="preserve">Reply from 10.1.3.2: bytes=56 Sequence=2 </w:t>
+            </w:r>
+            <w:proofErr w:type="spellStart"/>
+            <w:r>
+              <w:rPr>
+                <w:rFonts w:ascii="Courier New" w:eastAsia="Courier New" w:hAnsi="Courier New" w:cs="Courier New"/>
+                <w:sz w:val="18"/>
+                <w:lang w:val="en-US"/>
+              </w:rPr>
+              <w:t>ttl</w:t>
+            </w:r>
+            <w:proofErr w:type="spellEnd"/>
+            <w:r>
+              <w:rPr>
+                <w:rFonts w:ascii="Courier New" w:eastAsia="Courier New" w:hAnsi="Courier New" w:cs="Courier New"/>
+                <w:sz w:val="18"/>
+                <w:lang w:val="en-US"/>
+              </w:rPr>
+              <w:t xml:space="preserve">=255 time=30 </w:t>
+            </w:r>
+            <w:proofErr w:type="spellStart"/>
+            <w:r>
+              <w:rPr>
+                <w:rFonts w:ascii="Courier New" w:eastAsia="Courier New" w:hAnsi="Courier New" w:cs="Courier New"/>
+                <w:sz w:val="18"/>
+                <w:lang w:val="en-US"/>
+              </w:rPr>
+              <w:t>ms</w:t>
+            </w:r>
+            <w:proofErr w:type="spellEnd"/>
           </w:p>
           <w:p>
             <w:pPr>
@@ -3122,8 +5500,36 @@
                 <w:sz w:val="18"/>
                 <w:lang w:val="en-US"/>
               </w:rPr>
-              <w:t>Reply from 10.1.3.2: bytes=56 Sequence=3 ttl=255 time=30 ms</w:t>
-            </w:r>
+              <w:t xml:space="preserve">Reply from 10.1.3.2: bytes=56 Sequence=3 </w:t>
+            </w:r>
+            <w:proofErr w:type="spellStart"/>
+            <w:r>
+              <w:rPr>
+                <w:rFonts w:ascii="Courier New" w:eastAsia="Courier New" w:hAnsi="Courier New" w:cs="Courier New"/>
+                <w:sz w:val="18"/>
+                <w:lang w:val="en-US"/>
+              </w:rPr>
+              <w:t>ttl</w:t>
+            </w:r>
+            <w:proofErr w:type="spellEnd"/>
+            <w:r>
+              <w:rPr>
+                <w:rFonts w:ascii="Courier New" w:eastAsia="Courier New" w:hAnsi="Courier New" w:cs="Courier New"/>
+                <w:sz w:val="18"/>
+                <w:lang w:val="en-US"/>
+              </w:rPr>
+              <w:t xml:space="preserve">=255 time=30 </w:t>
+            </w:r>
+            <w:proofErr w:type="spellStart"/>
+            <w:r>
+              <w:rPr>
+                <w:rFonts w:ascii="Courier New" w:eastAsia="Courier New" w:hAnsi="Courier New" w:cs="Courier New"/>
+                <w:sz w:val="18"/>
+                <w:lang w:val="en-US"/>
+              </w:rPr>
+              <w:t>ms</w:t>
+            </w:r>
+            <w:proofErr w:type="spellEnd"/>
           </w:p>
           <w:p>
             <w:pPr>
@@ -3139,8 +5545,36 @@
                 <w:sz w:val="18"/>
                 <w:lang w:val="en-US"/>
               </w:rPr>
-              <w:t>Reply from 10.1.3.2: bytes=56 Sequence=4 ttl=255 time=1 ms</w:t>
-            </w:r>
+              <w:t xml:space="preserve">Reply from 10.1.3.2: bytes=56 Sequence=4 </w:t>
+            </w:r>
+            <w:proofErr w:type="spellStart"/>
+            <w:r>
+              <w:rPr>
+                <w:rFonts w:ascii="Courier New" w:eastAsia="Courier New" w:hAnsi="Courier New" w:cs="Courier New"/>
+                <w:sz w:val="18"/>
+                <w:lang w:val="en-US"/>
+              </w:rPr>
+              <w:t>ttl</w:t>
+            </w:r>
+            <w:proofErr w:type="spellEnd"/>
+            <w:r>
+              <w:rPr>
+                <w:rFonts w:ascii="Courier New" w:eastAsia="Courier New" w:hAnsi="Courier New" w:cs="Courier New"/>
+                <w:sz w:val="18"/>
+                <w:lang w:val="en-US"/>
+              </w:rPr>
+              <w:t xml:space="preserve">=255 time=1 </w:t>
+            </w:r>
+            <w:proofErr w:type="spellStart"/>
+            <w:r>
+              <w:rPr>
+                <w:rFonts w:ascii="Courier New" w:eastAsia="Courier New" w:hAnsi="Courier New" w:cs="Courier New"/>
+                <w:sz w:val="18"/>
+                <w:lang w:val="en-US"/>
+              </w:rPr>
+              <w:t>ms</w:t>
+            </w:r>
+            <w:proofErr w:type="spellEnd"/>
           </w:p>
           <w:p>
             <w:pPr>
@@ -3156,8 +5590,36 @@
                 <w:sz w:val="18"/>
                 <w:lang w:val="en-US"/>
               </w:rPr>
-              <w:t>Reply from 10.1.3.2: bytes=56 Sequence=5 ttl=255 time=20 ms</w:t>
-            </w:r>
+              <w:t xml:space="preserve">Reply from 10.1.3.2: bytes=56 Sequence=5 </w:t>
+            </w:r>
+            <w:proofErr w:type="spellStart"/>
+            <w:r>
+              <w:rPr>
+                <w:rFonts w:ascii="Courier New" w:eastAsia="Courier New" w:hAnsi="Courier New" w:cs="Courier New"/>
+                <w:sz w:val="18"/>
+                <w:lang w:val="en-US"/>
+              </w:rPr>
+              <w:t>ttl</w:t>
+            </w:r>
+            <w:proofErr w:type="spellEnd"/>
+            <w:r>
+              <w:rPr>
+                <w:rFonts w:ascii="Courier New" w:eastAsia="Courier New" w:hAnsi="Courier New" w:cs="Courier New"/>
+                <w:sz w:val="18"/>
+                <w:lang w:val="en-US"/>
+              </w:rPr>
+              <w:t xml:space="preserve">=255 time=20 </w:t>
+            </w:r>
+            <w:proofErr w:type="spellStart"/>
+            <w:r>
+              <w:rPr>
+                <w:rFonts w:ascii="Courier New" w:eastAsia="Courier New" w:hAnsi="Courier New" w:cs="Courier New"/>
+                <w:sz w:val="18"/>
+                <w:lang w:val="en-US"/>
+              </w:rPr>
+              <w:t>ms</w:t>
+            </w:r>
+            <w:proofErr w:type="spellEnd"/>
           </w:p>
           <w:p>
             <w:pPr>
@@ -3241,8 +5703,18 @@
                 <w:sz w:val="18"/>
                 <w:lang w:val="en-US"/>
               </w:rPr>
-              <w:t>round-trip min/avg/max = 1/22/30 ms</w:t>
-            </w:r>
+              <w:t xml:space="preserve">round-trip min/avg/max = 1/22/30 </w:t>
+            </w:r>
+            <w:proofErr w:type="spellStart"/>
+            <w:r>
+              <w:rPr>
+                <w:rFonts w:ascii="Courier New" w:eastAsia="Courier New" w:hAnsi="Courier New" w:cs="Courier New"/>
+                <w:sz w:val="18"/>
+                <w:lang w:val="en-US"/>
+              </w:rPr>
+              <w:t>ms</w:t>
+            </w:r>
+            <w:proofErr w:type="spellEnd"/>
           </w:p>
         </w:tc>
       </w:tr>
@@ -3251,13 +5723,34 @@
       <w:pPr>
         <w:spacing w:after="0" w:line="268" w:lineRule="auto"/>
         <w:ind w:left="640" w:right="650" w:hanging="10"/>
-      </w:pPr>
-      <w:r>
         <w:rPr>
           <w:rFonts w:ascii="Arial" w:eastAsia="Arial" w:hAnsi="Arial" w:cs="Arial"/>
-        </w:rPr>
-        <w:t>Ping на R1 для проверки связи с другими устройствами. Операция не выполняется:</w:t>
-      </w:r>
+          <w:lang w:val="en-US"/>
+        </w:rPr>
+      </w:pPr>
+      <w:proofErr w:type="spellStart"/>
+      <w:r>
+        <w:rPr>
+          <w:rFonts w:ascii="Arial" w:eastAsia="Arial" w:hAnsi="Arial" w:cs="Arial"/>
+        </w:rPr>
+        <w:t>Ping</w:t>
+      </w:r>
+      <w:proofErr w:type="spellEnd"/>
+      <w:r>
+        <w:rPr>
+          <w:rFonts w:ascii="Arial" w:eastAsia="Arial" w:hAnsi="Arial" w:cs="Arial"/>
+        </w:rPr>
+        <w:t xml:space="preserve"> на R1 для проверки связи с другими устройствами. Операция не выполняется:</w:t>
+      </w:r>
+    </w:p>
+    <w:p>
+      <w:pPr>
+        <w:spacing w:after="0" w:line="268" w:lineRule="auto"/>
+        <w:ind w:left="640" w:right="650" w:hanging="10"/>
+        <w:rPr>
+          <w:lang w:val="en-US"/>
+        </w:rPr>
+      </w:pPr>
     </w:p>
     <w:tbl>
       <w:tblPr>
@@ -3277,155 +5770,6 @@
       </w:tblGrid>
       <w:tr>
         <w:trPr>
-          <w:trHeight w:val="2320"/>
-        </w:trPr>
-        <w:tc>
-          <w:tcPr>
-            <w:tcW w:w="9360" w:type="dxa"/>
-            <w:tcBorders>
-              <w:top w:val="single" w:sz="8" w:space="0" w:color="000000"/>
-              <w:left w:val="single" w:sz="8" w:space="0" w:color="000000"/>
-              <w:bottom w:val="single" w:sz="8" w:space="0" w:color="000000"/>
-              <w:right w:val="single" w:sz="8" w:space="0" w:color="000000"/>
-            </w:tcBorders>
-            <w:vAlign w:val="center"/>
-          </w:tcPr>
-          <w:p>
-            <w:pPr>
-              <w:spacing w:after="0" w:line="240" w:lineRule="auto"/>
-              <w:ind w:left="216" w:right="3317" w:hanging="216"/>
-              <w:rPr>
-                <w:lang w:val="en-US"/>
-              </w:rPr>
-            </w:pPr>
-            <w:r>
-              <w:rPr>
-                <w:rFonts w:ascii="Courier New" w:eastAsia="Courier New" w:hAnsi="Courier New" w:cs="Courier New"/>
-                <w:sz w:val="18"/>
-                <w:lang w:val="en-US"/>
-              </w:rPr>
-              <w:t>[R1]ping 10.1.3.1 PING 10.1.3.1: 56  data bytes, press CTRL_C to break</w:t>
-            </w:r>
-          </w:p>
-          <w:p>
-            <w:pPr>
-              <w:spacing w:after="0"/>
-              <w:ind w:left="432"/>
-              <w:rPr>
-                <w:lang w:val="en-US"/>
-              </w:rPr>
-            </w:pPr>
-            <w:r>
-              <w:rPr>
-                <w:rFonts w:ascii="Courier New" w:eastAsia="Courier New" w:hAnsi="Courier New" w:cs="Courier New"/>
-                <w:sz w:val="18"/>
-                <w:lang w:val="en-US"/>
-              </w:rPr>
-              <w:t>Request time out</w:t>
-            </w:r>
-          </w:p>
-          <w:p>
-            <w:pPr>
-              <w:spacing w:after="0"/>
-              <w:ind w:left="432"/>
-              <w:rPr>
-                <w:lang w:val="en-US"/>
-              </w:rPr>
-            </w:pPr>
-            <w:r>
-              <w:rPr>
-                <w:rFonts w:ascii="Courier New" w:eastAsia="Courier New" w:hAnsi="Courier New" w:cs="Courier New"/>
-                <w:sz w:val="18"/>
-                <w:lang w:val="en-US"/>
-              </w:rPr>
-              <w:t>Request time out</w:t>
-            </w:r>
-          </w:p>
-          <w:p>
-            <w:pPr>
-              <w:spacing w:after="0"/>
-              <w:ind w:left="432"/>
-              <w:rPr>
-                <w:lang w:val="en-US"/>
-              </w:rPr>
-            </w:pPr>
-            <w:r>
-              <w:rPr>
-                <w:rFonts w:ascii="Courier New" w:eastAsia="Courier New" w:hAnsi="Courier New" w:cs="Courier New"/>
-                <w:sz w:val="18"/>
-                <w:lang w:val="en-US"/>
-              </w:rPr>
-              <w:t>Request time out</w:t>
-            </w:r>
-          </w:p>
-          <w:p>
-            <w:pPr>
-              <w:spacing w:after="0"/>
-              <w:ind w:left="432"/>
-              <w:rPr>
-                <w:lang w:val="en-US"/>
-              </w:rPr>
-            </w:pPr>
-            <w:r>
-              <w:rPr>
-                <w:rFonts w:ascii="Courier New" w:eastAsia="Courier New" w:hAnsi="Courier New" w:cs="Courier New"/>
-                <w:sz w:val="18"/>
-                <w:lang w:val="en-US"/>
-              </w:rPr>
-              <w:t>Request time out</w:t>
-            </w:r>
-          </w:p>
-          <w:p>
-            <w:pPr>
-              <w:spacing w:after="187"/>
-              <w:ind w:left="432"/>
-              <w:rPr>
-                <w:lang w:val="en-US"/>
-              </w:rPr>
-            </w:pPr>
-            <w:r>
-              <w:rPr>
-                <w:rFonts w:ascii="Courier New" w:eastAsia="Courier New" w:hAnsi="Courier New" w:cs="Courier New"/>
-                <w:sz w:val="18"/>
-                <w:lang w:val="en-US"/>
-              </w:rPr>
-              <w:t>Request time out</w:t>
-            </w:r>
-          </w:p>
-          <w:p>
-            <w:pPr>
-              <w:spacing w:after="40"/>
-              <w:ind w:left="216"/>
-              <w:rPr>
-                <w:lang w:val="en-US"/>
-              </w:rPr>
-            </w:pPr>
-            <w:r>
-              <w:rPr>
-                <w:rFonts w:ascii="Courier New" w:eastAsia="Courier New" w:hAnsi="Courier New" w:cs="Courier New"/>
-                <w:sz w:val="18"/>
-                <w:lang w:val="en-US"/>
-              </w:rPr>
-              <w:t>--- 10.1.3.1 ping statistics ---</w:t>
-            </w:r>
-          </w:p>
-          <w:p>
-            <w:pPr>
-              <w:spacing w:after="0"/>
-              <w:ind w:left="338"/>
-            </w:pPr>
-            <w:r>
-              <w:rPr>
-                <w:rFonts w:ascii="Courier New" w:eastAsia="Courier New" w:hAnsi="Courier New" w:cs="Courier New"/>
-                <w:sz w:val="18"/>
-              </w:rPr>
-              <w:t>5 packet(s) transmitted</w:t>
-            </w:r>
-          </w:p>
-        </w:tc>
-      </w:tr>
-      <w:tr>
-        <w:trPr>
           <w:trHeight w:val="5920"/>
         </w:trPr>
         <w:tc>
@@ -3441,374 +5785,826 @@
           </w:tcPr>
           <w:p>
             <w:pPr>
-              <w:spacing w:after="0"/>
-              <w:ind w:left="432"/>
-              <w:rPr>
-                <w:lang w:val="en-US"/>
-              </w:rPr>
-            </w:pPr>
-            <w:r>
-              <w:rPr>
-                <w:rFonts w:ascii="Courier New" w:eastAsia="Courier New" w:hAnsi="Courier New" w:cs="Courier New"/>
-                <w:sz w:val="18"/>
-                <w:lang w:val="en-US"/>
-              </w:rPr>
-              <w:lastRenderedPageBreak/>
-              <w:t>0 packet(s) received</w:t>
-            </w:r>
-          </w:p>
-          <w:p>
-            <w:pPr>
-              <w:spacing w:after="187"/>
-              <w:ind w:left="432"/>
-              <w:rPr>
-                <w:lang w:val="en-US"/>
-              </w:rPr>
-            </w:pPr>
-            <w:r>
-              <w:rPr>
-                <w:rFonts w:ascii="Courier New" w:eastAsia="Courier New" w:hAnsi="Courier New" w:cs="Courier New"/>
-                <w:sz w:val="18"/>
-                <w:lang w:val="en-US"/>
-              </w:rPr>
-              <w:t>100.00% packet loss</w:t>
-            </w:r>
-          </w:p>
-          <w:p>
-            <w:pPr>
               <w:spacing w:after="0" w:line="240" w:lineRule="auto"/>
               <w:ind w:left="216" w:right="3317" w:hanging="216"/>
               <w:rPr>
-                <w:lang w:val="en-US"/>
-              </w:rPr>
-            </w:pPr>
-            <w:r>
-              <w:rPr>
-                <w:rFonts w:ascii="Courier New" w:eastAsia="Courier New" w:hAnsi="Courier New" w:cs="Courier New"/>
-                <w:sz w:val="18"/>
-                <w:lang w:val="en-US"/>
-              </w:rPr>
-              <w:t>[R1]ping 10.1.3.2 PING 10.1.3.2: 56  data bytes, press CTRL_C to break</w:t>
-            </w:r>
-          </w:p>
-          <w:p>
-            <w:pPr>
-              <w:spacing w:after="0"/>
-              <w:ind w:left="432"/>
-              <w:rPr>
-                <w:lang w:val="en-US"/>
-              </w:rPr>
-            </w:pPr>
-            <w:r>
-              <w:rPr>
-                <w:rFonts w:ascii="Courier New" w:eastAsia="Courier New" w:hAnsi="Courier New" w:cs="Courier New"/>
-                <w:sz w:val="18"/>
-                <w:lang w:val="en-US"/>
-              </w:rPr>
-              <w:t>Request time out</w:t>
-            </w:r>
-          </w:p>
-          <w:p>
-            <w:pPr>
-              <w:spacing w:after="0"/>
-              <w:ind w:left="432"/>
-              <w:rPr>
-                <w:lang w:val="en-US"/>
-              </w:rPr>
-            </w:pPr>
-            <w:r>
-              <w:rPr>
-                <w:rFonts w:ascii="Courier New" w:eastAsia="Courier New" w:hAnsi="Courier New" w:cs="Courier New"/>
-                <w:sz w:val="18"/>
-                <w:lang w:val="en-US"/>
-              </w:rPr>
-              <w:t>Request time out</w:t>
-            </w:r>
-          </w:p>
-          <w:p>
-            <w:pPr>
-              <w:spacing w:after="0"/>
-              <w:ind w:left="432"/>
-              <w:rPr>
-                <w:lang w:val="en-US"/>
-              </w:rPr>
-            </w:pPr>
-            <w:r>
-              <w:rPr>
-                <w:rFonts w:ascii="Courier New" w:eastAsia="Courier New" w:hAnsi="Courier New" w:cs="Courier New"/>
-                <w:sz w:val="18"/>
-                <w:lang w:val="en-US"/>
-              </w:rPr>
-              <w:t>Request time out</w:t>
-            </w:r>
-          </w:p>
-          <w:p>
-            <w:pPr>
-              <w:spacing w:after="0"/>
-              <w:ind w:left="432"/>
-              <w:rPr>
-                <w:lang w:val="en-US"/>
-              </w:rPr>
-            </w:pPr>
-            <w:r>
-              <w:rPr>
-                <w:rFonts w:ascii="Courier New" w:eastAsia="Courier New" w:hAnsi="Courier New" w:cs="Courier New"/>
-                <w:sz w:val="18"/>
-                <w:lang w:val="en-US"/>
-              </w:rPr>
-              <w:t>Request time out</w:t>
-            </w:r>
-          </w:p>
-          <w:p>
-            <w:pPr>
-              <w:spacing w:after="187"/>
-              <w:ind w:left="432"/>
-              <w:rPr>
-                <w:lang w:val="en-US"/>
-              </w:rPr>
-            </w:pPr>
-            <w:r>
-              <w:rPr>
-                <w:rFonts w:ascii="Courier New" w:eastAsia="Courier New" w:hAnsi="Courier New" w:cs="Courier New"/>
-                <w:sz w:val="18"/>
-                <w:lang w:val="en-US"/>
-              </w:rPr>
-              <w:t>Request time out</w:t>
-            </w:r>
-          </w:p>
-          <w:p>
-            <w:pPr>
-              <w:spacing w:after="0"/>
-              <w:ind w:left="216"/>
-              <w:rPr>
-                <w:lang w:val="en-US"/>
-              </w:rPr>
-            </w:pPr>
-            <w:r>
-              <w:rPr>
-                <w:rFonts w:ascii="Courier New" w:eastAsia="Courier New" w:hAnsi="Courier New" w:cs="Courier New"/>
-                <w:sz w:val="18"/>
-                <w:lang w:val="en-US"/>
-              </w:rPr>
-              <w:t>--- 10.1.3.2 ping statistics ---</w:t>
-            </w:r>
-          </w:p>
-          <w:p>
-            <w:pPr>
-              <w:spacing w:after="0"/>
-              <w:ind w:left="432"/>
-              <w:rPr>
-                <w:lang w:val="en-US"/>
-              </w:rPr>
-            </w:pPr>
-            <w:r>
-              <w:rPr>
-                <w:rFonts w:ascii="Courier New" w:eastAsia="Courier New" w:hAnsi="Courier New" w:cs="Courier New"/>
-                <w:sz w:val="18"/>
-                <w:lang w:val="en-US"/>
-              </w:rPr>
-              <w:t>5 packet(s) transmitted</w:t>
-            </w:r>
-          </w:p>
-          <w:p>
-            <w:pPr>
-              <w:spacing w:after="0"/>
-              <w:ind w:left="432"/>
-              <w:rPr>
-                <w:lang w:val="en-US"/>
-              </w:rPr>
-            </w:pPr>
-            <w:r>
-              <w:rPr>
-                <w:rFonts w:ascii="Courier New" w:eastAsia="Courier New" w:hAnsi="Courier New" w:cs="Courier New"/>
-                <w:sz w:val="18"/>
-                <w:lang w:val="en-US"/>
-              </w:rPr>
-              <w:t>0 packet(s) received</w:t>
-            </w:r>
-          </w:p>
-          <w:p>
-            <w:pPr>
-              <w:spacing w:after="187"/>
-              <w:ind w:left="432"/>
-              <w:rPr>
-                <w:lang w:val="en-US"/>
-              </w:rPr>
-            </w:pPr>
-            <w:r>
-              <w:rPr>
-                <w:rFonts w:ascii="Courier New" w:eastAsia="Courier New" w:hAnsi="Courier New" w:cs="Courier New"/>
-                <w:sz w:val="18"/>
-                <w:lang w:val="en-US"/>
-              </w:rPr>
-              <w:t>100.00% packet loss</w:t>
+                <w:rFonts w:ascii="Courier New" w:eastAsia="Courier New" w:hAnsi="Courier New" w:cs="Courier New"/>
+                <w:sz w:val="18"/>
+                <w:lang w:val="en-US"/>
+              </w:rPr>
+            </w:pPr>
+            <w:r>
+              <w:rPr>
+                <w:rFonts w:ascii="Courier New" w:eastAsia="Courier New" w:hAnsi="Courier New" w:cs="Courier New"/>
+                <w:sz w:val="18"/>
+                <w:lang w:val="en-US"/>
+              </w:rPr>
+              <w:lastRenderedPageBreak/>
+              <w:t>[R</w:t>
+            </w:r>
+            <w:proofErr w:type="gramStart"/>
+            <w:r>
+              <w:rPr>
+                <w:rFonts w:ascii="Courier New" w:eastAsia="Courier New" w:hAnsi="Courier New" w:cs="Courier New"/>
+                <w:sz w:val="18"/>
+                <w:lang w:val="en-US"/>
+              </w:rPr>
+              <w:t>1]ping</w:t>
+            </w:r>
+            <w:proofErr w:type="gramEnd"/>
+            <w:r>
+              <w:rPr>
+                <w:rFonts w:ascii="Courier New" w:eastAsia="Courier New" w:hAnsi="Courier New" w:cs="Courier New"/>
+                <w:sz w:val="18"/>
+                <w:lang w:val="en-US"/>
+              </w:rPr>
+              <w:t xml:space="preserve"> 10.1.3.1</w:t>
             </w:r>
           </w:p>
           <w:p>
             <w:pPr>
               <w:spacing w:after="0" w:line="240" w:lineRule="auto"/>
-              <w:ind w:left="216" w:right="3209" w:hanging="216"/>
-              <w:rPr>
-                <w:lang w:val="en-US"/>
-              </w:rPr>
-            </w:pPr>
-            <w:r>
-              <w:rPr>
-                <w:rFonts w:ascii="Courier New" w:eastAsia="Courier New" w:hAnsi="Courier New" w:cs="Courier New"/>
-                <w:sz w:val="18"/>
-                <w:lang w:val="en-US"/>
-              </w:rPr>
-              <w:t>[R1]ping 10.1.10.1 PING 10.1.10.1: 56  data bytes, press CTRL_C to break</w:t>
-            </w:r>
-          </w:p>
-          <w:p>
-            <w:pPr>
-              <w:spacing w:after="0"/>
-              <w:ind w:left="432"/>
-              <w:rPr>
-                <w:lang w:val="en-US"/>
-              </w:rPr>
-            </w:pPr>
-            <w:r>
-              <w:rPr>
-                <w:rFonts w:ascii="Courier New" w:eastAsia="Courier New" w:hAnsi="Courier New" w:cs="Courier New"/>
-                <w:sz w:val="18"/>
-                <w:lang w:val="en-US"/>
-              </w:rPr>
-              <w:t>Request time out</w:t>
-            </w:r>
-          </w:p>
-          <w:p>
-            <w:pPr>
-              <w:spacing w:after="0"/>
-              <w:ind w:left="432"/>
-              <w:rPr>
-                <w:lang w:val="en-US"/>
-              </w:rPr>
-            </w:pPr>
-            <w:r>
-              <w:rPr>
-                <w:rFonts w:ascii="Courier New" w:eastAsia="Courier New" w:hAnsi="Courier New" w:cs="Courier New"/>
-                <w:sz w:val="18"/>
-                <w:lang w:val="en-US"/>
-              </w:rPr>
-              <w:t>Request time out</w:t>
-            </w:r>
-          </w:p>
-          <w:p>
-            <w:pPr>
-              <w:spacing w:after="0"/>
-              <w:ind w:left="432"/>
-              <w:rPr>
-                <w:lang w:val="en-US"/>
-              </w:rPr>
-            </w:pPr>
-            <w:r>
-              <w:rPr>
-                <w:rFonts w:ascii="Courier New" w:eastAsia="Courier New" w:hAnsi="Courier New" w:cs="Courier New"/>
-                <w:sz w:val="18"/>
-                <w:lang w:val="en-US"/>
-              </w:rPr>
-              <w:t>Request time out</w:t>
-            </w:r>
-          </w:p>
-          <w:p>
-            <w:pPr>
-              <w:spacing w:after="0"/>
-              <w:ind w:left="432"/>
-              <w:rPr>
-                <w:lang w:val="en-US"/>
-              </w:rPr>
-            </w:pPr>
-            <w:r>
-              <w:rPr>
-                <w:rFonts w:ascii="Courier New" w:eastAsia="Courier New" w:hAnsi="Courier New" w:cs="Courier New"/>
-                <w:sz w:val="18"/>
-                <w:lang w:val="en-US"/>
-              </w:rPr>
-              <w:t>Request time out</w:t>
-            </w:r>
-          </w:p>
-          <w:p>
-            <w:pPr>
-              <w:spacing w:after="187"/>
-              <w:ind w:left="432"/>
-              <w:rPr>
-                <w:lang w:val="en-US"/>
-              </w:rPr>
-            </w:pPr>
-            <w:r>
-              <w:rPr>
-                <w:rFonts w:ascii="Courier New" w:eastAsia="Courier New" w:hAnsi="Courier New" w:cs="Courier New"/>
-                <w:sz w:val="18"/>
-                <w:lang w:val="en-US"/>
-              </w:rPr>
-              <w:t>Request time out</w:t>
-            </w:r>
-          </w:p>
-          <w:p>
-            <w:pPr>
-              <w:spacing w:after="0"/>
-              <w:ind w:left="216"/>
-              <w:rPr>
-                <w:lang w:val="en-US"/>
-              </w:rPr>
-            </w:pPr>
-            <w:r>
-              <w:rPr>
-                <w:rFonts w:ascii="Courier New" w:eastAsia="Courier New" w:hAnsi="Courier New" w:cs="Courier New"/>
-                <w:sz w:val="18"/>
-                <w:lang w:val="en-US"/>
-              </w:rPr>
-              <w:t>--- 10.1.10.1 ping statistics ---</w:t>
-            </w:r>
-          </w:p>
-          <w:p>
-            <w:pPr>
-              <w:spacing w:after="0"/>
-              <w:ind w:left="432"/>
-              <w:rPr>
-                <w:lang w:val="en-US"/>
-              </w:rPr>
-            </w:pPr>
-            <w:r>
-              <w:rPr>
-                <w:rFonts w:ascii="Courier New" w:eastAsia="Courier New" w:hAnsi="Courier New" w:cs="Courier New"/>
-                <w:sz w:val="18"/>
-                <w:lang w:val="en-US"/>
-              </w:rPr>
-              <w:t>5 packet(s) transmitted</w:t>
-            </w:r>
-          </w:p>
-          <w:p>
-            <w:pPr>
-              <w:spacing w:after="0"/>
-              <w:ind w:left="432"/>
-              <w:rPr>
-                <w:lang w:val="en-US"/>
-              </w:rPr>
-            </w:pPr>
-            <w:r>
-              <w:rPr>
-                <w:rFonts w:ascii="Courier New" w:eastAsia="Courier New" w:hAnsi="Courier New" w:cs="Courier New"/>
-                <w:sz w:val="18"/>
-                <w:lang w:val="en-US"/>
-              </w:rPr>
-              <w:t>0 packet(s) received</w:t>
-            </w:r>
-          </w:p>
-          <w:p>
-            <w:pPr>
-              <w:spacing w:after="0"/>
-              <w:ind w:left="432"/>
-            </w:pPr>
-            <w:r>
-              <w:rPr>
-                <w:rFonts w:ascii="Courier New" w:eastAsia="Courier New" w:hAnsi="Courier New" w:cs="Courier New"/>
-                <w:sz w:val="18"/>
-              </w:rPr>
-              <w:t>100.00% packet loss</w:t>
-            </w:r>
+              <w:ind w:left="216" w:right="3317" w:hanging="216"/>
+              <w:rPr>
+                <w:rFonts w:ascii="Courier New" w:eastAsia="Courier New" w:hAnsi="Courier New" w:cs="Courier New"/>
+                <w:sz w:val="18"/>
+                <w:lang w:val="en-US"/>
+              </w:rPr>
+            </w:pPr>
+            <w:r>
+              <w:rPr>
+                <w:rFonts w:ascii="Courier New" w:eastAsia="Courier New" w:hAnsi="Courier New" w:cs="Courier New"/>
+                <w:sz w:val="18"/>
+                <w:lang w:val="en-US"/>
+              </w:rPr>
+              <w:t xml:space="preserve">  PING 10.1.3.1: </w:t>
+            </w:r>
+            <w:proofErr w:type="gramStart"/>
+            <w:r>
+              <w:rPr>
+                <w:rFonts w:ascii="Courier New" w:eastAsia="Courier New" w:hAnsi="Courier New" w:cs="Courier New"/>
+                <w:sz w:val="18"/>
+                <w:lang w:val="en-US"/>
+              </w:rPr>
+              <w:t>56  data</w:t>
+            </w:r>
+            <w:proofErr w:type="gramEnd"/>
+            <w:r>
+              <w:rPr>
+                <w:rFonts w:ascii="Courier New" w:eastAsia="Courier New" w:hAnsi="Courier New" w:cs="Courier New"/>
+                <w:sz w:val="18"/>
+                <w:lang w:val="en-US"/>
+              </w:rPr>
+              <w:t xml:space="preserve"> bytes, press CTRL_C to break</w:t>
+            </w:r>
+          </w:p>
+          <w:p>
+            <w:pPr>
+              <w:spacing w:after="0" w:line="240" w:lineRule="auto"/>
+              <w:ind w:left="216" w:right="3317" w:hanging="216"/>
+              <w:rPr>
+                <w:rFonts w:ascii="Courier New" w:eastAsia="Courier New" w:hAnsi="Courier New" w:cs="Courier New"/>
+                <w:sz w:val="18"/>
+                <w:lang w:val="en-US"/>
+              </w:rPr>
+            </w:pPr>
+            <w:r>
+              <w:rPr>
+                <w:rFonts w:ascii="Courier New" w:eastAsia="Courier New" w:hAnsi="Courier New" w:cs="Courier New"/>
+                <w:sz w:val="18"/>
+                <w:lang w:val="en-US"/>
+              </w:rPr>
+              <w:t xml:space="preserve">    Request time out</w:t>
+            </w:r>
+          </w:p>
+          <w:p>
+            <w:pPr>
+              <w:spacing w:after="0" w:line="240" w:lineRule="auto"/>
+              <w:ind w:left="216" w:right="3317" w:hanging="216"/>
+              <w:rPr>
+                <w:rFonts w:ascii="Courier New" w:eastAsia="Courier New" w:hAnsi="Courier New" w:cs="Courier New"/>
+                <w:sz w:val="18"/>
+                <w:lang w:val="en-US"/>
+              </w:rPr>
+            </w:pPr>
+            <w:r>
+              <w:rPr>
+                <w:rFonts w:ascii="Courier New" w:eastAsia="Courier New" w:hAnsi="Courier New" w:cs="Courier New"/>
+                <w:sz w:val="18"/>
+                <w:lang w:val="en-US"/>
+              </w:rPr>
+              <w:t xml:space="preserve">    Request time out</w:t>
+            </w:r>
+          </w:p>
+          <w:p>
+            <w:pPr>
+              <w:spacing w:after="0" w:line="240" w:lineRule="auto"/>
+              <w:ind w:left="216" w:right="3317" w:hanging="216"/>
+              <w:rPr>
+                <w:rFonts w:ascii="Courier New" w:eastAsia="Courier New" w:hAnsi="Courier New" w:cs="Courier New"/>
+                <w:sz w:val="18"/>
+                <w:lang w:val="en-US"/>
+              </w:rPr>
+            </w:pPr>
+            <w:r>
+              <w:rPr>
+                <w:rFonts w:ascii="Courier New" w:eastAsia="Courier New" w:hAnsi="Courier New" w:cs="Courier New"/>
+                <w:sz w:val="18"/>
+                <w:lang w:val="en-US"/>
+              </w:rPr>
+              <w:t xml:space="preserve">    Request time out</w:t>
+            </w:r>
+          </w:p>
+          <w:p>
+            <w:pPr>
+              <w:spacing w:after="0" w:line="240" w:lineRule="auto"/>
+              <w:ind w:left="216" w:right="3317" w:hanging="216"/>
+              <w:rPr>
+                <w:rFonts w:ascii="Courier New" w:eastAsia="Courier New" w:hAnsi="Courier New" w:cs="Courier New"/>
+                <w:sz w:val="18"/>
+                <w:lang w:val="en-US"/>
+              </w:rPr>
+            </w:pPr>
+            <w:r>
+              <w:rPr>
+                <w:rFonts w:ascii="Courier New" w:eastAsia="Courier New" w:hAnsi="Courier New" w:cs="Courier New"/>
+                <w:sz w:val="18"/>
+                <w:lang w:val="en-US"/>
+              </w:rPr>
+              <w:t xml:space="preserve">    Request time out</w:t>
+            </w:r>
+          </w:p>
+          <w:p>
+            <w:pPr>
+              <w:spacing w:after="0" w:line="240" w:lineRule="auto"/>
+              <w:ind w:left="216" w:right="3317" w:hanging="216"/>
+              <w:rPr>
+                <w:rFonts w:ascii="Courier New" w:eastAsia="Courier New" w:hAnsi="Courier New" w:cs="Courier New"/>
+                <w:sz w:val="18"/>
+                <w:lang w:val="en-US"/>
+              </w:rPr>
+            </w:pPr>
+            <w:r>
+              <w:rPr>
+                <w:rFonts w:ascii="Courier New" w:eastAsia="Courier New" w:hAnsi="Courier New" w:cs="Courier New"/>
+                <w:sz w:val="18"/>
+                <w:lang w:val="en-US"/>
+              </w:rPr>
+              <w:t xml:space="preserve">    Request time out</w:t>
+            </w:r>
+          </w:p>
+          <w:p>
+            <w:pPr>
+              <w:spacing w:after="0" w:line="240" w:lineRule="auto"/>
+              <w:ind w:left="216" w:right="3317" w:hanging="216"/>
+              <w:rPr>
+                <w:rFonts w:ascii="Courier New" w:eastAsia="Courier New" w:hAnsi="Courier New" w:cs="Courier New"/>
+                <w:sz w:val="18"/>
+                <w:lang w:val="en-US"/>
+              </w:rPr>
+            </w:pPr>
+          </w:p>
+          <w:p>
+            <w:pPr>
+              <w:spacing w:after="0" w:line="240" w:lineRule="auto"/>
+              <w:ind w:left="216" w:right="3317" w:hanging="216"/>
+              <w:rPr>
+                <w:rFonts w:ascii="Courier New" w:eastAsia="Courier New" w:hAnsi="Courier New" w:cs="Courier New"/>
+                <w:sz w:val="18"/>
+                <w:lang w:val="en-US"/>
+              </w:rPr>
+            </w:pPr>
+            <w:r>
+              <w:rPr>
+                <w:rFonts w:ascii="Courier New" w:eastAsia="Courier New" w:hAnsi="Courier New" w:cs="Courier New"/>
+                <w:sz w:val="18"/>
+                <w:lang w:val="en-US"/>
+              </w:rPr>
+              <w:t xml:space="preserve">  --- 10.1.3.1 ping statistics ---</w:t>
+            </w:r>
+          </w:p>
+          <w:p>
+            <w:pPr>
+              <w:spacing w:after="0" w:line="240" w:lineRule="auto"/>
+              <w:ind w:left="216" w:right="3317" w:hanging="216"/>
+              <w:rPr>
+                <w:rFonts w:ascii="Courier New" w:eastAsia="Courier New" w:hAnsi="Courier New" w:cs="Courier New"/>
+                <w:sz w:val="18"/>
+                <w:lang w:val="en-US"/>
+              </w:rPr>
+            </w:pPr>
+            <w:r>
+              <w:rPr>
+                <w:rFonts w:ascii="Courier New" w:eastAsia="Courier New" w:hAnsi="Courier New" w:cs="Courier New"/>
+                <w:sz w:val="18"/>
+                <w:lang w:val="en-US"/>
+              </w:rPr>
+              <w:t xml:space="preserve">    5 packet(s) transmitted</w:t>
+            </w:r>
+          </w:p>
+          <w:p>
+            <w:pPr>
+              <w:spacing w:after="0" w:line="240" w:lineRule="auto"/>
+              <w:ind w:left="216" w:right="3317" w:hanging="216"/>
+              <w:rPr>
+                <w:rFonts w:ascii="Courier New" w:eastAsia="Courier New" w:hAnsi="Courier New" w:cs="Courier New"/>
+                <w:sz w:val="18"/>
+                <w:lang w:val="en-US"/>
+              </w:rPr>
+            </w:pPr>
+            <w:r>
+              <w:rPr>
+                <w:rFonts w:ascii="Courier New" w:eastAsia="Courier New" w:hAnsi="Courier New" w:cs="Courier New"/>
+                <w:sz w:val="18"/>
+                <w:lang w:val="en-US"/>
+              </w:rPr>
+              <w:t xml:space="preserve">    0 packet(s) received</w:t>
+            </w:r>
+          </w:p>
+          <w:p>
+            <w:pPr>
+              <w:spacing w:after="0" w:line="240" w:lineRule="auto"/>
+              <w:ind w:left="216" w:right="3317" w:hanging="216"/>
+              <w:rPr>
+                <w:rFonts w:ascii="Courier New" w:eastAsia="Courier New" w:hAnsi="Courier New" w:cs="Courier New"/>
+                <w:sz w:val="18"/>
+                <w:lang w:val="en-US"/>
+              </w:rPr>
+            </w:pPr>
+            <w:r>
+              <w:rPr>
+                <w:rFonts w:ascii="Courier New" w:eastAsia="Courier New" w:hAnsi="Courier New" w:cs="Courier New"/>
+                <w:sz w:val="18"/>
+                <w:lang w:val="en-US"/>
+              </w:rPr>
+              <w:t xml:space="preserve">    100.00% packet loss</w:t>
+            </w:r>
+          </w:p>
+          <w:p>
+            <w:pPr>
+              <w:spacing w:after="0" w:line="240" w:lineRule="auto"/>
+              <w:ind w:left="216" w:right="3317" w:hanging="216"/>
+              <w:rPr>
+                <w:rFonts w:ascii="Courier New" w:eastAsia="Courier New" w:hAnsi="Courier New" w:cs="Courier New"/>
+                <w:sz w:val="18"/>
+                <w:lang w:val="en-US"/>
+              </w:rPr>
+            </w:pPr>
+          </w:p>
+          <w:p>
+            <w:pPr>
+              <w:spacing w:after="0" w:line="240" w:lineRule="auto"/>
+              <w:ind w:left="216" w:right="3317" w:hanging="216"/>
+              <w:rPr>
+                <w:rFonts w:ascii="Courier New" w:eastAsia="Courier New" w:hAnsi="Courier New" w:cs="Courier New"/>
+                <w:sz w:val="18"/>
+                <w:lang w:val="en-US"/>
+              </w:rPr>
+            </w:pPr>
+            <w:r>
+              <w:rPr>
+                <w:rFonts w:ascii="Courier New" w:eastAsia="Courier New" w:hAnsi="Courier New" w:cs="Courier New"/>
+                <w:sz w:val="18"/>
+                <w:lang w:val="en-US"/>
+              </w:rPr>
+              <w:t>[R</w:t>
+            </w:r>
+            <w:proofErr w:type="gramStart"/>
+            <w:r>
+              <w:rPr>
+                <w:rFonts w:ascii="Courier New" w:eastAsia="Courier New" w:hAnsi="Courier New" w:cs="Courier New"/>
+                <w:sz w:val="18"/>
+                <w:lang w:val="en-US"/>
+              </w:rPr>
+              <w:t>1]ping</w:t>
+            </w:r>
+            <w:proofErr w:type="gramEnd"/>
+            <w:r>
+              <w:rPr>
+                <w:rFonts w:ascii="Courier New" w:eastAsia="Courier New" w:hAnsi="Courier New" w:cs="Courier New"/>
+                <w:sz w:val="18"/>
+                <w:lang w:val="en-US"/>
+              </w:rPr>
+              <w:t xml:space="preserve"> 10.1.3.2</w:t>
+            </w:r>
+          </w:p>
+          <w:p>
+            <w:pPr>
+              <w:spacing w:after="0" w:line="240" w:lineRule="auto"/>
+              <w:ind w:left="216" w:right="3317" w:hanging="216"/>
+              <w:rPr>
+                <w:rFonts w:ascii="Courier New" w:eastAsia="Courier New" w:hAnsi="Courier New" w:cs="Courier New"/>
+                <w:sz w:val="18"/>
+                <w:lang w:val="en-US"/>
+              </w:rPr>
+            </w:pPr>
+            <w:r>
+              <w:rPr>
+                <w:rFonts w:ascii="Courier New" w:eastAsia="Courier New" w:hAnsi="Courier New" w:cs="Courier New"/>
+                <w:sz w:val="18"/>
+                <w:lang w:val="en-US"/>
+              </w:rPr>
+              <w:t xml:space="preserve">  PING 10.1.3.2: </w:t>
+            </w:r>
+            <w:proofErr w:type="gramStart"/>
+            <w:r>
+              <w:rPr>
+                <w:rFonts w:ascii="Courier New" w:eastAsia="Courier New" w:hAnsi="Courier New" w:cs="Courier New"/>
+                <w:sz w:val="18"/>
+                <w:lang w:val="en-US"/>
+              </w:rPr>
+              <w:t>56  data</w:t>
+            </w:r>
+            <w:proofErr w:type="gramEnd"/>
+            <w:r>
+              <w:rPr>
+                <w:rFonts w:ascii="Courier New" w:eastAsia="Courier New" w:hAnsi="Courier New" w:cs="Courier New"/>
+                <w:sz w:val="18"/>
+                <w:lang w:val="en-US"/>
+              </w:rPr>
+              <w:t xml:space="preserve"> bytes, press CTRL_C to break</w:t>
+            </w:r>
+          </w:p>
+          <w:p>
+            <w:pPr>
+              <w:spacing w:after="0" w:line="240" w:lineRule="auto"/>
+              <w:ind w:left="216" w:right="3317" w:hanging="216"/>
+              <w:rPr>
+                <w:rFonts w:ascii="Courier New" w:eastAsia="Courier New" w:hAnsi="Courier New" w:cs="Courier New"/>
+                <w:sz w:val="18"/>
+                <w:lang w:val="en-US"/>
+              </w:rPr>
+            </w:pPr>
+            <w:r>
+              <w:rPr>
+                <w:rFonts w:ascii="Courier New" w:eastAsia="Courier New" w:hAnsi="Courier New" w:cs="Courier New"/>
+                <w:sz w:val="18"/>
+                <w:lang w:val="en-US"/>
+              </w:rPr>
+              <w:t xml:space="preserve">    Request time out</w:t>
+            </w:r>
+          </w:p>
+          <w:p>
+            <w:pPr>
+              <w:spacing w:after="0" w:line="240" w:lineRule="auto"/>
+              <w:ind w:left="216" w:right="3317" w:hanging="216"/>
+              <w:rPr>
+                <w:rFonts w:ascii="Courier New" w:eastAsia="Courier New" w:hAnsi="Courier New" w:cs="Courier New"/>
+                <w:sz w:val="18"/>
+                <w:lang w:val="en-US"/>
+              </w:rPr>
+            </w:pPr>
+            <w:r>
+              <w:rPr>
+                <w:rFonts w:ascii="Courier New" w:eastAsia="Courier New" w:hAnsi="Courier New" w:cs="Courier New"/>
+                <w:sz w:val="18"/>
+                <w:lang w:val="en-US"/>
+              </w:rPr>
+              <w:t xml:space="preserve">    Request time out</w:t>
+            </w:r>
+          </w:p>
+          <w:p>
+            <w:pPr>
+              <w:spacing w:after="0" w:line="240" w:lineRule="auto"/>
+              <w:ind w:left="216" w:right="3317" w:hanging="216"/>
+              <w:rPr>
+                <w:rFonts w:ascii="Courier New" w:eastAsia="Courier New" w:hAnsi="Courier New" w:cs="Courier New"/>
+                <w:sz w:val="18"/>
+                <w:lang w:val="en-US"/>
+              </w:rPr>
+            </w:pPr>
+            <w:r>
+              <w:rPr>
+                <w:rFonts w:ascii="Courier New" w:eastAsia="Courier New" w:hAnsi="Courier New" w:cs="Courier New"/>
+                <w:sz w:val="18"/>
+                <w:lang w:val="en-US"/>
+              </w:rPr>
+              <w:t xml:space="preserve">    Request time out</w:t>
+            </w:r>
+          </w:p>
+          <w:p>
+            <w:pPr>
+              <w:spacing w:after="0" w:line="240" w:lineRule="auto"/>
+              <w:ind w:left="216" w:right="3317" w:hanging="216"/>
+              <w:rPr>
+                <w:rFonts w:ascii="Courier New" w:eastAsia="Courier New" w:hAnsi="Courier New" w:cs="Courier New"/>
+                <w:sz w:val="18"/>
+                <w:lang w:val="en-US"/>
+              </w:rPr>
+            </w:pPr>
+            <w:r>
+              <w:rPr>
+                <w:rFonts w:ascii="Courier New" w:eastAsia="Courier New" w:hAnsi="Courier New" w:cs="Courier New"/>
+                <w:sz w:val="18"/>
+                <w:lang w:val="en-US"/>
+              </w:rPr>
+              <w:t xml:space="preserve">    Request time out</w:t>
+            </w:r>
+          </w:p>
+          <w:p>
+            <w:pPr>
+              <w:spacing w:after="0" w:line="240" w:lineRule="auto"/>
+              <w:ind w:left="216" w:right="3317" w:hanging="216"/>
+              <w:rPr>
+                <w:rFonts w:ascii="Courier New" w:eastAsia="Courier New" w:hAnsi="Courier New" w:cs="Courier New"/>
+                <w:sz w:val="18"/>
+                <w:lang w:val="en-US"/>
+              </w:rPr>
+            </w:pPr>
+            <w:r>
+              <w:rPr>
+                <w:rFonts w:ascii="Courier New" w:eastAsia="Courier New" w:hAnsi="Courier New" w:cs="Courier New"/>
+                <w:sz w:val="18"/>
+                <w:lang w:val="en-US"/>
+              </w:rPr>
+              <w:t xml:space="preserve">    Request time out</w:t>
+            </w:r>
+          </w:p>
+          <w:p>
+            <w:pPr>
+              <w:spacing w:after="0" w:line="240" w:lineRule="auto"/>
+              <w:ind w:left="216" w:right="3317" w:hanging="216"/>
+              <w:rPr>
+                <w:rFonts w:ascii="Courier New" w:eastAsia="Courier New" w:hAnsi="Courier New" w:cs="Courier New"/>
+                <w:sz w:val="18"/>
+                <w:lang w:val="en-US"/>
+              </w:rPr>
+            </w:pPr>
+          </w:p>
+          <w:p>
+            <w:pPr>
+              <w:spacing w:after="0" w:line="240" w:lineRule="auto"/>
+              <w:ind w:left="216" w:right="3317" w:hanging="216"/>
+              <w:rPr>
+                <w:rFonts w:ascii="Courier New" w:eastAsia="Courier New" w:hAnsi="Courier New" w:cs="Courier New"/>
+                <w:sz w:val="18"/>
+                <w:lang w:val="en-US"/>
+              </w:rPr>
+            </w:pPr>
+            <w:r>
+              <w:rPr>
+                <w:rFonts w:ascii="Courier New" w:eastAsia="Courier New" w:hAnsi="Courier New" w:cs="Courier New"/>
+                <w:sz w:val="18"/>
+                <w:lang w:val="en-US"/>
+              </w:rPr>
+              <w:t xml:space="preserve">  --- 10.1.3.2 ping statistics ---</w:t>
+            </w:r>
+          </w:p>
+          <w:p>
+            <w:pPr>
+              <w:spacing w:after="0" w:line="240" w:lineRule="auto"/>
+              <w:ind w:left="216" w:right="3317" w:hanging="216"/>
+              <w:rPr>
+                <w:rFonts w:ascii="Courier New" w:eastAsia="Courier New" w:hAnsi="Courier New" w:cs="Courier New"/>
+                <w:sz w:val="18"/>
+                <w:lang w:val="en-US"/>
+              </w:rPr>
+            </w:pPr>
+            <w:r>
+              <w:rPr>
+                <w:rFonts w:ascii="Courier New" w:eastAsia="Courier New" w:hAnsi="Courier New" w:cs="Courier New"/>
+                <w:sz w:val="18"/>
+                <w:lang w:val="en-US"/>
+              </w:rPr>
+              <w:t xml:space="preserve">    5 packet(s) transmitted</w:t>
+            </w:r>
+          </w:p>
+          <w:p>
+            <w:pPr>
+              <w:spacing w:after="0" w:line="240" w:lineRule="auto"/>
+              <w:ind w:left="216" w:right="3317" w:hanging="216"/>
+              <w:rPr>
+                <w:rFonts w:ascii="Courier New" w:eastAsia="Courier New" w:hAnsi="Courier New" w:cs="Courier New"/>
+                <w:sz w:val="18"/>
+                <w:lang w:val="en-US"/>
+              </w:rPr>
+            </w:pPr>
+            <w:r>
+              <w:rPr>
+                <w:rFonts w:ascii="Courier New" w:eastAsia="Courier New" w:hAnsi="Courier New" w:cs="Courier New"/>
+                <w:sz w:val="18"/>
+                <w:lang w:val="en-US"/>
+              </w:rPr>
+              <w:t xml:space="preserve">    0 packet(s) received</w:t>
+            </w:r>
+          </w:p>
+          <w:p>
+            <w:pPr>
+              <w:spacing w:after="0" w:line="240" w:lineRule="auto"/>
+              <w:ind w:left="216" w:right="3317" w:hanging="216"/>
+              <w:rPr>
+                <w:rFonts w:ascii="Courier New" w:eastAsia="Courier New" w:hAnsi="Courier New" w:cs="Courier New"/>
+                <w:sz w:val="18"/>
+                <w:lang w:val="en-US"/>
+              </w:rPr>
+            </w:pPr>
+            <w:r>
+              <w:rPr>
+                <w:rFonts w:ascii="Courier New" w:eastAsia="Courier New" w:hAnsi="Courier New" w:cs="Courier New"/>
+                <w:sz w:val="18"/>
+                <w:lang w:val="en-US"/>
+              </w:rPr>
+              <w:t xml:space="preserve">    100.00% packet loss</w:t>
+            </w:r>
+          </w:p>
+          <w:p>
+            <w:pPr>
+              <w:spacing w:after="0" w:line="240" w:lineRule="auto"/>
+              <w:ind w:left="216" w:right="3317" w:hanging="216"/>
+              <w:rPr>
+                <w:rFonts w:ascii="Courier New" w:eastAsia="Courier New" w:hAnsi="Courier New" w:cs="Courier New"/>
+                <w:sz w:val="18"/>
+                <w:lang w:val="en-US"/>
+              </w:rPr>
+            </w:pPr>
+          </w:p>
+          <w:p>
+            <w:pPr>
+              <w:spacing w:after="0" w:line="240" w:lineRule="auto"/>
+              <w:ind w:left="216" w:right="3317" w:hanging="216"/>
+              <w:rPr>
+                <w:rFonts w:ascii="Courier New" w:eastAsia="Courier New" w:hAnsi="Courier New" w:cs="Courier New"/>
+                <w:sz w:val="18"/>
+                <w:lang w:val="en-US"/>
+              </w:rPr>
+            </w:pPr>
+            <w:r>
+              <w:rPr>
+                <w:rFonts w:ascii="Courier New" w:eastAsia="Courier New" w:hAnsi="Courier New" w:cs="Courier New"/>
+                <w:sz w:val="18"/>
+                <w:lang w:val="en-US"/>
+              </w:rPr>
+              <w:t>[R</w:t>
+            </w:r>
+            <w:proofErr w:type="gramStart"/>
+            <w:r>
+              <w:rPr>
+                <w:rFonts w:ascii="Courier New" w:eastAsia="Courier New" w:hAnsi="Courier New" w:cs="Courier New"/>
+                <w:sz w:val="18"/>
+                <w:lang w:val="en-US"/>
+              </w:rPr>
+              <w:t>1]ping</w:t>
+            </w:r>
+            <w:proofErr w:type="gramEnd"/>
+            <w:r>
+              <w:rPr>
+                <w:rFonts w:ascii="Courier New" w:eastAsia="Courier New" w:hAnsi="Courier New" w:cs="Courier New"/>
+                <w:sz w:val="18"/>
+                <w:lang w:val="en-US"/>
+              </w:rPr>
+              <w:t xml:space="preserve"> 10.1.10.1 </w:t>
+            </w:r>
+          </w:p>
+          <w:p>
+            <w:pPr>
+              <w:spacing w:after="0" w:line="240" w:lineRule="auto"/>
+              <w:ind w:left="216" w:right="3317" w:hanging="216"/>
+              <w:rPr>
+                <w:rFonts w:ascii="Courier New" w:eastAsia="Courier New" w:hAnsi="Courier New" w:cs="Courier New"/>
+                <w:sz w:val="18"/>
+                <w:lang w:val="en-US"/>
+              </w:rPr>
+            </w:pPr>
+            <w:r>
+              <w:rPr>
+                <w:rFonts w:ascii="Courier New" w:eastAsia="Courier New" w:hAnsi="Courier New" w:cs="Courier New"/>
+                <w:sz w:val="18"/>
+                <w:lang w:val="en-US"/>
+              </w:rPr>
+              <w:t xml:space="preserve">  PING 10.1.10.1: </w:t>
+            </w:r>
+            <w:proofErr w:type="gramStart"/>
+            <w:r>
+              <w:rPr>
+                <w:rFonts w:ascii="Courier New" w:eastAsia="Courier New" w:hAnsi="Courier New" w:cs="Courier New"/>
+                <w:sz w:val="18"/>
+                <w:lang w:val="en-US"/>
+              </w:rPr>
+              <w:t>56  data</w:t>
+            </w:r>
+            <w:proofErr w:type="gramEnd"/>
+            <w:r>
+              <w:rPr>
+                <w:rFonts w:ascii="Courier New" w:eastAsia="Courier New" w:hAnsi="Courier New" w:cs="Courier New"/>
+                <w:sz w:val="18"/>
+                <w:lang w:val="en-US"/>
+              </w:rPr>
+              <w:t xml:space="preserve"> bytes, press CTRL_C to break</w:t>
+            </w:r>
+          </w:p>
+          <w:p>
+            <w:pPr>
+              <w:spacing w:after="0" w:line="240" w:lineRule="auto"/>
+              <w:ind w:left="216" w:right="3317" w:hanging="216"/>
+              <w:rPr>
+                <w:rFonts w:ascii="Courier New" w:eastAsia="Courier New" w:hAnsi="Courier New" w:cs="Courier New"/>
+                <w:sz w:val="18"/>
+                <w:lang w:val="en-US"/>
+              </w:rPr>
+            </w:pPr>
+            <w:r>
+              <w:rPr>
+                <w:rFonts w:ascii="Courier New" w:eastAsia="Courier New" w:hAnsi="Courier New" w:cs="Courier New"/>
+                <w:sz w:val="18"/>
+                <w:lang w:val="en-US"/>
+              </w:rPr>
+              <w:t xml:space="preserve">    Request time out</w:t>
+            </w:r>
+          </w:p>
+          <w:p>
+            <w:pPr>
+              <w:spacing w:after="0" w:line="240" w:lineRule="auto"/>
+              <w:ind w:left="216" w:right="3317" w:hanging="216"/>
+              <w:rPr>
+                <w:rFonts w:ascii="Courier New" w:eastAsia="Courier New" w:hAnsi="Courier New" w:cs="Courier New"/>
+                <w:sz w:val="18"/>
+                <w:lang w:val="en-US"/>
+              </w:rPr>
+            </w:pPr>
+            <w:r>
+              <w:rPr>
+                <w:rFonts w:ascii="Courier New" w:eastAsia="Courier New" w:hAnsi="Courier New" w:cs="Courier New"/>
+                <w:sz w:val="18"/>
+                <w:lang w:val="en-US"/>
+              </w:rPr>
+              <w:t xml:space="preserve">    Request time out</w:t>
+            </w:r>
+          </w:p>
+          <w:p>
+            <w:pPr>
+              <w:spacing w:after="0" w:line="240" w:lineRule="auto"/>
+              <w:ind w:left="216" w:right="3317" w:hanging="216"/>
+              <w:rPr>
+                <w:rFonts w:ascii="Courier New" w:eastAsia="Courier New" w:hAnsi="Courier New" w:cs="Courier New"/>
+                <w:sz w:val="18"/>
+                <w:lang w:val="en-US"/>
+              </w:rPr>
+            </w:pPr>
+            <w:r>
+              <w:rPr>
+                <w:rFonts w:ascii="Courier New" w:eastAsia="Courier New" w:hAnsi="Courier New" w:cs="Courier New"/>
+                <w:sz w:val="18"/>
+                <w:lang w:val="en-US"/>
+              </w:rPr>
+              <w:t xml:space="preserve">    Request time out</w:t>
+            </w:r>
+          </w:p>
+          <w:p>
+            <w:pPr>
+              <w:spacing w:after="0" w:line="240" w:lineRule="auto"/>
+              <w:ind w:left="216" w:right="3317" w:hanging="216"/>
+              <w:rPr>
+                <w:rFonts w:ascii="Courier New" w:eastAsia="Courier New" w:hAnsi="Courier New" w:cs="Courier New"/>
+                <w:sz w:val="18"/>
+                <w:lang w:val="en-US"/>
+              </w:rPr>
+            </w:pPr>
+            <w:r>
+              <w:rPr>
+                <w:rFonts w:ascii="Courier New" w:eastAsia="Courier New" w:hAnsi="Courier New" w:cs="Courier New"/>
+                <w:sz w:val="18"/>
+                <w:lang w:val="en-US"/>
+              </w:rPr>
+              <w:t xml:space="preserve">    Request time out</w:t>
+            </w:r>
+          </w:p>
+          <w:p>
+            <w:pPr>
+              <w:spacing w:after="0" w:line="240" w:lineRule="auto"/>
+              <w:ind w:left="216" w:right="3317" w:hanging="216"/>
+              <w:rPr>
+                <w:rFonts w:ascii="Courier New" w:eastAsia="Courier New" w:hAnsi="Courier New" w:cs="Courier New"/>
+                <w:sz w:val="18"/>
+                <w:lang w:val="en-US"/>
+              </w:rPr>
+            </w:pPr>
+            <w:r>
+              <w:rPr>
+                <w:rFonts w:ascii="Courier New" w:eastAsia="Courier New" w:hAnsi="Courier New" w:cs="Courier New"/>
+                <w:sz w:val="18"/>
+                <w:lang w:val="en-US"/>
+              </w:rPr>
+              <w:t xml:space="preserve">    Request time out</w:t>
+            </w:r>
+          </w:p>
+          <w:p>
+            <w:pPr>
+              <w:spacing w:after="0" w:line="240" w:lineRule="auto"/>
+              <w:ind w:left="216" w:right="3317" w:hanging="216"/>
+              <w:rPr>
+                <w:rFonts w:ascii="Courier New" w:eastAsia="Courier New" w:hAnsi="Courier New" w:cs="Courier New"/>
+                <w:sz w:val="18"/>
+                <w:lang w:val="en-US"/>
+              </w:rPr>
+            </w:pPr>
+          </w:p>
+          <w:p>
+            <w:pPr>
+              <w:spacing w:after="0" w:line="240" w:lineRule="auto"/>
+              <w:ind w:left="216" w:right="3317" w:hanging="216"/>
+              <w:rPr>
+                <w:rFonts w:ascii="Courier New" w:eastAsia="Courier New" w:hAnsi="Courier New" w:cs="Courier New"/>
+                <w:sz w:val="18"/>
+                <w:lang w:val="en-US"/>
+              </w:rPr>
+            </w:pPr>
+            <w:r>
+              <w:rPr>
+                <w:rFonts w:ascii="Courier New" w:eastAsia="Courier New" w:hAnsi="Courier New" w:cs="Courier New"/>
+                <w:sz w:val="18"/>
+                <w:lang w:val="en-US"/>
+              </w:rPr>
+              <w:t xml:space="preserve">  --- 10.1.10.1 ping statistics ---</w:t>
+            </w:r>
+          </w:p>
+          <w:p>
+            <w:pPr>
+              <w:spacing w:after="0" w:line="240" w:lineRule="auto"/>
+              <w:ind w:left="216" w:right="3317" w:hanging="216"/>
+              <w:rPr>
+                <w:rFonts w:ascii="Courier New" w:eastAsia="Courier New" w:hAnsi="Courier New" w:cs="Courier New"/>
+                <w:sz w:val="18"/>
+                <w:lang w:val="en-US"/>
+              </w:rPr>
+            </w:pPr>
+            <w:r>
+              <w:rPr>
+                <w:rFonts w:ascii="Courier New" w:eastAsia="Courier New" w:hAnsi="Courier New" w:cs="Courier New"/>
+                <w:sz w:val="18"/>
+                <w:lang w:val="en-US"/>
+              </w:rPr>
+              <w:t xml:space="preserve">    5 packet(s) transmitted</w:t>
+            </w:r>
+          </w:p>
+          <w:p>
+            <w:pPr>
+              <w:spacing w:after="0" w:line="240" w:lineRule="auto"/>
+              <w:ind w:left="216" w:right="3317" w:hanging="216"/>
+              <w:rPr>
+                <w:rFonts w:ascii="Courier New" w:eastAsia="Courier New" w:hAnsi="Courier New" w:cs="Courier New"/>
+                <w:sz w:val="18"/>
+                <w:lang w:val="en-US"/>
+              </w:rPr>
+            </w:pPr>
+            <w:r>
+              <w:rPr>
+                <w:rFonts w:ascii="Courier New" w:eastAsia="Courier New" w:hAnsi="Courier New" w:cs="Courier New"/>
+                <w:sz w:val="18"/>
+                <w:lang w:val="en-US"/>
+              </w:rPr>
+              <w:t xml:space="preserve">    0 packet(s) received</w:t>
+            </w:r>
+          </w:p>
+          <w:p>
+            <w:pPr>
+              <w:spacing w:after="0" w:line="240" w:lineRule="auto"/>
+              <w:ind w:left="216" w:right="3317" w:hanging="216"/>
+              <w:rPr>
+                <w:rFonts w:ascii="Courier New" w:eastAsia="Courier New" w:hAnsi="Courier New" w:cs="Courier New"/>
+                <w:sz w:val="18"/>
+                <w:lang w:val="en-US"/>
+              </w:rPr>
+            </w:pPr>
+            <w:r>
+              <w:rPr>
+                <w:rFonts w:ascii="Courier New" w:eastAsia="Courier New" w:hAnsi="Courier New" w:cs="Courier New"/>
+                <w:sz w:val="18"/>
+                <w:lang w:val="en-US"/>
+              </w:rPr>
+              <w:t xml:space="preserve">    </w:t>
+            </w:r>
+            <w:r>
+              <w:rPr>
+                <w:rFonts w:ascii="Courier New" w:eastAsia="Courier New" w:hAnsi="Courier New" w:cs="Courier New"/>
+                <w:sz w:val="18"/>
+              </w:rPr>
+              <w:t xml:space="preserve">100.00% </w:t>
+            </w:r>
+            <w:proofErr w:type="spellStart"/>
+            <w:r>
+              <w:rPr>
+                <w:rFonts w:ascii="Courier New" w:eastAsia="Courier New" w:hAnsi="Courier New" w:cs="Courier New"/>
+                <w:sz w:val="18"/>
+              </w:rPr>
+              <w:t>packet</w:t>
+            </w:r>
+            <w:proofErr w:type="spellEnd"/>
+            <w:r>
+              <w:rPr>
+                <w:rFonts w:ascii="Courier New" w:eastAsia="Courier New" w:hAnsi="Courier New" w:cs="Courier New"/>
+                <w:sz w:val="18"/>
+              </w:rPr>
+              <w:t xml:space="preserve"> </w:t>
+            </w:r>
+            <w:proofErr w:type="spellStart"/>
+            <w:r>
+              <w:rPr>
+                <w:rFonts w:ascii="Courier New" w:eastAsia="Courier New" w:hAnsi="Courier New" w:cs="Courier New"/>
+                <w:sz w:val="18"/>
+              </w:rPr>
+              <w:t>loss</w:t>
+            </w:r>
+            <w:proofErr w:type="spellEnd"/>
           </w:p>
         </w:tc>
       </w:tr>
@@ -3870,7 +6666,25 @@
                 <w:sz w:val="18"/>
                 <w:lang w:val="en-US"/>
               </w:rPr>
-              <w:t>[S2]dis mac-address verbose MAC address table of slot 0:</w:t>
+              <w:t>[S</w:t>
+            </w:r>
+            <w:proofErr w:type="gramStart"/>
+            <w:r>
+              <w:rPr>
+                <w:rFonts w:ascii="Courier New" w:eastAsia="Courier New" w:hAnsi="Courier New" w:cs="Courier New"/>
+                <w:sz w:val="18"/>
+                <w:lang w:val="en-US"/>
+              </w:rPr>
+              <w:t>2]dis</w:t>
+            </w:r>
+            <w:proofErr w:type="gramEnd"/>
+            <w:r>
+              <w:rPr>
+                <w:rFonts w:ascii="Courier New" w:eastAsia="Courier New" w:hAnsi="Courier New" w:cs="Courier New"/>
+                <w:sz w:val="18"/>
+                <w:lang w:val="en-US"/>
+              </w:rPr>
+              <w:t xml:space="preserve"> mac-address verbose MAC address table of slot 0:</w:t>
             </w:r>
           </w:p>
           <w:p>
@@ -3989,12 +6803,87 @@
       <w:pPr>
         <w:spacing w:after="89" w:line="268" w:lineRule="auto"/>
         <w:ind w:left="640" w:right="650" w:hanging="10"/>
+        <w:rPr>
+          <w:lang w:val="en-US"/>
+        </w:rPr>
       </w:pPr>
       <w:r>
         <w:rPr>
           <w:rFonts w:ascii="Arial" w:eastAsia="Arial" w:hAnsi="Arial" w:cs="Arial"/>
         </w:rPr>
-        <w:t>Мы снова сделали все по инструкции, но в инструкции были опечатки (как и в презентациях лекций хуавея) и некоторые команды из-за этого не работают, однако у нас хватило ума понять это и написать правильно.</w:t>
+        <w:t xml:space="preserve">Мы снова </w:t>
+      </w:r>
+      <w:r>
+        <w:rPr>
+          <w:rFonts w:ascii="Arial" w:eastAsia="Arial" w:hAnsi="Arial" w:cs="Arial"/>
+        </w:rPr>
+        <w:t xml:space="preserve">делали </w:t>
+      </w:r>
+      <w:r>
+        <w:rPr>
+          <w:rFonts w:ascii="Arial" w:eastAsia="Arial" w:hAnsi="Arial" w:cs="Arial"/>
+          <w:lang w:val="en-US"/>
+        </w:rPr>
+        <w:t>ctrl</w:t>
+      </w:r>
+      <w:r>
+        <w:rPr>
+          <w:rFonts w:ascii="Arial" w:eastAsia="Arial" w:hAnsi="Arial" w:cs="Arial"/>
+        </w:rPr>
+        <w:t>-</w:t>
+      </w:r>
+      <w:r>
+        <w:rPr>
+          <w:rFonts w:ascii="Arial" w:eastAsia="Arial" w:hAnsi="Arial" w:cs="Arial"/>
+          <w:lang w:val="en-US"/>
+        </w:rPr>
+        <w:t>c</w:t>
+      </w:r>
+      <w:r>
+        <w:rPr>
+          <w:rFonts w:ascii="Arial" w:eastAsia="Arial" w:hAnsi="Arial" w:cs="Arial"/>
+        </w:rPr>
+        <w:t xml:space="preserve"> </w:t>
+      </w:r>
+      <w:r>
+        <w:rPr>
+          <w:rFonts w:ascii="Arial" w:eastAsia="Arial" w:hAnsi="Arial" w:cs="Arial"/>
+          <w:lang w:val="en-US"/>
+        </w:rPr>
+        <w:t>ctrl</w:t>
+      </w:r>
+      <w:r>
+        <w:rPr>
+          <w:rFonts w:ascii="Arial" w:eastAsia="Arial" w:hAnsi="Arial" w:cs="Arial"/>
+        </w:rPr>
+        <w:t>-</w:t>
+      </w:r>
+      <w:r>
+        <w:rPr>
+          <w:rFonts w:ascii="Arial" w:eastAsia="Arial" w:hAnsi="Arial" w:cs="Arial"/>
+          <w:lang w:val="en-US"/>
+        </w:rPr>
+        <w:t>v</w:t>
+      </w:r>
+      <w:r>
+        <w:rPr>
+          <w:rFonts w:ascii="Arial" w:eastAsia="Arial" w:hAnsi="Arial" w:cs="Arial"/>
+        </w:rPr>
+        <w:t xml:space="preserve"> </w:t>
+      </w:r>
+      <w:proofErr w:type="gramStart"/>
+      <w:r>
+        <w:rPr>
+          <w:rFonts w:ascii="Arial" w:eastAsia="Arial" w:hAnsi="Arial" w:cs="Arial"/>
+        </w:rPr>
+        <w:t>из методички</w:t>
+      </w:r>
+      <w:proofErr w:type="gramEnd"/>
+      <w:r>
+        <w:rPr>
+          <w:rFonts w:ascii="Arial" w:eastAsia="Arial" w:hAnsi="Arial" w:cs="Arial"/>
+        </w:rPr>
+        <w:t xml:space="preserve"> и топология заработала!</w:t>
       </w:r>
     </w:p>
     <w:sectPr>
@@ -5911,6 +8800,17 @@
       <w14:ligatures w14:val="none"/>
     </w:rPr>
   </w:style>
+  <w:style w:type="paragraph" w:styleId="a5">
+    <w:name w:val="List Paragraph"/>
+    <w:basedOn w:val="a"/>
+    <w:uiPriority w:val="34"/>
+    <w:qFormat/>
+    <w:rsid w:val="001509A9"/>
+    <w:pPr>
+      <w:ind w:left="720"/>
+      <w:contextualSpacing/>
+    </w:pPr>
+  </w:style>
 </w:styles>
 </file>
 
